--- a/modelos/contratos_honorarios.docx
+++ b/modelos/contratos_honorarios.docx
@@ -1,6 +1,6 @@
 
 <file path=word/document.xml><?xml version="1.0" encoding="utf-8"?>
-<w:document xmlns:wpc="http://schemas.microsoft.com/office/word/2010/wordprocessingCanvas" xmlns:cx="http://schemas.microsoft.com/office/drawing/2014/chartex" xmlns:mc="http://schemas.openxmlformats.org/markup-compatibility/2006" xmlns:o="urn:schemas-microsoft-com:office:office" xmlns:r="http://schemas.openxmlformats.org/officeDocument/2006/relationships" xmlns:m="http://schemas.openxmlformats.org/officeDocument/2006/math" xmlns:v="urn:schemas-microsoft-com:vml" xmlns:wp14="http://schemas.microsoft.com/office/word/2010/wordprocessingDrawing" xmlns:wp="http://schemas.openxmlformats.org/drawingml/2006/wordprocessingDrawing" xmlns:w10="urn:schemas-microsoft-com:office:word" xmlns:w="http://schemas.openxmlformats.org/wordprocessingml/2006/main" xmlns:w14="http://schemas.microsoft.com/office/word/2010/wordml" xmlns:w15="http://schemas.microsoft.com/office/word/2012/wordml" xmlns:w16se="http://schemas.microsoft.com/office/word/2015/wordml/symex" xmlns:wpg="http://schemas.microsoft.com/office/word/2010/wordprocessingGroup" xmlns:wpi="http://schemas.microsoft.com/office/word/2010/wordprocessingInk" xmlns:wne="http://schemas.microsoft.com/office/word/2006/wordml" xmlns:wps="http://schemas.microsoft.com/office/word/2010/wordprocessingShape" mc:Ignorable="w14 w15 w16se wp14">
+<w:document xmlns:wpc="http://schemas.microsoft.com/office/word/2010/wordprocessingCanvas" xmlns:cx="http://schemas.microsoft.com/office/drawing/2014/chartex" xmlns:cx1="http://schemas.microsoft.com/office/drawing/2015/9/8/chartex" xmlns:cx2="http://schemas.microsoft.com/office/drawing/2015/10/21/chartex" xmlns:cx3="http://schemas.microsoft.com/office/drawing/2016/5/9/chartex" xmlns:cx4="http://schemas.microsoft.com/office/drawing/2016/5/10/chartex" xmlns:cx5="http://schemas.microsoft.com/office/drawing/2016/5/11/chartex" xmlns:cx6="http://schemas.microsoft.com/office/drawing/2016/5/12/chartex" xmlns:cx7="http://schemas.microsoft.com/office/drawing/2016/5/13/chartex" xmlns:cx8="http://schemas.microsoft.com/office/drawing/2016/5/14/chartex" xmlns:mc="http://schemas.openxmlformats.org/markup-compatibility/2006" xmlns:aink="http://schemas.microsoft.com/office/drawing/2016/ink" xmlns:am3d="http://schemas.microsoft.com/office/drawing/2017/model3d" xmlns:o="urn:schemas-microsoft-com:office:office" xmlns:oel="http://schemas.microsoft.com/office/2019/extlst" xmlns:r="http://schemas.openxmlformats.org/officeDocument/2006/relationships" xmlns:m="http://schemas.openxmlformats.org/officeDocument/2006/math" xmlns:v="urn:schemas-microsoft-com:vml" xmlns:wp14="http://schemas.microsoft.com/office/word/2010/wordprocessingDrawing" xmlns:wp="http://schemas.openxmlformats.org/drawingml/2006/wordprocessingDrawing" xmlns:w10="urn:schemas-microsoft-com:office:word" xmlns:w="http://schemas.openxmlformats.org/wordprocessingml/2006/main" xmlns:w14="http://schemas.microsoft.com/office/word/2010/wordml" xmlns:w15="http://schemas.microsoft.com/office/word/2012/wordml" xmlns:w16cex="http://schemas.microsoft.com/office/word/2018/wordml/cex" xmlns:w16cid="http://schemas.microsoft.com/office/word/2016/wordml/cid" xmlns:w16="http://schemas.microsoft.com/office/word/2018/wordml" xmlns:w16du="http://schemas.microsoft.com/office/word/2023/wordml/word16du" xmlns:w16sdtdh="http://schemas.microsoft.com/office/word/2020/wordml/sdtdatahash" xmlns:w16sdtfl="http://schemas.microsoft.com/office/word/2024/wordml/sdtformatlock" xmlns:w16se="http://schemas.microsoft.com/office/word/2015/wordml/symex" xmlns:wpg="http://schemas.microsoft.com/office/word/2010/wordprocessingGroup" xmlns:wpi="http://schemas.microsoft.com/office/word/2010/wordprocessingInk" xmlns:wne="http://schemas.microsoft.com/office/word/2006/wordml" xmlns:wps="http://schemas.microsoft.com/office/word/2010/wordprocessingShape" mc:Ignorable="w14 w15 w16se w16cid w16 w16cex w16sdtdh w16sdtfl w16du wp14">
   <w:body>
     <w:p>
       <w:pPr>
@@ -103,893 +103,751 @@
           <w:sz w:val="20"/>
           <w:szCs w:val="20"/>
         </w:rPr>
-        <w:t>{{cidadania</w:t>
-      </w:r>
-      <w:proofErr w:type="gramStart"/>
+        <w:t>{{cidadania}}</w:t>
+      </w:r>
+      <w:r>
+        <w:rPr>
+          <w:sz w:val="20"/>
+          <w:szCs w:val="20"/>
+        </w:rPr>
+        <w:t xml:space="preserve">(a), </w:t>
+      </w:r>
       <w:r>
         <w:rPr>
           <w:color w:val="FF0000"/>
           <w:sz w:val="20"/>
           <w:szCs w:val="20"/>
         </w:rPr>
+        <w:t>{{estado_civil}}</w:t>
+      </w:r>
+      <w:r>
+        <w:rPr>
+          <w:sz w:val="20"/>
+          <w:szCs w:val="20"/>
+        </w:rPr>
+        <w:t>(a)</w:t>
+      </w:r>
+      <w:r>
+        <w:rPr>
+          <w:color w:val="222222"/>
+          <w:sz w:val="20"/>
+          <w:szCs w:val="20"/>
+        </w:rPr>
+        <w:t xml:space="preserve">, portador(a) do CPF nº </w:t>
+      </w:r>
+      <w:r>
+        <w:rPr>
+          <w:color w:val="FF0000"/>
+          <w:sz w:val="20"/>
+          <w:szCs w:val="20"/>
+        </w:rPr>
+        <w:t>{{CPF}}</w:t>
+      </w:r>
+      <w:r>
+        <w:rPr>
+          <w:color w:val="222222"/>
+          <w:sz w:val="20"/>
+          <w:szCs w:val="20"/>
+        </w:rPr>
+        <w:t xml:space="preserve">, residente e domiciliado(a) na </w:t>
+      </w:r>
+      <w:r>
+        <w:rPr>
+          <w:sz w:val="20"/>
+          <w:szCs w:val="20"/>
+        </w:rPr>
+        <w:t xml:space="preserve">a </w:t>
+      </w:r>
+      <w:r>
+        <w:rPr>
+          <w:color w:val="FF0000"/>
+          <w:sz w:val="20"/>
+          <w:szCs w:val="20"/>
+        </w:rPr>
+        <w:t>{{rua}}</w:t>
+      </w:r>
+      <w:r>
+        <w:rPr>
+          <w:sz w:val="20"/>
+          <w:szCs w:val="20"/>
+        </w:rPr>
+        <w:t xml:space="preserve">, </w:t>
+      </w:r>
+      <w:r>
+        <w:rPr>
+          <w:color w:val="FF0000"/>
+          <w:sz w:val="20"/>
+          <w:szCs w:val="20"/>
+        </w:rPr>
+        <w:t>{{numero}}</w:t>
+      </w:r>
+      <w:r>
+        <w:rPr>
+          <w:sz w:val="20"/>
+          <w:szCs w:val="20"/>
+        </w:rPr>
+        <w:t xml:space="preserve">, </w:t>
+      </w:r>
+      <w:r>
+        <w:rPr>
+          <w:color w:val="FF0000"/>
+          <w:sz w:val="20"/>
+          <w:szCs w:val="20"/>
+        </w:rPr>
+        <w:t>{{complemento1}}</w:t>
+      </w:r>
+      <w:r>
+        <w:rPr>
+          <w:sz w:val="20"/>
+          <w:szCs w:val="20"/>
+        </w:rPr>
+        <w:t xml:space="preserve"> </w:t>
+      </w:r>
+      <w:r>
+        <w:rPr>
+          <w:color w:val="FF0000"/>
+          <w:sz w:val="20"/>
+          <w:szCs w:val="20"/>
+        </w:rPr>
+        <w:t>{{complemento2}}</w:t>
+      </w:r>
+      <w:r>
+        <w:rPr>
+          <w:sz w:val="20"/>
+          <w:szCs w:val="20"/>
+        </w:rPr>
+        <w:t xml:space="preserve"> bairro </w:t>
+      </w:r>
+      <w:r>
+        <w:rPr>
+          <w:color w:val="FF0000"/>
+          <w:sz w:val="20"/>
+          <w:szCs w:val="20"/>
+        </w:rPr>
+        <w:t>{{bairro}}</w:t>
+      </w:r>
+      <w:r>
+        <w:rPr>
+          <w:sz w:val="20"/>
+          <w:szCs w:val="20"/>
+        </w:rPr>
+        <w:t xml:space="preserve">, na cidade </w:t>
+      </w:r>
+      <w:r>
+        <w:rPr>
+          <w:color w:val="FF0000"/>
+          <w:sz w:val="20"/>
+          <w:szCs w:val="20"/>
+        </w:rPr>
+        <w:t>{{cidade}}</w:t>
+      </w:r>
+      <w:r>
+        <w:rPr>
+          <w:sz w:val="20"/>
+          <w:szCs w:val="20"/>
+        </w:rPr>
+        <w:t>/</w:t>
+      </w:r>
+      <w:r>
+        <w:rPr>
+          <w:color w:val="FF0000"/>
+          <w:sz w:val="20"/>
+          <w:szCs w:val="20"/>
+        </w:rPr>
+        <w:t>{{estado}}</w:t>
+      </w:r>
+      <w:r>
+        <w:rPr>
+          <w:sz w:val="20"/>
+          <w:szCs w:val="20"/>
+        </w:rPr>
+        <w:t xml:space="preserve">, CEP </w:t>
+      </w:r>
+      <w:r>
+        <w:rPr>
+          <w:color w:val="FF0000"/>
+          <w:sz w:val="20"/>
+          <w:szCs w:val="20"/>
+        </w:rPr>
+        <w:t>{{CEP}}</w:t>
+      </w:r>
+      <w:r>
+        <w:rPr>
+          <w:sz w:val="20"/>
+          <w:szCs w:val="20"/>
+        </w:rPr>
+        <w:t xml:space="preserve">, com endereço eletrônico </w:t>
+      </w:r>
+      <w:r>
+        <w:rPr>
+          <w:color w:val="FF0000"/>
+          <w:sz w:val="20"/>
+          <w:szCs w:val="20"/>
+        </w:rPr>
+        <w:t>{{email}}</w:t>
+      </w:r>
+      <w:r>
+        <w:rPr>
+          <w:color w:val="222222"/>
+          <w:sz w:val="20"/>
+          <w:szCs w:val="20"/>
+        </w:rPr>
+        <w:t>.</w:t>
+      </w:r>
+    </w:p>
+    <w:p>
+      <w:pPr>
+        <w:spacing w:after="0" w:line="276" w:lineRule="auto"/>
+        <w:ind w:left="-993" w:right="-1085"/>
+        <w:jc w:val="both"/>
+        <w:rPr>
+          <w:sz w:val="20"/>
+          <w:szCs w:val="20"/>
+        </w:rPr>
+      </w:pPr>
+    </w:p>
+    <w:p>
+      <w:pPr>
+        <w:spacing w:after="0" w:line="276" w:lineRule="auto"/>
+        <w:ind w:left="-993" w:right="-1085"/>
+        <w:jc w:val="both"/>
+        <w:rPr>
+          <w:b/>
+          <w:color w:val="222222"/>
+          <w:sz w:val="20"/>
+          <w:szCs w:val="20"/>
+        </w:rPr>
+      </w:pPr>
+      <w:r>
+        <w:rPr>
+          <w:b/>
+          <w:color w:val="000000"/>
+          <w:sz w:val="20"/>
+          <w:szCs w:val="20"/>
+        </w:rPr>
+        <w:t>CONTRATADO:</w:t>
+      </w:r>
+      <w:r>
+        <w:rPr>
+          <w:color w:val="000000"/>
+          <w:sz w:val="20"/>
+          <w:szCs w:val="20"/>
+        </w:rPr>
+        <w:t xml:space="preserve"> </w:t>
+      </w:r>
+      <w:r>
+        <w:rPr>
+          <w:b/>
+          <w:color w:val="222222"/>
+          <w:sz w:val="20"/>
+          <w:szCs w:val="20"/>
+        </w:rPr>
+        <w:t xml:space="preserve">GUILHERME ESTEVES DOS SANTOS MORAES, </w:t>
+      </w:r>
+      <w:r>
+        <w:rPr>
+          <w:color w:val="222222"/>
+          <w:sz w:val="20"/>
+          <w:szCs w:val="20"/>
+        </w:rPr>
+        <w:t>brasileiro, solteiro, advogado, portador de CPF n°457.270.018-46,  inscrito na Ordem dos Advogados do Brasil, secção do estado de São Paulo sob o № 487.943, e na seccional do estado de Minas Gerais sob o Nº 238.241, com endereço eletrônico guilhermeesmoraesadv@gmail.com e</w:t>
+      </w:r>
+      <w:r>
+        <w:rPr>
+          <w:b/>
+          <w:color w:val="222222"/>
+          <w:sz w:val="20"/>
+          <w:szCs w:val="20"/>
+        </w:rPr>
+        <w:t xml:space="preserve"> CÍCERO VOGELAAR GIRARDI, </w:t>
+      </w:r>
+      <w:r>
+        <w:rPr>
+          <w:color w:val="222222"/>
+          <w:sz w:val="20"/>
+          <w:szCs w:val="20"/>
+        </w:rPr>
+        <w:t xml:space="preserve">brasileiro, solteiro, advogado, portador do CPF n° 421.333.878-97, inscrito na Ordem dos Advogados do Brasil, secção de São Paulo, sob o N°476.857, ambos do escritório </w:t>
+      </w:r>
+      <w:r>
+        <w:rPr>
+          <w:b/>
+          <w:color w:val="222222"/>
+          <w:sz w:val="20"/>
+          <w:szCs w:val="20"/>
+        </w:rPr>
+        <w:t>GIRARDI &amp; MORAES ADVOGADOS</w:t>
+      </w:r>
+      <w:r>
+        <w:rPr>
+          <w:color w:val="222222"/>
+          <w:sz w:val="20"/>
+          <w:szCs w:val="20"/>
+        </w:rPr>
+        <w:t>, sociedade de advogados inscrita sob o CNPJ n° 55.164.457/0001-23,  localizada à Rua José Martins de Barros, n° 636, Bairro Santa Cruz, na cidade de Batatais/SP, CEP 14.305-026.</w:t>
+      </w:r>
+    </w:p>
+    <w:p>
+      <w:pPr>
+        <w:spacing w:after="0" w:line="276" w:lineRule="auto"/>
+        <w:ind w:left="-993" w:right="-1085"/>
+        <w:jc w:val="both"/>
+        <w:rPr>
+          <w:sz w:val="20"/>
+          <w:szCs w:val="20"/>
+        </w:rPr>
+      </w:pPr>
+    </w:p>
+    <w:p>
+      <w:pPr>
+        <w:spacing w:after="0" w:line="276" w:lineRule="auto"/>
+        <w:ind w:left="-993" w:right="-1085"/>
+        <w:jc w:val="both"/>
+        <w:rPr>
+          <w:b/>
+          <w:color w:val="000000"/>
+          <w:sz w:val="20"/>
+          <w:szCs w:val="20"/>
+        </w:rPr>
+      </w:pPr>
+      <w:r>
+        <w:rPr>
+          <w:b/>
+          <w:color w:val="000000"/>
+          <w:sz w:val="20"/>
+          <w:szCs w:val="20"/>
+        </w:rPr>
+        <w:t>CLÁUSULA 1ª - DO OBJETO DO CONTRATO</w:t>
+      </w:r>
+    </w:p>
+    <w:p>
+      <w:pPr>
+        <w:spacing w:after="0" w:line="276" w:lineRule="auto"/>
+        <w:ind w:left="-993" w:right="-1085"/>
+        <w:jc w:val="both"/>
+        <w:rPr>
+          <w:sz w:val="20"/>
+          <w:szCs w:val="20"/>
+        </w:rPr>
+      </w:pPr>
+    </w:p>
+    <w:p>
+      <w:pPr>
+        <w:spacing w:after="0" w:line="276" w:lineRule="auto"/>
+        <w:ind w:left="-993" w:right="-1085"/>
+        <w:jc w:val="both"/>
+        <w:rPr>
+          <w:sz w:val="20"/>
+          <w:szCs w:val="20"/>
+        </w:rPr>
+      </w:pPr>
+      <w:r>
+        <w:rPr>
+          <w:color w:val="000000"/>
+          <w:sz w:val="20"/>
+          <w:szCs w:val="20"/>
+        </w:rPr>
+        <w:t xml:space="preserve">O presente contrato tem por objeto a prestação de serviços advocatícios </w:t>
+      </w:r>
+      <w:r>
+        <w:rPr>
+          <w:b/>
+          <w:color w:val="000000"/>
+          <w:sz w:val="20"/>
+          <w:szCs w:val="20"/>
+        </w:rPr>
+        <w:t xml:space="preserve">exclusivamente para o ajuizamento e acompanhamento de ação revisional de contrato de empréstimo pessoal não consignado, em face do Banco </w:t>
+      </w:r>
+      <w:r>
+        <w:rPr>
+          <w:b/>
+          <w:color w:val="FF0000"/>
+          <w:sz w:val="20"/>
+          <w:szCs w:val="20"/>
+        </w:rPr>
+        <w:t>{{banco}}</w:t>
+      </w:r>
+      <w:r>
+        <w:rPr>
+          <w:b/>
+          <w:color w:val="000000"/>
+          <w:sz w:val="20"/>
+          <w:szCs w:val="20"/>
+        </w:rPr>
+        <w:t xml:space="preserve">, inscrito no CNPJ sob o nº </w:t>
+      </w:r>
+      <w:r>
+        <w:rPr>
+          <w:b/>
+          <w:color w:val="FF0000"/>
+          <w:sz w:val="20"/>
+          <w:szCs w:val="20"/>
+        </w:rPr>
+        <w:t>{{</w:t>
+      </w:r>
+      <w:r>
+        <w:rPr>
+          <w:b/>
+          <w:color w:val="FF0000"/>
+          <w:sz w:val="20"/>
+          <w:szCs w:val="20"/>
+        </w:rPr>
+        <w:t>cnpj_banco</w:t>
+      </w:r>
+      <w:r>
+        <w:rPr>
+          <w:b/>
+          <w:color w:val="FF0000"/>
+          <w:sz w:val="20"/>
+          <w:szCs w:val="20"/>
+        </w:rPr>
         <w:t>}}</w:t>
       </w:r>
       <w:r>
         <w:rPr>
-          <w:sz w:val="20"/>
-          <w:szCs w:val="20"/>
-        </w:rPr>
-        <w:t>(</w:t>
-      </w:r>
-      <w:proofErr w:type="gramEnd"/>
-      <w:r>
-        <w:rPr>
-          <w:sz w:val="20"/>
-          <w:szCs w:val="20"/>
-        </w:rPr>
-        <w:t xml:space="preserve">a), </w:t>
-      </w:r>
-      <w:r>
-        <w:rPr>
-          <w:color w:val="FF0000"/>
-          <w:sz w:val="20"/>
-          <w:szCs w:val="20"/>
-        </w:rPr>
-        <w:t>{{</w:t>
-      </w:r>
-      <w:proofErr w:type="spellStart"/>
-      <w:r>
-        <w:rPr>
-          <w:color w:val="FF0000"/>
-          <w:sz w:val="20"/>
-          <w:szCs w:val="20"/>
-        </w:rPr>
-        <w:t>estado_civil</w:t>
-      </w:r>
-      <w:proofErr w:type="spellEnd"/>
-      <w:r>
-        <w:rPr>
-          <w:color w:val="FF0000"/>
-          <w:sz w:val="20"/>
-          <w:szCs w:val="20"/>
-        </w:rPr>
-        <w:t>}}</w:t>
-      </w:r>
-      <w:r>
-        <w:rPr>
-          <w:sz w:val="20"/>
-          <w:szCs w:val="20"/>
-        </w:rPr>
-        <w:t>(a)</w:t>
-      </w:r>
-      <w:r>
-        <w:rPr>
-          <w:color w:val="222222"/>
-          <w:sz w:val="20"/>
-          <w:szCs w:val="20"/>
-        </w:rPr>
-        <w:t xml:space="preserve">, portador(a) do CPF nº </w:t>
-      </w:r>
-      <w:r>
-        <w:rPr>
-          <w:color w:val="FF0000"/>
-          <w:sz w:val="20"/>
-          <w:szCs w:val="20"/>
-        </w:rPr>
-        <w:t>{{CPF}}</w:t>
-      </w:r>
-      <w:r>
-        <w:rPr>
-          <w:color w:val="222222"/>
-          <w:sz w:val="20"/>
-          <w:szCs w:val="20"/>
-        </w:rPr>
-        <w:t xml:space="preserve">, residente e domiciliado(a) na </w:t>
-      </w:r>
-      <w:r>
-        <w:rPr>
-          <w:sz w:val="20"/>
-          <w:szCs w:val="20"/>
-        </w:rPr>
-        <w:t xml:space="preserve">a </w:t>
-      </w:r>
-      <w:r>
-        <w:rPr>
-          <w:color w:val="FF0000"/>
-          <w:sz w:val="20"/>
-          <w:szCs w:val="20"/>
-        </w:rPr>
-        <w:t>{{rua}}</w:t>
-      </w:r>
-      <w:r>
-        <w:rPr>
-          <w:sz w:val="20"/>
-          <w:szCs w:val="20"/>
-        </w:rPr>
-        <w:t xml:space="preserve">, </w:t>
-      </w:r>
-      <w:r>
-        <w:rPr>
-          <w:color w:val="FF0000"/>
-          <w:sz w:val="20"/>
-          <w:szCs w:val="20"/>
-        </w:rPr>
-        <w:t>{{numero}}</w:t>
-      </w:r>
-      <w:r>
-        <w:rPr>
-          <w:sz w:val="20"/>
-          <w:szCs w:val="20"/>
-        </w:rPr>
-        <w:t xml:space="preserve">, </w:t>
-      </w:r>
-      <w:r>
-        <w:rPr>
-          <w:color w:val="FF0000"/>
-          <w:sz w:val="20"/>
-          <w:szCs w:val="20"/>
-        </w:rPr>
-        <w:t>{{complemento1}}</w:t>
-      </w:r>
-      <w:r>
-        <w:rPr>
-          <w:sz w:val="20"/>
-          <w:szCs w:val="20"/>
-        </w:rPr>
-        <w:t xml:space="preserve">, </w:t>
-      </w:r>
-      <w:r>
-        <w:rPr>
-          <w:color w:val="FF0000"/>
-          <w:sz w:val="20"/>
-          <w:szCs w:val="20"/>
-        </w:rPr>
-        <w:t>{{complemento2}}</w:t>
-      </w:r>
-      <w:r>
-        <w:rPr>
-          <w:sz w:val="20"/>
-          <w:szCs w:val="20"/>
-        </w:rPr>
-        <w:t xml:space="preserve">, bairro </w:t>
-      </w:r>
-      <w:r>
-        <w:rPr>
-          <w:color w:val="FF0000"/>
-          <w:sz w:val="20"/>
-          <w:szCs w:val="20"/>
-        </w:rPr>
-        <w:t>{{bairro}}</w:t>
-      </w:r>
-      <w:r>
-        <w:rPr>
-          <w:sz w:val="20"/>
-          <w:szCs w:val="20"/>
-        </w:rPr>
-        <w:t xml:space="preserve">, na cidade </w:t>
-      </w:r>
-      <w:r>
-        <w:rPr>
-          <w:color w:val="FF0000"/>
-          <w:sz w:val="20"/>
-          <w:szCs w:val="20"/>
-        </w:rPr>
-        <w:t>{{cidade}}</w:t>
-      </w:r>
-      <w:r>
-        <w:rPr>
-          <w:sz w:val="20"/>
-          <w:szCs w:val="20"/>
-        </w:rPr>
-        <w:t>/</w:t>
-      </w:r>
-      <w:r>
-        <w:rPr>
-          <w:color w:val="FF0000"/>
-          <w:sz w:val="20"/>
-          <w:szCs w:val="20"/>
-        </w:rPr>
-        <w:t>{{estado}}</w:t>
-      </w:r>
-      <w:r>
-        <w:rPr>
-          <w:sz w:val="20"/>
-          <w:szCs w:val="20"/>
-        </w:rPr>
-        <w:t xml:space="preserve">, CEP </w:t>
-      </w:r>
-      <w:r>
-        <w:rPr>
-          <w:color w:val="FF0000"/>
-          <w:sz w:val="20"/>
-          <w:szCs w:val="20"/>
-        </w:rPr>
-        <w:t>{{CEP}}</w:t>
-      </w:r>
-      <w:r>
-        <w:rPr>
-          <w:sz w:val="20"/>
-          <w:szCs w:val="20"/>
-        </w:rPr>
-        <w:t xml:space="preserve">, com endereço eletrônico </w:t>
-      </w:r>
-      <w:r>
-        <w:rPr>
-          <w:color w:val="FF0000"/>
-          <w:sz w:val="20"/>
-          <w:szCs w:val="20"/>
-        </w:rPr>
-        <w:t>{{</w:t>
-      </w:r>
-      <w:proofErr w:type="spellStart"/>
-      <w:r>
-        <w:rPr>
-          <w:color w:val="FF0000"/>
-          <w:sz w:val="20"/>
-          <w:szCs w:val="20"/>
-        </w:rPr>
-        <w:t>email</w:t>
-      </w:r>
-      <w:proofErr w:type="spellEnd"/>
-      <w:r>
-        <w:rPr>
-          <w:color w:val="FF0000"/>
-          <w:sz w:val="20"/>
-          <w:szCs w:val="20"/>
-        </w:rPr>
-        <w:t>}}</w:t>
-      </w:r>
-      <w:bookmarkStart w:id="0" w:name="_GoBack"/>
-      <w:bookmarkEnd w:id="0"/>
-      <w:r>
-        <w:rPr>
-          <w:color w:val="222222"/>
-          <w:sz w:val="20"/>
-          <w:szCs w:val="20"/>
-        </w:rPr>
-        <w:t>.</w:t>
-      </w:r>
-    </w:p>
-    <w:p>
-      <w:pPr>
-        <w:spacing w:after="0" w:line="276" w:lineRule="auto"/>
-        <w:ind w:left="-993" w:right="-1085"/>
-        <w:jc w:val="both"/>
-        <w:rPr>
-          <w:sz w:val="20"/>
-          <w:szCs w:val="20"/>
-        </w:rPr>
-      </w:pPr>
-    </w:p>
-    <w:p>
-      <w:pPr>
-        <w:spacing w:after="0" w:line="276" w:lineRule="auto"/>
-        <w:ind w:left="-993" w:right="-1085"/>
-        <w:jc w:val="both"/>
-        <w:rPr>
-          <w:b/>
-          <w:color w:val="222222"/>
-          <w:sz w:val="20"/>
-          <w:szCs w:val="20"/>
-        </w:rPr>
-      </w:pPr>
-      <w:r>
-        <w:rPr>
-          <w:b/>
-          <w:color w:val="000000"/>
-          <w:sz w:val="20"/>
-          <w:szCs w:val="20"/>
-        </w:rPr>
-        <w:t>CONTRATADO:</w:t>
-      </w:r>
-      <w:r>
-        <w:rPr>
+          <w:color w:val="000000"/>
+          <w:sz w:val="20"/>
+          <w:szCs w:val="20"/>
+        </w:rPr>
+        <w:t xml:space="preserve">, visando à análise e eventual </w:t>
+      </w:r>
+      <w:r>
+        <w:rPr>
+          <w:b/>
+          <w:color w:val="000000"/>
+          <w:sz w:val="20"/>
+          <w:szCs w:val="20"/>
+        </w:rPr>
+        <w:t>revisão judicial da taxa de juros aplicadas aos contratos de empréstimo não consignados entabulados pelas partes</w:t>
+      </w:r>
+      <w:r>
+        <w:rPr>
+          <w:color w:val="000000"/>
+          <w:sz w:val="20"/>
+          <w:szCs w:val="20"/>
+        </w:rPr>
+        <w:t>, com atuação em todas as instâncias necessárias, tanto no âmbito judicial quanto, se cabível, no extrajudicial, visando a realização de tentativa prévia de resolução.</w:t>
+      </w:r>
+    </w:p>
+    <w:p>
+      <w:pPr>
+        <w:spacing w:after="0" w:line="276" w:lineRule="auto"/>
+        <w:ind w:left="-993" w:right="-1085"/>
+        <w:jc w:val="both"/>
+        <w:rPr>
+          <w:b/>
+          <w:color w:val="000000"/>
+          <w:sz w:val="20"/>
+          <w:szCs w:val="20"/>
+        </w:rPr>
+      </w:pPr>
+      <w:r>
+        <w:rPr>
+          <w:color w:val="000000"/>
+          <w:sz w:val="20"/>
+          <w:szCs w:val="20"/>
+        </w:rPr>
+        <w:br/>
+      </w:r>
+      <w:r>
+        <w:rPr>
+          <w:b/>
+          <w:color w:val="000000"/>
+          <w:sz w:val="20"/>
+          <w:szCs w:val="20"/>
+        </w:rPr>
+        <w:t>CLÁUSULA 2ª - DO ATENDIMENTO EFETUADO</w:t>
+      </w:r>
+    </w:p>
+    <w:p>
+      <w:pPr>
+        <w:spacing w:after="0" w:line="276" w:lineRule="auto"/>
+        <w:ind w:left="-993" w:right="-1085"/>
+        <w:jc w:val="both"/>
+        <w:rPr>
+          <w:sz w:val="20"/>
+          <w:szCs w:val="20"/>
+        </w:rPr>
+      </w:pPr>
+    </w:p>
+    <w:p>
+      <w:pPr>
+        <w:spacing w:after="0" w:line="276" w:lineRule="auto"/>
+        <w:ind w:left="-993" w:right="-1085"/>
+        <w:jc w:val="both"/>
+        <w:rPr>
+          <w:color w:val="000000"/>
+          <w:sz w:val="20"/>
+          <w:szCs w:val="20"/>
+        </w:rPr>
+      </w:pPr>
+      <w:r>
+        <w:rPr>
+          <w:color w:val="000000"/>
+          <w:sz w:val="20"/>
+          <w:szCs w:val="20"/>
+        </w:rPr>
+        <w:t>O(A) CONTRATANTE declara, sob as penas da lei, que efetuou contato espontâneo com o CONTRATADO após ter acesso a conteúdo de natureza informativa veiculado em conformidade com o Provimento nº 205/2021 da Ordem dos Advogados do Brasil, oportunidade em que foi atendido(a) de forma personalizada, por meio remoto e/ou digital, conforme sua conveniência.</w:t>
+      </w:r>
+    </w:p>
+    <w:p>
+      <w:pPr>
+        <w:spacing w:after="0" w:line="276" w:lineRule="auto"/>
+        <w:ind w:left="-993" w:right="-1085"/>
+        <w:jc w:val="both"/>
+        <w:rPr>
+          <w:color w:val="000000"/>
+          <w:sz w:val="20"/>
+          <w:szCs w:val="20"/>
+        </w:rPr>
+      </w:pPr>
+    </w:p>
+    <w:p>
+      <w:pPr>
+        <w:spacing w:after="0" w:line="276" w:lineRule="auto"/>
+        <w:ind w:left="-993" w:right="-1085"/>
+        <w:jc w:val="both"/>
+        <w:rPr>
+          <w:color w:val="000000"/>
+          <w:sz w:val="20"/>
+          <w:szCs w:val="20"/>
+        </w:rPr>
+      </w:pPr>
+      <w:r>
+        <w:rPr>
+          <w:color w:val="000000"/>
+          <w:sz w:val="20"/>
+          <w:szCs w:val="20"/>
+        </w:rPr>
+        <w:t>Durante o atendimento, o(a) CONTRATANTE foi devidamente orientado(a) sobre a possibilidade jurídica da revisão da taxa de juros praticada em contratos de empréstimo pessoal não consignado, especialmente quando tais encargos se apresentam em patamar significativamente superior à média de mercado divulgada pelo Banco Central do Brasil.</w:t>
+      </w:r>
+    </w:p>
+    <w:p>
+      <w:pPr>
+        <w:spacing w:after="0" w:line="276" w:lineRule="auto"/>
+        <w:ind w:left="-993" w:right="-1085"/>
+        <w:jc w:val="both"/>
+        <w:rPr>
+          <w:color w:val="000000"/>
+          <w:sz w:val="20"/>
+          <w:szCs w:val="20"/>
+        </w:rPr>
+      </w:pPr>
+    </w:p>
+    <w:p>
+      <w:pPr>
+        <w:spacing w:after="0" w:line="276" w:lineRule="auto"/>
+        <w:ind w:left="-993" w:right="-1085"/>
+        <w:jc w:val="both"/>
+        <w:rPr>
+          <w:color w:val="000000"/>
+          <w:sz w:val="20"/>
+          <w:szCs w:val="20"/>
+        </w:rPr>
+      </w:pPr>
+      <w:r>
+        <w:rPr>
+          <w:color w:val="000000"/>
+          <w:sz w:val="20"/>
+          <w:szCs w:val="20"/>
+        </w:rPr>
+        <w:t>Em continuidade ao atendimento, o(a) CONTRATANTE forneceu documentos bancários e pessoais relacionados ao contrato objeto da presente demanda, os quais foram analisados previamente pelo CONTRATADO, que avaliou a viabilidade da ação com base em elementos objetivos (taxa de juros aplicada em comparação para a taxa média para a mesma época e natureza).</w:t>
+      </w:r>
+    </w:p>
+    <w:p>
+      <w:pPr>
+        <w:spacing w:after="0" w:line="276" w:lineRule="auto"/>
+        <w:ind w:left="-993" w:right="-1085"/>
+        <w:jc w:val="both"/>
+        <w:rPr>
+          <w:b/>
+          <w:color w:val="000000"/>
+          <w:sz w:val="20"/>
+          <w:szCs w:val="20"/>
+        </w:rPr>
+      </w:pPr>
+      <w:r>
+        <w:rPr>
+          <w:color w:val="000000"/>
+          <w:sz w:val="20"/>
+          <w:szCs w:val="20"/>
+        </w:rPr>
+        <w:t>    </w:t>
+      </w:r>
+      <w:r>
+        <w:rPr>
+          <w:color w:val="000000"/>
+          <w:sz w:val="20"/>
+          <w:szCs w:val="20"/>
+        </w:rPr>
+        <w:br/>
+      </w:r>
+      <w:r>
+        <w:rPr>
+          <w:b/>
+          <w:color w:val="000000"/>
+          <w:sz w:val="20"/>
+          <w:szCs w:val="20"/>
+        </w:rPr>
+        <w:t>CLÁUSULA 3ª - DA BOA-FÉ, FINALIDADE LEGÍTIMA E RESPONSABILIDADE ÉTICA</w:t>
+      </w:r>
+    </w:p>
+    <w:p>
+      <w:pPr>
+        <w:spacing w:after="0" w:line="276" w:lineRule="auto"/>
+        <w:ind w:left="-993" w:right="-1085"/>
+        <w:jc w:val="both"/>
+        <w:rPr>
+          <w:color w:val="000000"/>
+          <w:sz w:val="20"/>
+          <w:szCs w:val="20"/>
+        </w:rPr>
+      </w:pPr>
+    </w:p>
+    <w:p>
+      <w:pPr>
+        <w:spacing w:after="0" w:line="276" w:lineRule="auto"/>
+        <w:ind w:left="-993" w:right="-1085"/>
+        <w:jc w:val="both"/>
+        <w:rPr>
+          <w:sz w:val="20"/>
+          <w:szCs w:val="20"/>
+        </w:rPr>
+      </w:pPr>
+      <w:r>
+        <w:rPr>
+          <w:sz w:val="20"/>
+          <w:szCs w:val="20"/>
+        </w:rPr>
+        <w:t>As partes firmam o presente contrato com base na boa-fé objetiva, comprometendo-se a atuar com responsabilidade, ética e respeito ao ordenamento jurídico.</w:t>
+      </w:r>
+    </w:p>
+    <w:p>
+      <w:pPr>
+        <w:spacing w:after="0" w:line="276" w:lineRule="auto"/>
+        <w:ind w:left="-993" w:right="-1085"/>
+        <w:jc w:val="both"/>
+        <w:rPr>
+          <w:sz w:val="20"/>
+          <w:szCs w:val="20"/>
+        </w:rPr>
+      </w:pPr>
+    </w:p>
+    <w:p>
+      <w:pPr>
+        <w:spacing w:after="0" w:line="276" w:lineRule="auto"/>
+        <w:ind w:left="-993" w:right="-1085"/>
+        <w:jc w:val="both"/>
+        <w:rPr>
+          <w:sz w:val="20"/>
+          <w:szCs w:val="20"/>
+        </w:rPr>
+      </w:pPr>
+      <w:r>
+        <w:rPr>
+          <w:sz w:val="20"/>
+          <w:szCs w:val="20"/>
+        </w:rPr>
+        <w:lastRenderedPageBreak/>
+        <w:t>O(A) CONTRATANTE declara que busca a tutela jurisdicional com fundamento em sua situação concreta, após receber a devida orientação jurídica, não havendo qualquer intuito de obtenção indevida de vantagem, tampouco de sobrecarregar o Poder Judiciário.</w:t>
+      </w:r>
+    </w:p>
+    <w:p>
+      <w:pPr>
+        <w:spacing w:after="0" w:line="276" w:lineRule="auto"/>
+        <w:ind w:left="-993" w:right="-1085"/>
+        <w:jc w:val="both"/>
+        <w:rPr>
+          <w:sz w:val="20"/>
+          <w:szCs w:val="20"/>
+        </w:rPr>
+      </w:pPr>
+    </w:p>
+    <w:p>
+      <w:pPr>
+        <w:spacing w:after="0" w:line="276" w:lineRule="auto"/>
+        <w:ind w:left="-993" w:right="-1085"/>
+        <w:jc w:val="both"/>
+        <w:rPr>
+          <w:b/>
+          <w:color w:val="000000"/>
+          <w:sz w:val="20"/>
+          <w:szCs w:val="20"/>
+        </w:rPr>
+      </w:pPr>
+      <w:r>
+        <w:rPr>
+          <w:sz w:val="20"/>
+          <w:szCs w:val="20"/>
+        </w:rPr>
+        <w:t>O CONTRATADO, por sua vez, compromete-se a atuar de forma diligente e responsável, promovendo o ajuizamento da demanda somente diante da existência de elementos jurídicos e fáticos mínimos que justifiquem e possibilitem a ação revisional.</w:t>
+      </w:r>
+      <w:r>
+        <w:rPr>
+          <w:b/>
           <w:color w:val="000000"/>
           <w:sz w:val="20"/>
           <w:szCs w:val="20"/>
         </w:rPr>
         <w:t xml:space="preserve"> </w:t>
       </w:r>
-      <w:r>
-        <w:rPr>
-          <w:b/>
-          <w:color w:val="222222"/>
-          <w:sz w:val="20"/>
-          <w:szCs w:val="20"/>
-        </w:rPr>
-        <w:t>GUILHERME</w:t>
-      </w:r>
-      <w:r>
-        <w:rPr>
-          <w:b/>
-          <w:color w:val="222222"/>
-          <w:sz w:val="20"/>
-          <w:szCs w:val="20"/>
-        </w:rPr>
-        <w:t xml:space="preserve"> ESTEVES DOS SANTOS MORAES, </w:t>
-      </w:r>
-      <w:r>
-        <w:rPr>
-          <w:color w:val="222222"/>
-          <w:sz w:val="20"/>
-          <w:szCs w:val="20"/>
-        </w:rPr>
-        <w:t>brasileiro, solteiro, advogado, portador de CPF n°457.270.018-46,  inscrito na Ordem dos Advogados do Brasil, secção do estado de São Paulo sob o № 487.943, e na seccional do estado de Minas Gerais sob o Nº 238.241, com endereço</w:t>
-      </w:r>
-      <w:r>
-        <w:rPr>
-          <w:color w:val="222222"/>
-          <w:sz w:val="20"/>
-          <w:szCs w:val="20"/>
-        </w:rPr>
-        <w:t xml:space="preserve"> eletrônico guilhermeesmoraesadv@gmail.com e</w:t>
-      </w:r>
-      <w:r>
-        <w:rPr>
-          <w:b/>
-          <w:color w:val="222222"/>
-          <w:sz w:val="20"/>
-          <w:szCs w:val="20"/>
-        </w:rPr>
-        <w:t xml:space="preserve"> CÍCERO VOGELAAR GIRARDI, </w:t>
-      </w:r>
-      <w:r>
-        <w:rPr>
-          <w:color w:val="222222"/>
-          <w:sz w:val="20"/>
-          <w:szCs w:val="20"/>
-        </w:rPr>
-        <w:t xml:space="preserve">brasileiro, solteiro, advogado, portador do CPF n° 421.333.878-97, inscrito na Ordem dos Advogados do Brasil, secção de São Paulo, sob o N°476.857, ambos do escritório </w:t>
-      </w:r>
-      <w:r>
-        <w:rPr>
-          <w:b/>
-          <w:color w:val="222222"/>
-          <w:sz w:val="20"/>
-          <w:szCs w:val="20"/>
-        </w:rPr>
-        <w:t>GIRARDI &amp; MORAES A</w:t>
-      </w:r>
-      <w:r>
-        <w:rPr>
-          <w:b/>
-          <w:color w:val="222222"/>
-          <w:sz w:val="20"/>
-          <w:szCs w:val="20"/>
-        </w:rPr>
-        <w:t>DVOGADOS</w:t>
-      </w:r>
-      <w:r>
-        <w:rPr>
-          <w:color w:val="222222"/>
-          <w:sz w:val="20"/>
-          <w:szCs w:val="20"/>
-        </w:rPr>
-        <w:t>, sociedade de advogados inscrita sob o CNPJ n° 55.164.457/0001-23,  localizada à Rua José Martins de Barros, n° 636, Bairro Santa Cruz, na cidade de Batatais/SP, CEP 14.305-026.</w:t>
-      </w:r>
-    </w:p>
-    <w:p>
-      <w:pPr>
-        <w:spacing w:after="0" w:line="276" w:lineRule="auto"/>
-        <w:ind w:left="-993" w:right="-1085"/>
-        <w:jc w:val="both"/>
-        <w:rPr>
-          <w:sz w:val="20"/>
-          <w:szCs w:val="20"/>
-        </w:rPr>
-      </w:pPr>
-    </w:p>
-    <w:p>
-      <w:pPr>
-        <w:spacing w:after="0" w:line="276" w:lineRule="auto"/>
-        <w:ind w:left="-993" w:right="-1085"/>
-        <w:jc w:val="both"/>
-        <w:rPr>
-          <w:b/>
-          <w:color w:val="000000"/>
-          <w:sz w:val="20"/>
-          <w:szCs w:val="20"/>
-        </w:rPr>
-      </w:pPr>
-      <w:r>
-        <w:rPr>
-          <w:b/>
-          <w:color w:val="000000"/>
-          <w:sz w:val="20"/>
-          <w:szCs w:val="20"/>
-        </w:rPr>
-        <w:t>CLÁUSULA 1ª - DO OBJETO DO CONTRATO</w:t>
-      </w:r>
-    </w:p>
-    <w:p>
-      <w:pPr>
-        <w:spacing w:after="0" w:line="276" w:lineRule="auto"/>
-        <w:ind w:left="-993" w:right="-1085"/>
-        <w:jc w:val="both"/>
-        <w:rPr>
-          <w:sz w:val="20"/>
-          <w:szCs w:val="20"/>
-        </w:rPr>
-      </w:pPr>
-    </w:p>
-    <w:p>
-      <w:pPr>
-        <w:spacing w:after="0" w:line="276" w:lineRule="auto"/>
-        <w:ind w:left="-993" w:right="-1085"/>
-        <w:jc w:val="both"/>
-        <w:rPr>
-          <w:sz w:val="20"/>
-          <w:szCs w:val="20"/>
-        </w:rPr>
-      </w:pPr>
-      <w:r>
-        <w:rPr>
-          <w:color w:val="000000"/>
-          <w:sz w:val="20"/>
-          <w:szCs w:val="20"/>
-        </w:rPr>
-        <w:t>O presente contrato tem por obj</w:t>
-      </w:r>
-      <w:r>
-        <w:rPr>
-          <w:color w:val="000000"/>
-          <w:sz w:val="20"/>
-          <w:szCs w:val="20"/>
-        </w:rPr>
-        <w:t xml:space="preserve">eto a prestação de serviços advocatícios </w:t>
-      </w:r>
-      <w:r>
-        <w:rPr>
-          <w:b/>
-          <w:color w:val="000000"/>
-          <w:sz w:val="20"/>
-          <w:szCs w:val="20"/>
-        </w:rPr>
-        <w:t xml:space="preserve">exclusivamente para o ajuizamento e acompanhamento de ação revisional de contrato de empréstimo pessoal não consignado, em face do Banco </w:t>
-      </w:r>
-      <w:r>
-        <w:rPr>
-          <w:b/>
-          <w:color w:val="FF0000"/>
-          <w:sz w:val="20"/>
-          <w:szCs w:val="20"/>
-        </w:rPr>
-        <w:t>{{banco}}</w:t>
-      </w:r>
-      <w:r>
-        <w:rPr>
-          <w:b/>
-          <w:color w:val="000000"/>
-          <w:sz w:val="20"/>
-          <w:szCs w:val="20"/>
-        </w:rPr>
-        <w:t xml:space="preserve">, inscrito no CNPJ sob o nº </w:t>
-      </w:r>
-      <w:r>
-        <w:rPr>
-          <w:b/>
-          <w:color w:val="FF0000"/>
-          <w:sz w:val="20"/>
-          <w:szCs w:val="20"/>
-        </w:rPr>
-        <w:t>{{</w:t>
-      </w:r>
-      <w:proofErr w:type="spellStart"/>
-      <w:r>
-        <w:rPr>
-          <w:b/>
-          <w:color w:val="FF0000"/>
-          <w:sz w:val="20"/>
-          <w:szCs w:val="20"/>
-        </w:rPr>
-        <w:t>CNPJ_banco</w:t>
-      </w:r>
-      <w:proofErr w:type="spellEnd"/>
-      <w:r>
-        <w:rPr>
-          <w:b/>
-          <w:color w:val="FF0000"/>
-          <w:sz w:val="20"/>
-          <w:szCs w:val="20"/>
-        </w:rPr>
-        <w:t>}}</w:t>
-      </w:r>
-      <w:r>
-        <w:rPr>
-          <w:color w:val="000000"/>
-          <w:sz w:val="20"/>
-          <w:szCs w:val="20"/>
-        </w:rPr>
-        <w:t>, visando à análise e ev</w:t>
-      </w:r>
-      <w:r>
-        <w:rPr>
-          <w:color w:val="000000"/>
-          <w:sz w:val="20"/>
-          <w:szCs w:val="20"/>
-        </w:rPr>
-        <w:t xml:space="preserve">entual </w:t>
-      </w:r>
-      <w:r>
-        <w:rPr>
-          <w:b/>
-          <w:color w:val="000000"/>
-          <w:sz w:val="20"/>
-          <w:szCs w:val="20"/>
-        </w:rPr>
-        <w:t>revisão judicial da taxa de juros aplicadas aos contratos de empréstimo não consignados entabulados pelas partes</w:t>
-      </w:r>
-      <w:r>
-        <w:rPr>
-          <w:color w:val="000000"/>
-          <w:sz w:val="20"/>
-          <w:szCs w:val="20"/>
-        </w:rPr>
-        <w:t xml:space="preserve">, com atuação em todas as instâncias necessárias, tanto no âmbito judicial quanto, se cabível, no extrajudicial, visando a realização de </w:t>
-      </w:r>
-      <w:r>
-        <w:rPr>
-          <w:color w:val="000000"/>
-          <w:sz w:val="20"/>
-          <w:szCs w:val="20"/>
-        </w:rPr>
-        <w:t>tentativa prévia de resolução.</w:t>
-      </w:r>
-    </w:p>
-    <w:p>
-      <w:pPr>
-        <w:spacing w:after="0" w:line="276" w:lineRule="auto"/>
-        <w:ind w:left="-993" w:right="-1085"/>
-        <w:jc w:val="both"/>
-        <w:rPr>
-          <w:b/>
-          <w:color w:val="000000"/>
-          <w:sz w:val="20"/>
-          <w:szCs w:val="20"/>
-        </w:rPr>
-      </w:pPr>
-      <w:r>
-        <w:rPr>
-          <w:color w:val="000000"/>
-          <w:sz w:val="20"/>
-          <w:szCs w:val="20"/>
-        </w:rPr>
-        <w:br/>
-      </w:r>
-      <w:r>
-        <w:rPr>
-          <w:b/>
-          <w:color w:val="000000"/>
-          <w:sz w:val="20"/>
-          <w:szCs w:val="20"/>
-        </w:rPr>
-        <w:t>CLÁUSULA 2ª - DO ATENDIMENTO EFETUADO</w:t>
-      </w:r>
-    </w:p>
-    <w:p>
-      <w:pPr>
-        <w:spacing w:after="0" w:line="276" w:lineRule="auto"/>
-        <w:ind w:left="-993" w:right="-1085"/>
-        <w:jc w:val="both"/>
-        <w:rPr>
-          <w:sz w:val="20"/>
-          <w:szCs w:val="20"/>
-        </w:rPr>
-      </w:pPr>
-    </w:p>
-    <w:p>
-      <w:pPr>
-        <w:spacing w:after="0" w:line="276" w:lineRule="auto"/>
-        <w:ind w:left="-993" w:right="-1085"/>
-        <w:jc w:val="both"/>
-        <w:rPr>
-          <w:color w:val="000000"/>
-          <w:sz w:val="20"/>
-          <w:szCs w:val="20"/>
-        </w:rPr>
-      </w:pPr>
-      <w:proofErr w:type="gramStart"/>
-      <w:r>
-        <w:rPr>
-          <w:color w:val="000000"/>
-          <w:sz w:val="20"/>
-          <w:szCs w:val="20"/>
-        </w:rPr>
-        <w:t>O(</w:t>
-      </w:r>
-      <w:proofErr w:type="gramEnd"/>
-      <w:r>
-        <w:rPr>
-          <w:color w:val="000000"/>
-          <w:sz w:val="20"/>
-          <w:szCs w:val="20"/>
-        </w:rPr>
-        <w:t>A) CONTRATANTE declara, sob as penas da lei, que efetuou contato espontâneo com o CONTRATADO após ter acesso a conteúdo de natureza informativa veiculado em conformidade com o Provime</w:t>
-      </w:r>
-      <w:r>
-        <w:rPr>
-          <w:color w:val="000000"/>
-          <w:sz w:val="20"/>
-          <w:szCs w:val="20"/>
-        </w:rPr>
-        <w:t>nto nº 205/2021 da Ordem dos Advogados do Brasil, oportunidade em que foi atendido(a) de forma personalizada, por meio remoto e/ou digital, conforme sua conveniência.</w:t>
-      </w:r>
-    </w:p>
-    <w:p>
-      <w:pPr>
-        <w:spacing w:after="0" w:line="276" w:lineRule="auto"/>
-        <w:ind w:left="-993" w:right="-1085"/>
-        <w:jc w:val="both"/>
-        <w:rPr>
-          <w:color w:val="000000"/>
-          <w:sz w:val="20"/>
-          <w:szCs w:val="20"/>
-        </w:rPr>
-      </w:pPr>
-    </w:p>
-    <w:p>
-      <w:pPr>
-        <w:spacing w:after="0" w:line="276" w:lineRule="auto"/>
-        <w:ind w:left="-993" w:right="-1085"/>
-        <w:jc w:val="both"/>
-        <w:rPr>
-          <w:color w:val="000000"/>
-          <w:sz w:val="20"/>
-          <w:szCs w:val="20"/>
-        </w:rPr>
-      </w:pPr>
-      <w:r>
-        <w:rPr>
-          <w:color w:val="000000"/>
-          <w:sz w:val="20"/>
-          <w:szCs w:val="20"/>
-        </w:rPr>
-        <w:t xml:space="preserve">Durante o atendimento, </w:t>
-      </w:r>
-      <w:proofErr w:type="gramStart"/>
-      <w:r>
-        <w:rPr>
-          <w:color w:val="000000"/>
-          <w:sz w:val="20"/>
-          <w:szCs w:val="20"/>
-        </w:rPr>
-        <w:t>o(</w:t>
-      </w:r>
-      <w:proofErr w:type="gramEnd"/>
-      <w:r>
-        <w:rPr>
-          <w:color w:val="000000"/>
-          <w:sz w:val="20"/>
-          <w:szCs w:val="20"/>
-        </w:rPr>
-        <w:t>a) CONTRATANTE foi devidamente orientado(a) sobre a possibilida</w:t>
-      </w:r>
-      <w:r>
-        <w:rPr>
-          <w:color w:val="000000"/>
-          <w:sz w:val="20"/>
-          <w:szCs w:val="20"/>
-        </w:rPr>
-        <w:t>de jurídica da revisão da taxa de juros praticada em contratos de empréstimo pessoal não consignado, especialmente quando tais encargos se apresentam em patamar significativamente superior à média de mercado divulgada pelo Banco Central do Brasil.</w:t>
-      </w:r>
-    </w:p>
-    <w:p>
-      <w:pPr>
-        <w:spacing w:after="0" w:line="276" w:lineRule="auto"/>
-        <w:ind w:left="-993" w:right="-1085"/>
-        <w:jc w:val="both"/>
-        <w:rPr>
-          <w:color w:val="000000"/>
-          <w:sz w:val="20"/>
-          <w:szCs w:val="20"/>
-        </w:rPr>
-      </w:pPr>
-    </w:p>
-    <w:p>
-      <w:pPr>
-        <w:spacing w:after="0" w:line="276" w:lineRule="auto"/>
-        <w:ind w:left="-993" w:right="-1085"/>
-        <w:jc w:val="both"/>
-        <w:rPr>
-          <w:color w:val="000000"/>
-          <w:sz w:val="20"/>
-          <w:szCs w:val="20"/>
-        </w:rPr>
-      </w:pPr>
-      <w:r>
-        <w:rPr>
-          <w:color w:val="000000"/>
-          <w:sz w:val="20"/>
-          <w:szCs w:val="20"/>
-        </w:rPr>
-        <w:t>Em cont</w:t>
-      </w:r>
-      <w:r>
-        <w:rPr>
-          <w:color w:val="000000"/>
-          <w:sz w:val="20"/>
-          <w:szCs w:val="20"/>
-        </w:rPr>
-        <w:t xml:space="preserve">inuidade ao atendimento, </w:t>
-      </w:r>
-      <w:proofErr w:type="gramStart"/>
-      <w:r>
-        <w:rPr>
-          <w:color w:val="000000"/>
-          <w:sz w:val="20"/>
-          <w:szCs w:val="20"/>
-        </w:rPr>
-        <w:t>o(</w:t>
-      </w:r>
-      <w:proofErr w:type="gramEnd"/>
-      <w:r>
-        <w:rPr>
-          <w:color w:val="000000"/>
-          <w:sz w:val="20"/>
-          <w:szCs w:val="20"/>
-        </w:rPr>
-        <w:t>a) CONTRATANTE forneceu documentos bancários e pessoais relacionados ao contrato objeto da presente demanda, os quais foram analisados previamente pelo CONTRATADO, que avaliou a viabilidade da ação com base em elementos objetivos</w:t>
-      </w:r>
-      <w:r>
-        <w:rPr>
-          <w:color w:val="000000"/>
-          <w:sz w:val="20"/>
-          <w:szCs w:val="20"/>
-        </w:rPr>
-        <w:t xml:space="preserve"> (taxa de juros aplicada em comparação para a taxa média para a mesma época e natureza).</w:t>
-      </w:r>
-    </w:p>
-    <w:p>
-      <w:pPr>
-        <w:spacing w:after="0" w:line="276" w:lineRule="auto"/>
-        <w:ind w:left="-993" w:right="-1085"/>
-        <w:jc w:val="both"/>
-        <w:rPr>
-          <w:b/>
-          <w:color w:val="000000"/>
-          <w:sz w:val="20"/>
-          <w:szCs w:val="20"/>
-        </w:rPr>
-      </w:pPr>
-      <w:r>
-        <w:rPr>
-          <w:color w:val="000000"/>
-          <w:sz w:val="20"/>
-          <w:szCs w:val="20"/>
-        </w:rPr>
-        <w:t>    </w:t>
-      </w:r>
-      <w:r>
-        <w:rPr>
-          <w:color w:val="000000"/>
-          <w:sz w:val="20"/>
-          <w:szCs w:val="20"/>
-        </w:rPr>
-        <w:br/>
-      </w:r>
-      <w:r>
-        <w:rPr>
-          <w:b/>
-          <w:color w:val="000000"/>
-          <w:sz w:val="20"/>
-          <w:szCs w:val="20"/>
-        </w:rPr>
-        <w:t>CLÁUSULA 3ª - DA BOA-FÉ, FINALIDADE LEGÍTIMA E RESPONSABILIDADE ÉTICA</w:t>
-      </w:r>
-    </w:p>
-    <w:p>
-      <w:pPr>
-        <w:spacing w:after="0" w:line="276" w:lineRule="auto"/>
-        <w:ind w:left="-993" w:right="-1085"/>
-        <w:jc w:val="both"/>
-        <w:rPr>
-          <w:color w:val="000000"/>
-          <w:sz w:val="20"/>
-          <w:szCs w:val="20"/>
-        </w:rPr>
-      </w:pPr>
-    </w:p>
-    <w:p>
-      <w:pPr>
-        <w:spacing w:after="0" w:line="276" w:lineRule="auto"/>
-        <w:ind w:left="-993" w:right="-1085"/>
-        <w:jc w:val="both"/>
-        <w:rPr>
-          <w:sz w:val="20"/>
-          <w:szCs w:val="20"/>
-        </w:rPr>
-      </w:pPr>
-      <w:r>
-        <w:rPr>
-          <w:sz w:val="20"/>
-          <w:szCs w:val="20"/>
-        </w:rPr>
-        <w:t>As partes firmam o presente contrato com base na boa-fé objetiva, comprometendo-se a atuar com responsabilidade, ética e respeito ao ordenamento jurídico.</w:t>
-      </w:r>
-    </w:p>
-    <w:p>
-      <w:pPr>
-        <w:spacing w:after="0" w:line="276" w:lineRule="auto"/>
-        <w:ind w:left="-993" w:right="-1085"/>
-        <w:jc w:val="both"/>
-        <w:rPr>
-          <w:sz w:val="20"/>
-          <w:szCs w:val="20"/>
-        </w:rPr>
-      </w:pPr>
-    </w:p>
-    <w:p>
-      <w:pPr>
-        <w:spacing w:after="0" w:line="276" w:lineRule="auto"/>
-        <w:ind w:left="-993" w:right="-1085"/>
-        <w:jc w:val="both"/>
-        <w:rPr>
-          <w:sz w:val="20"/>
-          <w:szCs w:val="20"/>
-        </w:rPr>
-      </w:pPr>
-      <w:proofErr w:type="gramStart"/>
-      <w:r>
-        <w:rPr>
-          <w:sz w:val="20"/>
-          <w:szCs w:val="20"/>
-        </w:rPr>
-        <w:lastRenderedPageBreak/>
-        <w:t>O(</w:t>
-      </w:r>
-      <w:proofErr w:type="gramEnd"/>
-      <w:r>
-        <w:rPr>
-          <w:sz w:val="20"/>
-          <w:szCs w:val="20"/>
-        </w:rPr>
-        <w:t>A) CONTRATANTE declara que busca a tutela jurisdicional com fundamento em sua situação concreta, a</w:t>
-      </w:r>
-      <w:r>
-        <w:rPr>
-          <w:sz w:val="20"/>
-          <w:szCs w:val="20"/>
-        </w:rPr>
-        <w:t>pós receber a devida orientação jurídica, não havendo qualquer intuito de obtenção indevida de vantagem, tampouco de sobrecarregar o Poder Judiciário.</w:t>
-      </w:r>
-    </w:p>
-    <w:p>
-      <w:pPr>
-        <w:spacing w:after="0" w:line="276" w:lineRule="auto"/>
-        <w:ind w:left="-993" w:right="-1085"/>
-        <w:jc w:val="both"/>
-        <w:rPr>
-          <w:sz w:val="20"/>
-          <w:szCs w:val="20"/>
-        </w:rPr>
-      </w:pPr>
-    </w:p>
-    <w:p>
-      <w:pPr>
-        <w:spacing w:after="0" w:line="276" w:lineRule="auto"/>
-        <w:ind w:left="-993" w:right="-1085"/>
-        <w:jc w:val="both"/>
-        <w:rPr>
-          <w:b/>
-          <w:color w:val="000000"/>
-          <w:sz w:val="20"/>
-          <w:szCs w:val="20"/>
-        </w:rPr>
-      </w:pPr>
-      <w:r>
-        <w:rPr>
-          <w:sz w:val="20"/>
-          <w:szCs w:val="20"/>
-        </w:rPr>
-        <w:t>O CONTRATADO, por sua vez, compromete-se a atuar de forma diligente e responsável, promovendo o ajuizame</w:t>
-      </w:r>
-      <w:r>
-        <w:rPr>
-          <w:sz w:val="20"/>
-          <w:szCs w:val="20"/>
-        </w:rPr>
-        <w:t>nto da demanda somente diante da existência de elementos jurídicos e fáticos mínimos que justifiquem e possibilitem a ação revisional.</w:t>
-      </w:r>
+    </w:p>
+    <w:p>
+      <w:pPr>
+        <w:spacing w:after="0" w:line="276" w:lineRule="auto"/>
+        <w:ind w:left="-993" w:right="-1085"/>
+        <w:jc w:val="both"/>
+        <w:rPr>
+          <w:b/>
+          <w:color w:val="000000"/>
+          <w:sz w:val="20"/>
+          <w:szCs w:val="20"/>
+        </w:rPr>
+      </w:pPr>
+    </w:p>
+    <w:p>
+      <w:pPr>
+        <w:spacing w:after="0" w:line="276" w:lineRule="auto"/>
+        <w:ind w:left="-993" w:right="-1085"/>
+        <w:jc w:val="both"/>
+        <w:rPr>
+          <w:b/>
+          <w:color w:val="000000"/>
+          <w:sz w:val="20"/>
+          <w:szCs w:val="20"/>
+        </w:rPr>
+      </w:pPr>
+      <w:r>
+        <w:rPr>
+          <w:b/>
+          <w:color w:val="000000"/>
+          <w:sz w:val="20"/>
+          <w:szCs w:val="20"/>
+        </w:rPr>
+        <w:t>CLÁUSULA 4ª - DOS HONORÁRIOS ADVOCATÍCIOS CONTRATUAIS</w:t>
+      </w:r>
+    </w:p>
+    <w:p>
+      <w:pPr>
+        <w:spacing w:after="0" w:line="276" w:lineRule="auto"/>
+        <w:ind w:left="-993" w:right="-1085"/>
+        <w:jc w:val="both"/>
+        <w:rPr>
+          <w:sz w:val="20"/>
+          <w:szCs w:val="20"/>
+        </w:rPr>
+      </w:pPr>
+    </w:p>
+    <w:p>
+      <w:pPr>
+        <w:spacing w:after="0" w:line="276" w:lineRule="auto"/>
+        <w:ind w:left="-993" w:right="-1085"/>
+        <w:jc w:val="both"/>
+        <w:rPr>
+          <w:sz w:val="20"/>
+          <w:szCs w:val="20"/>
+        </w:rPr>
+      </w:pPr>
       <w:r>
         <w:rPr>
           <w:b/>
@@ -999,72 +857,6 @@
         </w:rPr>
         <w:t xml:space="preserve"> </w:t>
       </w:r>
-    </w:p>
-    <w:p>
-      <w:pPr>
-        <w:spacing w:after="0" w:line="276" w:lineRule="auto"/>
-        <w:ind w:left="-993" w:right="-1085"/>
-        <w:jc w:val="both"/>
-        <w:rPr>
-          <w:b/>
-          <w:color w:val="000000"/>
-          <w:sz w:val="20"/>
-          <w:szCs w:val="20"/>
-        </w:rPr>
-      </w:pPr>
-    </w:p>
-    <w:p>
-      <w:pPr>
-        <w:spacing w:after="0" w:line="276" w:lineRule="auto"/>
-        <w:ind w:left="-993" w:right="-1085"/>
-        <w:jc w:val="both"/>
-        <w:rPr>
-          <w:b/>
-          <w:color w:val="000000"/>
-          <w:sz w:val="20"/>
-          <w:szCs w:val="20"/>
-        </w:rPr>
-      </w:pPr>
-      <w:r>
-        <w:rPr>
-          <w:b/>
-          <w:color w:val="000000"/>
-          <w:sz w:val="20"/>
-          <w:szCs w:val="20"/>
-        </w:rPr>
-        <w:t>CLÁUSULA 4ª - DOS HONORÁRIOS ADVOCATÍCIOS CONTRATUAIS</w:t>
-      </w:r>
-    </w:p>
-    <w:p>
-      <w:pPr>
-        <w:spacing w:after="0" w:line="276" w:lineRule="auto"/>
-        <w:ind w:left="-993" w:right="-1085"/>
-        <w:jc w:val="both"/>
-        <w:rPr>
-          <w:sz w:val="20"/>
-          <w:szCs w:val="20"/>
-        </w:rPr>
-      </w:pPr>
-    </w:p>
-    <w:p>
-      <w:pPr>
-        <w:spacing w:after="0" w:line="276" w:lineRule="auto"/>
-        <w:ind w:left="-993" w:right="-1085"/>
-        <w:jc w:val="both"/>
-        <w:rPr>
-          <w:sz w:val="20"/>
-          <w:szCs w:val="20"/>
-        </w:rPr>
-      </w:pPr>
-      <w:r>
-        <w:rPr>
-          <w:b/>
-          <w:color w:val="000000"/>
-          <w:sz w:val="20"/>
-          <w:szCs w:val="20"/>
-        </w:rPr>
-        <w:t xml:space="preserve"> </w:t>
-      </w:r>
       <w:r>
         <w:rPr>
           <w:color w:val="000000"/>
@@ -1091,33 +883,7 @@
           <w:sz w:val="20"/>
           <w:szCs w:val="20"/>
         </w:rPr>
-        <w:t xml:space="preserve">a) qualquer valor restituído </w:t>
-      </w:r>
-      <w:proofErr w:type="gramStart"/>
-      <w:r>
-        <w:rPr>
-          <w:color w:val="000000"/>
-          <w:sz w:val="20"/>
-          <w:szCs w:val="20"/>
-        </w:rPr>
-        <w:t>ao(</w:t>
-      </w:r>
-      <w:proofErr w:type="gramEnd"/>
-      <w:r>
-        <w:rPr>
-          <w:color w:val="000000"/>
-          <w:sz w:val="20"/>
-          <w:szCs w:val="20"/>
-        </w:rPr>
-        <w:t>à) CONTRATANTE em dec</w:t>
-      </w:r>
-      <w:r>
-        <w:rPr>
-          <w:color w:val="000000"/>
-          <w:sz w:val="20"/>
-          <w:szCs w:val="20"/>
-        </w:rPr>
-        <w:t>orrência de sentença, acordo judicial ou extrajudicial;</w:t>
+        <w:t>a) qualquer valor restituído ao(à) CONTRATANTE em decorrência de sentença, acordo judicial ou extrajudicial;</w:t>
       </w:r>
     </w:p>
     <w:p>
@@ -1189,78 +955,41 @@
           <w:sz w:val="20"/>
           <w:szCs w:val="20"/>
         </w:rPr>
-        <w:t>O</w:t>
-      </w:r>
-      <w:r>
-        <w:rPr>
-          <w:color w:val="000000"/>
-          <w:sz w:val="20"/>
-          <w:szCs w:val="20"/>
-        </w:rPr>
-        <w:t xml:space="preserve"> percentual contratado incidirá inclusive sobre valores bloqueados ou compensados judicialmente, bem como sobre acordos que venham a ser firmados com a parte ré, independentemente da forma de pagamento.</w:t>
-      </w:r>
-    </w:p>
-    <w:p>
-      <w:pPr>
-        <w:spacing w:after="0" w:line="276" w:lineRule="auto"/>
-        <w:ind w:left="-993" w:right="-1085"/>
-        <w:jc w:val="both"/>
-        <w:rPr>
-          <w:color w:val="000000"/>
-          <w:sz w:val="20"/>
-          <w:szCs w:val="20"/>
-        </w:rPr>
-      </w:pPr>
-    </w:p>
-    <w:p>
-      <w:pPr>
-        <w:spacing w:after="0" w:line="276" w:lineRule="auto"/>
-        <w:ind w:left="-993" w:right="-1085"/>
-        <w:jc w:val="both"/>
-        <w:rPr>
-          <w:b/>
-          <w:color w:val="000000"/>
-          <w:sz w:val="20"/>
-          <w:szCs w:val="20"/>
-        </w:rPr>
-      </w:pPr>
-      <w:proofErr w:type="gramStart"/>
-      <w:r>
-        <w:rPr>
-          <w:b/>
-          <w:color w:val="000000"/>
-          <w:sz w:val="20"/>
-          <w:szCs w:val="20"/>
-        </w:rPr>
-        <w:t>O(</w:t>
-      </w:r>
-      <w:proofErr w:type="gramEnd"/>
-      <w:r>
-        <w:rPr>
-          <w:b/>
-          <w:color w:val="000000"/>
-          <w:sz w:val="20"/>
-          <w:szCs w:val="20"/>
-        </w:rPr>
-        <w:t>A) CONTRATANTE declara ter ciência de que não real</w:t>
-      </w:r>
-      <w:r>
-        <w:rPr>
-          <w:b/>
-          <w:color w:val="000000"/>
-          <w:sz w:val="20"/>
-          <w:szCs w:val="20"/>
-        </w:rPr>
-        <w:t>izou qualquer pagamento prévio de honorários advocatícios para a propositura da ação (honorários iniciais), estando o pagamento integralmente condicionado ao êxito da demanda. Tal forma de contratação visa não onerar a parte autora, considerando sua situaç</w:t>
-      </w:r>
-      <w:r>
-        <w:rPr>
-          <w:b/>
-          <w:color w:val="000000"/>
-          <w:sz w:val="20"/>
-          <w:szCs w:val="20"/>
-        </w:rPr>
-        <w:t>ão de vulnerabilidade financeira.</w:t>
+        <w:t>O percentual contratado incidirá inclusive sobre valores bloqueados ou compensados judicialmente, bem como sobre acordos que venham a ser firmados com a parte ré, independentemente da forma de pagamento.</w:t>
+      </w:r>
+    </w:p>
+    <w:p>
+      <w:pPr>
+        <w:spacing w:after="0" w:line="276" w:lineRule="auto"/>
+        <w:ind w:left="-993" w:right="-1085"/>
+        <w:jc w:val="both"/>
+        <w:rPr>
+          <w:color w:val="000000"/>
+          <w:sz w:val="20"/>
+          <w:szCs w:val="20"/>
+        </w:rPr>
+      </w:pPr>
+    </w:p>
+    <w:p>
+      <w:pPr>
+        <w:spacing w:after="0" w:line="276" w:lineRule="auto"/>
+        <w:ind w:left="-993" w:right="-1085"/>
+        <w:jc w:val="both"/>
+        <w:rPr>
+          <w:b/>
+          <w:color w:val="000000"/>
+          <w:sz w:val="20"/>
+          <w:szCs w:val="20"/>
+        </w:rPr>
+      </w:pPr>
+      <w:r>
+        <w:rPr>
+          <w:b/>
+          <w:color w:val="000000"/>
+          <w:sz w:val="20"/>
+          <w:szCs w:val="20"/>
+        </w:rPr>
+        <w:t>O(A) CONTRATANTE declara ter ciência de que não realizou qualquer pagamento prévio de honorários advocatícios para a propositura da ação (honorários iniciais), estando o pagamento integralmente condicionado ao êxito da demanda. Tal forma de contratação visa não onerar a parte autora, considerando sua situação de vulnerabilidade financeira.</w:t>
       </w:r>
     </w:p>
     <w:p>
@@ -1309,89 +1038,45 @@
           <w:szCs w:val="20"/>
         </w:rPr>
       </w:pPr>
-      <w:proofErr w:type="gramStart"/>
-      <w:r>
-        <w:rPr>
-          <w:color w:val="000000"/>
-          <w:sz w:val="20"/>
-          <w:szCs w:val="20"/>
-        </w:rPr>
-        <w:t>O(</w:t>
-      </w:r>
-      <w:proofErr w:type="gramEnd"/>
-      <w:r>
-        <w:rPr>
-          <w:color w:val="000000"/>
-          <w:sz w:val="20"/>
-          <w:szCs w:val="20"/>
-        </w:rPr>
-        <w:t>A) CONTRATANTE se compromete a manter seus dados de contato atualizados junto ao CONTRATADO, inclusive número de telefone, e-mail e endereço residencial.</w:t>
-      </w:r>
-    </w:p>
-    <w:p>
-      <w:pPr>
-        <w:spacing w:after="0" w:line="276" w:lineRule="auto"/>
-        <w:ind w:left="-993" w:right="-1085"/>
-        <w:jc w:val="both"/>
-        <w:rPr>
-          <w:color w:val="000000"/>
-          <w:sz w:val="20"/>
-          <w:szCs w:val="20"/>
-        </w:rPr>
-      </w:pPr>
-    </w:p>
-    <w:p>
-      <w:pPr>
-        <w:spacing w:after="0" w:line="276" w:lineRule="auto"/>
-        <w:ind w:left="-993" w:right="-1085"/>
-        <w:jc w:val="both"/>
-        <w:rPr>
-          <w:color w:val="000000"/>
-          <w:sz w:val="20"/>
-          <w:szCs w:val="20"/>
-        </w:rPr>
-      </w:pPr>
-      <w:r>
-        <w:rPr>
-          <w:color w:val="000000"/>
-          <w:sz w:val="20"/>
-          <w:szCs w:val="20"/>
-        </w:rPr>
-        <w:t>Eve</w:t>
-      </w:r>
-      <w:r>
-        <w:rPr>
-          <w:color w:val="000000"/>
-          <w:sz w:val="20"/>
-          <w:szCs w:val="20"/>
-        </w:rPr>
-        <w:t xml:space="preserve">ntual prejuízo decorrente da ausência de comunicação de mudança de endereço ou de outro meio de contato será de exclusiva responsabilidade </w:t>
-      </w:r>
-      <w:proofErr w:type="gramStart"/>
-      <w:r>
-        <w:rPr>
-          <w:color w:val="000000"/>
-          <w:sz w:val="20"/>
-          <w:szCs w:val="20"/>
-        </w:rPr>
-        <w:t>do(</w:t>
-      </w:r>
-      <w:proofErr w:type="gramEnd"/>
-      <w:r>
-        <w:rPr>
-          <w:color w:val="000000"/>
-          <w:sz w:val="20"/>
-          <w:szCs w:val="20"/>
-        </w:rPr>
-        <w:t>a) CONTRATANTE, não podendo o CONTRATADO ser responsabilizado por perda de prazos, ausências em audiências ou qual</w:t>
-      </w:r>
-      <w:r>
-        <w:rPr>
-          <w:color w:val="000000"/>
-          <w:sz w:val="20"/>
-          <w:szCs w:val="20"/>
-        </w:rPr>
-        <w:t>quer outro ônus decorrente da impossibilidade de comunicação.</w:t>
+      <w:r>
+        <w:rPr>
+          <w:color w:val="000000"/>
+          <w:sz w:val="20"/>
+          <w:szCs w:val="20"/>
+        </w:rPr>
+        <w:t>O(A) CONTRATANTE se compromete a manter seus dados de contato atualizados junto ao CONTRATADO, inclusive número de telefone, e-mail e endereço residencial.</w:t>
+      </w:r>
+    </w:p>
+    <w:p>
+      <w:pPr>
+        <w:spacing w:after="0" w:line="276" w:lineRule="auto"/>
+        <w:ind w:left="-993" w:right="-1085"/>
+        <w:jc w:val="both"/>
+        <w:rPr>
+          <w:color w:val="000000"/>
+          <w:sz w:val="20"/>
+          <w:szCs w:val="20"/>
+        </w:rPr>
+      </w:pPr>
+    </w:p>
+    <w:p>
+      <w:pPr>
+        <w:spacing w:after="0" w:line="276" w:lineRule="auto"/>
+        <w:ind w:left="-993" w:right="-1085"/>
+        <w:jc w:val="both"/>
+        <w:rPr>
+          <w:color w:val="000000"/>
+          <w:sz w:val="20"/>
+          <w:szCs w:val="20"/>
+        </w:rPr>
+      </w:pPr>
+      <w:r>
+        <w:rPr>
+          <w:color w:val="000000"/>
+          <w:sz w:val="20"/>
+          <w:szCs w:val="20"/>
+        </w:rPr>
+        <w:t>Eventual prejuízo decorrente da ausência de comunicação de mudança de endereço ou de outro meio de contato será de exclusiva responsabilidade do(a) CONTRATANTE, não podendo o CONTRATADO ser responsabilizado por perda de prazos, ausências em audiências ou qualquer outro ônus decorrente da impossibilidade de comunicação.</w:t>
       </w:r>
     </w:p>
     <w:p>
@@ -1479,81 +1164,39 @@
           <w:sz w:val="20"/>
           <w:szCs w:val="20"/>
         </w:rPr>
-        <w:t xml:space="preserve">Na hipótese de </w:t>
-      </w:r>
-      <w:proofErr w:type="gramStart"/>
-      <w:r>
-        <w:rPr>
-          <w:color w:val="000000"/>
-          <w:sz w:val="20"/>
-          <w:szCs w:val="20"/>
-        </w:rPr>
-        <w:t>o(</w:t>
-      </w:r>
-      <w:proofErr w:type="gramEnd"/>
-      <w:r>
-        <w:rPr>
-          <w:color w:val="000000"/>
-          <w:sz w:val="20"/>
-          <w:szCs w:val="20"/>
-        </w:rPr>
-        <w:t>a) CONTRAT</w:t>
-      </w:r>
-      <w:r>
-        <w:rPr>
-          <w:color w:val="000000"/>
-          <w:sz w:val="20"/>
-          <w:szCs w:val="20"/>
-        </w:rPr>
-        <w:t>ANTE constituir novo advogado(a) para atuar no mesmo feito, sem que haja justa causa imputável ao CONTRATADO, este fará jus ao recebimento dos honorários previstos na Cláusula 5ª, considerando-se como devidos pela integralidade do trabalho contratado, inde</w:t>
-      </w:r>
-      <w:r>
-        <w:rPr>
-          <w:color w:val="000000"/>
-          <w:sz w:val="20"/>
-          <w:szCs w:val="20"/>
-        </w:rPr>
-        <w:t>pendentemente do estágio em que se encontre a demanda.</w:t>
-      </w:r>
-    </w:p>
-    <w:p>
-      <w:pPr>
-        <w:spacing w:after="0" w:line="276" w:lineRule="auto"/>
-        <w:ind w:left="-993" w:right="-1085"/>
-        <w:jc w:val="both"/>
-        <w:rPr>
-          <w:color w:val="000000"/>
-          <w:sz w:val="20"/>
-          <w:szCs w:val="20"/>
-        </w:rPr>
-      </w:pPr>
-    </w:p>
-    <w:p>
-      <w:pPr>
-        <w:spacing w:after="0" w:line="276" w:lineRule="auto"/>
-        <w:ind w:left="-993" w:right="-1085"/>
-        <w:jc w:val="both"/>
-        <w:rPr>
-          <w:color w:val="000000"/>
-          <w:sz w:val="20"/>
-          <w:szCs w:val="20"/>
-        </w:rPr>
-      </w:pPr>
-      <w:r>
-        <w:rPr>
-          <w:color w:val="000000"/>
-          <w:sz w:val="20"/>
-          <w:szCs w:val="20"/>
-        </w:rPr>
-        <w:t>Caso a rescisão ocorra por iniciativa do CONTRATADO, este deverá apresentar justificativa ética ou técnica, comprometendo-se a prestar as informações e documentos necessários à continuidade da demanda</w:t>
-      </w:r>
-      <w:r>
-        <w:rPr>
-          <w:color w:val="000000"/>
-          <w:sz w:val="20"/>
-          <w:szCs w:val="20"/>
-        </w:rPr>
-        <w:t xml:space="preserve"> por outro profissional.</w:t>
+        <w:t>Na hipótese de o(a) CONTRATANTE constituir novo advogado(a) para atuar no mesmo feito, sem que haja justa causa imputável ao CONTRATADO, este fará jus ao recebimento dos honorários previstos na Cláusula 5ª, considerando-se como devidos pela integralidade do trabalho contratado, independentemente do estágio em que se encontre a demanda.</w:t>
+      </w:r>
+    </w:p>
+    <w:p>
+      <w:pPr>
+        <w:spacing w:after="0" w:line="276" w:lineRule="auto"/>
+        <w:ind w:left="-993" w:right="-1085"/>
+        <w:jc w:val="both"/>
+        <w:rPr>
+          <w:color w:val="000000"/>
+          <w:sz w:val="20"/>
+          <w:szCs w:val="20"/>
+        </w:rPr>
+      </w:pPr>
+    </w:p>
+    <w:p>
+      <w:pPr>
+        <w:spacing w:after="0" w:line="276" w:lineRule="auto"/>
+        <w:ind w:left="-993" w:right="-1085"/>
+        <w:jc w:val="both"/>
+        <w:rPr>
+          <w:color w:val="000000"/>
+          <w:sz w:val="20"/>
+          <w:szCs w:val="20"/>
+        </w:rPr>
+      </w:pPr>
+      <w:r>
+        <w:rPr>
+          <w:color w:val="000000"/>
+          <w:sz w:val="20"/>
+          <w:szCs w:val="20"/>
+        </w:rPr>
+        <w:t>Caso a rescisão ocorra por iniciativa do CONTRATADO, este deverá apresentar justificativa ética ou técnica, comprometendo-se a prestar as informações e documentos necessários à continuidade da demanda por outro profissional.</w:t>
       </w:r>
     </w:p>
     <w:p>
@@ -1711,8 +1354,8 @@
           <w:szCs w:val="20"/>
         </w:rPr>
       </w:pPr>
-      <w:bookmarkStart w:id="1" w:name="_heading=h.opsyxufoxev5" w:colFirst="0" w:colLast="0"/>
-      <w:bookmarkEnd w:id="1"/>
+      <w:bookmarkStart w:id="0" w:name="_heading=h.opsyxufoxev5" w:colFirst="0" w:colLast="0"/>
+      <w:bookmarkEnd w:id="0"/>
     </w:p>
     <w:p>
       <w:pPr>
@@ -1743,6 +1386,7 @@
           <w:color w:val="FF0000"/>
           <w:sz w:val="20"/>
           <w:szCs w:val="20"/>
+          <w:lang w:val="en-US"/>
         </w:rPr>
       </w:pPr>
       <w:r>
@@ -1752,7 +1396,17 @@
           <w:sz w:val="20"/>
           <w:szCs w:val="20"/>
         </w:rPr>
-        <w:t>{{nome))</w:t>
+        <w:t>{{nome</w:t>
+      </w:r>
+      <w:r>
+        <w:rPr>
+          <w:b/>
+          <w:color w:val="FF0000"/>
+          <w:sz w:val="20"/>
+          <w:szCs w:val="20"/>
+          <w:lang w:val="en-US"/>
+        </w:rPr>
+        <w:t>}}</w:t>
       </w:r>
     </w:p>
     <w:p>
@@ -1928,7 +1582,7 @@
 </file>
 
 <file path=word/endnotes.xml><?xml version="1.0" encoding="utf-8"?>
-<w:endnotes xmlns:wpc="http://schemas.microsoft.com/office/word/2010/wordprocessingCanvas" xmlns:cx="http://schemas.microsoft.com/office/drawing/2014/chartex" xmlns:mc="http://schemas.openxmlformats.org/markup-compatibility/2006" xmlns:o="urn:schemas-microsoft-com:office:office" xmlns:r="http://schemas.openxmlformats.org/officeDocument/2006/relationships" xmlns:m="http://schemas.openxmlformats.org/officeDocument/2006/math" xmlns:v="urn:schemas-microsoft-com:vml" xmlns:wp14="http://schemas.microsoft.com/office/word/2010/wordprocessingDrawing" xmlns:wp="http://schemas.openxmlformats.org/drawingml/2006/wordprocessingDrawing" xmlns:w10="urn:schemas-microsoft-com:office:word" xmlns:w="http://schemas.openxmlformats.org/wordprocessingml/2006/main" xmlns:w14="http://schemas.microsoft.com/office/word/2010/wordml" xmlns:w15="http://schemas.microsoft.com/office/word/2012/wordml" xmlns:w16se="http://schemas.microsoft.com/office/word/2015/wordml/symex" xmlns:wpg="http://schemas.microsoft.com/office/word/2010/wordprocessingGroup" xmlns:wpi="http://schemas.microsoft.com/office/word/2010/wordprocessingInk" xmlns:wne="http://schemas.microsoft.com/office/word/2006/wordml" xmlns:wps="http://schemas.microsoft.com/office/word/2010/wordprocessingShape" mc:Ignorable="w14 w15 w16se wp14">
+<w:endnotes xmlns:wpc="http://schemas.microsoft.com/office/word/2010/wordprocessingCanvas" xmlns:cx="http://schemas.microsoft.com/office/drawing/2014/chartex" xmlns:cx1="http://schemas.microsoft.com/office/drawing/2015/9/8/chartex" xmlns:cx2="http://schemas.microsoft.com/office/drawing/2015/10/21/chartex" xmlns:cx3="http://schemas.microsoft.com/office/drawing/2016/5/9/chartex" xmlns:cx4="http://schemas.microsoft.com/office/drawing/2016/5/10/chartex" xmlns:cx5="http://schemas.microsoft.com/office/drawing/2016/5/11/chartex" xmlns:cx6="http://schemas.microsoft.com/office/drawing/2016/5/12/chartex" xmlns:cx7="http://schemas.microsoft.com/office/drawing/2016/5/13/chartex" xmlns:cx8="http://schemas.microsoft.com/office/drawing/2016/5/14/chartex" xmlns:mc="http://schemas.openxmlformats.org/markup-compatibility/2006" xmlns:aink="http://schemas.microsoft.com/office/drawing/2016/ink" xmlns:am3d="http://schemas.microsoft.com/office/drawing/2017/model3d" xmlns:o="urn:schemas-microsoft-com:office:office" xmlns:oel="http://schemas.microsoft.com/office/2019/extlst" xmlns:r="http://schemas.openxmlformats.org/officeDocument/2006/relationships" xmlns:m="http://schemas.openxmlformats.org/officeDocument/2006/math" xmlns:v="urn:schemas-microsoft-com:vml" xmlns:wp14="http://schemas.microsoft.com/office/word/2010/wordprocessingDrawing" xmlns:wp="http://schemas.openxmlformats.org/drawingml/2006/wordprocessingDrawing" xmlns:w10="urn:schemas-microsoft-com:office:word" xmlns:w="http://schemas.openxmlformats.org/wordprocessingml/2006/main" xmlns:w14="http://schemas.microsoft.com/office/word/2010/wordml" xmlns:w15="http://schemas.microsoft.com/office/word/2012/wordml" xmlns:w16cex="http://schemas.microsoft.com/office/word/2018/wordml/cex" xmlns:w16cid="http://schemas.microsoft.com/office/word/2016/wordml/cid" xmlns:w16="http://schemas.microsoft.com/office/word/2018/wordml" xmlns:w16du="http://schemas.microsoft.com/office/word/2023/wordml/word16du" xmlns:w16sdtdh="http://schemas.microsoft.com/office/word/2020/wordml/sdtdatahash" xmlns:w16sdtfl="http://schemas.microsoft.com/office/word/2024/wordml/sdtformatlock" xmlns:w16se="http://schemas.microsoft.com/office/word/2015/wordml/symex" xmlns:wpg="http://schemas.microsoft.com/office/word/2010/wordprocessingGroup" xmlns:wpi="http://schemas.microsoft.com/office/word/2010/wordprocessingInk" xmlns:wne="http://schemas.microsoft.com/office/word/2006/wordml" xmlns:wps="http://schemas.microsoft.com/office/word/2010/wordprocessingShape" mc:Ignorable="w14 w15 w16se w16cid w16 w16cex w16sdtdh w16sdtfl w16du wp14">
   <w:endnote w:type="separator" w:id="-1">
     <w:p>
       <w:pPr>
@@ -1953,7 +1607,7 @@
 </file>
 
 <file path=word/footer1.xml><?xml version="1.0" encoding="utf-8"?>
-<w:ftr xmlns:wpc="http://schemas.microsoft.com/office/word/2010/wordprocessingCanvas" xmlns:cx="http://schemas.microsoft.com/office/drawing/2014/chartex" xmlns:mc="http://schemas.openxmlformats.org/markup-compatibility/2006" xmlns:o="urn:schemas-microsoft-com:office:office" xmlns:r="http://schemas.openxmlformats.org/officeDocument/2006/relationships" xmlns:m="http://schemas.openxmlformats.org/officeDocument/2006/math" xmlns:v="urn:schemas-microsoft-com:vml" xmlns:wp14="http://schemas.microsoft.com/office/word/2010/wordprocessingDrawing" xmlns:wp="http://schemas.openxmlformats.org/drawingml/2006/wordprocessingDrawing" xmlns:w10="urn:schemas-microsoft-com:office:word" xmlns:w="http://schemas.openxmlformats.org/wordprocessingml/2006/main" xmlns:w14="http://schemas.microsoft.com/office/word/2010/wordml" xmlns:w15="http://schemas.microsoft.com/office/word/2012/wordml" xmlns:w16se="http://schemas.microsoft.com/office/word/2015/wordml/symex" xmlns:wpg="http://schemas.microsoft.com/office/word/2010/wordprocessingGroup" xmlns:wpi="http://schemas.microsoft.com/office/word/2010/wordprocessingInk" xmlns:wne="http://schemas.microsoft.com/office/word/2006/wordml" xmlns:wps="http://schemas.microsoft.com/office/word/2010/wordprocessingShape" mc:Ignorable="w14 w15 w16se wp14">
+<w:ftr xmlns:wpc="http://schemas.microsoft.com/office/word/2010/wordprocessingCanvas" xmlns:cx="http://schemas.microsoft.com/office/drawing/2014/chartex" xmlns:cx1="http://schemas.microsoft.com/office/drawing/2015/9/8/chartex" xmlns:cx2="http://schemas.microsoft.com/office/drawing/2015/10/21/chartex" xmlns:cx3="http://schemas.microsoft.com/office/drawing/2016/5/9/chartex" xmlns:cx4="http://schemas.microsoft.com/office/drawing/2016/5/10/chartex" xmlns:cx5="http://schemas.microsoft.com/office/drawing/2016/5/11/chartex" xmlns:cx6="http://schemas.microsoft.com/office/drawing/2016/5/12/chartex" xmlns:cx7="http://schemas.microsoft.com/office/drawing/2016/5/13/chartex" xmlns:cx8="http://schemas.microsoft.com/office/drawing/2016/5/14/chartex" xmlns:mc="http://schemas.openxmlformats.org/markup-compatibility/2006" xmlns:aink="http://schemas.microsoft.com/office/drawing/2016/ink" xmlns:am3d="http://schemas.microsoft.com/office/drawing/2017/model3d" xmlns:o="urn:schemas-microsoft-com:office:office" xmlns:oel="http://schemas.microsoft.com/office/2019/extlst" xmlns:r="http://schemas.openxmlformats.org/officeDocument/2006/relationships" xmlns:m="http://schemas.openxmlformats.org/officeDocument/2006/math" xmlns:v="urn:schemas-microsoft-com:vml" xmlns:wp14="http://schemas.microsoft.com/office/word/2010/wordprocessingDrawing" xmlns:wp="http://schemas.openxmlformats.org/drawingml/2006/wordprocessingDrawing" xmlns:w10="urn:schemas-microsoft-com:office:word" xmlns:w="http://schemas.openxmlformats.org/wordprocessingml/2006/main" xmlns:w14="http://schemas.microsoft.com/office/word/2010/wordml" xmlns:w15="http://schemas.microsoft.com/office/word/2012/wordml" xmlns:w16cex="http://schemas.microsoft.com/office/word/2018/wordml/cex" xmlns:w16cid="http://schemas.microsoft.com/office/word/2016/wordml/cid" xmlns:w16="http://schemas.microsoft.com/office/word/2018/wordml" xmlns:w16du="http://schemas.microsoft.com/office/word/2023/wordml/word16du" xmlns:w16sdtdh="http://schemas.microsoft.com/office/word/2020/wordml/sdtdatahash" xmlns:w16sdtfl="http://schemas.microsoft.com/office/word/2024/wordml/sdtformatlock" xmlns:w16se="http://schemas.microsoft.com/office/word/2015/wordml/symex" xmlns:wpg="http://schemas.microsoft.com/office/word/2010/wordprocessingGroup" xmlns:wpi="http://schemas.microsoft.com/office/word/2010/wordprocessingInk" xmlns:wne="http://schemas.microsoft.com/office/word/2006/wordml" xmlns:wps="http://schemas.microsoft.com/office/word/2010/wordprocessingShape" mc:Ignorable="w14 w15 w16se w16cid w16 w16cex w16sdtdh w16sdtfl w16du wp14">
   <w:p>
     <w:pPr>
       <w:pBdr>
@@ -1977,7 +1631,7 @@
 </file>
 
 <file path=word/footer2.xml><?xml version="1.0" encoding="utf-8"?>
-<w:ftr xmlns:wpc="http://schemas.microsoft.com/office/word/2010/wordprocessingCanvas" xmlns:cx="http://schemas.microsoft.com/office/drawing/2014/chartex" xmlns:mc="http://schemas.openxmlformats.org/markup-compatibility/2006" xmlns:o="urn:schemas-microsoft-com:office:office" xmlns:r="http://schemas.openxmlformats.org/officeDocument/2006/relationships" xmlns:m="http://schemas.openxmlformats.org/officeDocument/2006/math" xmlns:v="urn:schemas-microsoft-com:vml" xmlns:wp14="http://schemas.microsoft.com/office/word/2010/wordprocessingDrawing" xmlns:wp="http://schemas.openxmlformats.org/drawingml/2006/wordprocessingDrawing" xmlns:w10="urn:schemas-microsoft-com:office:word" xmlns:w="http://schemas.openxmlformats.org/wordprocessingml/2006/main" xmlns:w14="http://schemas.microsoft.com/office/word/2010/wordml" xmlns:w15="http://schemas.microsoft.com/office/word/2012/wordml" xmlns:w16se="http://schemas.microsoft.com/office/word/2015/wordml/symex" xmlns:wpg="http://schemas.microsoft.com/office/word/2010/wordprocessingGroup" xmlns:wpi="http://schemas.microsoft.com/office/word/2010/wordprocessingInk" xmlns:wne="http://schemas.microsoft.com/office/word/2006/wordml" xmlns:wps="http://schemas.microsoft.com/office/word/2010/wordprocessingShape" mc:Ignorable="w14 w15 w16se wp14">
+<w:ftr xmlns:wpc="http://schemas.microsoft.com/office/word/2010/wordprocessingCanvas" xmlns:cx="http://schemas.microsoft.com/office/drawing/2014/chartex" xmlns:cx1="http://schemas.microsoft.com/office/drawing/2015/9/8/chartex" xmlns:cx2="http://schemas.microsoft.com/office/drawing/2015/10/21/chartex" xmlns:cx3="http://schemas.microsoft.com/office/drawing/2016/5/9/chartex" xmlns:cx4="http://schemas.microsoft.com/office/drawing/2016/5/10/chartex" xmlns:cx5="http://schemas.microsoft.com/office/drawing/2016/5/11/chartex" xmlns:cx6="http://schemas.microsoft.com/office/drawing/2016/5/12/chartex" xmlns:cx7="http://schemas.microsoft.com/office/drawing/2016/5/13/chartex" xmlns:cx8="http://schemas.microsoft.com/office/drawing/2016/5/14/chartex" xmlns:mc="http://schemas.openxmlformats.org/markup-compatibility/2006" xmlns:aink="http://schemas.microsoft.com/office/drawing/2016/ink" xmlns:am3d="http://schemas.microsoft.com/office/drawing/2017/model3d" xmlns:o="urn:schemas-microsoft-com:office:office" xmlns:oel="http://schemas.microsoft.com/office/2019/extlst" xmlns:r="http://schemas.openxmlformats.org/officeDocument/2006/relationships" xmlns:m="http://schemas.openxmlformats.org/officeDocument/2006/math" xmlns:v="urn:schemas-microsoft-com:vml" xmlns:wp14="http://schemas.microsoft.com/office/word/2010/wordprocessingDrawing" xmlns:wp="http://schemas.openxmlformats.org/drawingml/2006/wordprocessingDrawing" xmlns:w10="urn:schemas-microsoft-com:office:word" xmlns:w="http://schemas.openxmlformats.org/wordprocessingml/2006/main" xmlns:w14="http://schemas.microsoft.com/office/word/2010/wordml" xmlns:w15="http://schemas.microsoft.com/office/word/2012/wordml" xmlns:w16cex="http://schemas.microsoft.com/office/word/2018/wordml/cex" xmlns:w16cid="http://schemas.microsoft.com/office/word/2016/wordml/cid" xmlns:w16="http://schemas.microsoft.com/office/word/2018/wordml" xmlns:w16du="http://schemas.microsoft.com/office/word/2023/wordml/word16du" xmlns:w16sdtdh="http://schemas.microsoft.com/office/word/2020/wordml/sdtdatahash" xmlns:w16sdtfl="http://schemas.microsoft.com/office/word/2024/wordml/sdtformatlock" xmlns:w16se="http://schemas.microsoft.com/office/word/2015/wordml/symex" xmlns:wpg="http://schemas.microsoft.com/office/word/2010/wordprocessingGroup" xmlns:wpi="http://schemas.microsoft.com/office/word/2010/wordprocessingInk" xmlns:wne="http://schemas.microsoft.com/office/word/2006/wordml" xmlns:wps="http://schemas.microsoft.com/office/word/2010/wordprocessingShape" mc:Ignorable="w14 w15 w16se w16cid w16 w16cex w16sdtdh w16sdtfl w16du wp14">
   <w:p>
     <w:pPr>
       <w:pBdr>
@@ -2001,7 +1655,7 @@
 </file>
 
 <file path=word/footer3.xml><?xml version="1.0" encoding="utf-8"?>
-<w:ftr xmlns:wpc="http://schemas.microsoft.com/office/word/2010/wordprocessingCanvas" xmlns:cx="http://schemas.microsoft.com/office/drawing/2014/chartex" xmlns:mc="http://schemas.openxmlformats.org/markup-compatibility/2006" xmlns:o="urn:schemas-microsoft-com:office:office" xmlns:r="http://schemas.openxmlformats.org/officeDocument/2006/relationships" xmlns:m="http://schemas.openxmlformats.org/officeDocument/2006/math" xmlns:v="urn:schemas-microsoft-com:vml" xmlns:wp14="http://schemas.microsoft.com/office/word/2010/wordprocessingDrawing" xmlns:wp="http://schemas.openxmlformats.org/drawingml/2006/wordprocessingDrawing" xmlns:w10="urn:schemas-microsoft-com:office:word" xmlns:w="http://schemas.openxmlformats.org/wordprocessingml/2006/main" xmlns:w14="http://schemas.microsoft.com/office/word/2010/wordml" xmlns:w15="http://schemas.microsoft.com/office/word/2012/wordml" xmlns:w16se="http://schemas.microsoft.com/office/word/2015/wordml/symex" xmlns:wpg="http://schemas.microsoft.com/office/word/2010/wordprocessingGroup" xmlns:wpi="http://schemas.microsoft.com/office/word/2010/wordprocessingInk" xmlns:wne="http://schemas.microsoft.com/office/word/2006/wordml" xmlns:wps="http://schemas.microsoft.com/office/word/2010/wordprocessingShape" mc:Ignorable="w14 w15 w16se wp14">
+<w:ftr xmlns:wpc="http://schemas.microsoft.com/office/word/2010/wordprocessingCanvas" xmlns:cx="http://schemas.microsoft.com/office/drawing/2014/chartex" xmlns:cx1="http://schemas.microsoft.com/office/drawing/2015/9/8/chartex" xmlns:cx2="http://schemas.microsoft.com/office/drawing/2015/10/21/chartex" xmlns:cx3="http://schemas.microsoft.com/office/drawing/2016/5/9/chartex" xmlns:cx4="http://schemas.microsoft.com/office/drawing/2016/5/10/chartex" xmlns:cx5="http://schemas.microsoft.com/office/drawing/2016/5/11/chartex" xmlns:cx6="http://schemas.microsoft.com/office/drawing/2016/5/12/chartex" xmlns:cx7="http://schemas.microsoft.com/office/drawing/2016/5/13/chartex" xmlns:cx8="http://schemas.microsoft.com/office/drawing/2016/5/14/chartex" xmlns:mc="http://schemas.openxmlformats.org/markup-compatibility/2006" xmlns:aink="http://schemas.microsoft.com/office/drawing/2016/ink" xmlns:am3d="http://schemas.microsoft.com/office/drawing/2017/model3d" xmlns:o="urn:schemas-microsoft-com:office:office" xmlns:oel="http://schemas.microsoft.com/office/2019/extlst" xmlns:r="http://schemas.openxmlformats.org/officeDocument/2006/relationships" xmlns:m="http://schemas.openxmlformats.org/officeDocument/2006/math" xmlns:v="urn:schemas-microsoft-com:vml" xmlns:wp14="http://schemas.microsoft.com/office/word/2010/wordprocessingDrawing" xmlns:wp="http://schemas.openxmlformats.org/drawingml/2006/wordprocessingDrawing" xmlns:w10="urn:schemas-microsoft-com:office:word" xmlns:w="http://schemas.openxmlformats.org/wordprocessingml/2006/main" xmlns:w14="http://schemas.microsoft.com/office/word/2010/wordml" xmlns:w15="http://schemas.microsoft.com/office/word/2012/wordml" xmlns:w16cex="http://schemas.microsoft.com/office/word/2018/wordml/cex" xmlns:w16cid="http://schemas.microsoft.com/office/word/2016/wordml/cid" xmlns:w16="http://schemas.microsoft.com/office/word/2018/wordml" xmlns:w16du="http://schemas.microsoft.com/office/word/2023/wordml/word16du" xmlns:w16sdtdh="http://schemas.microsoft.com/office/word/2020/wordml/sdtdatahash" xmlns:w16sdtfl="http://schemas.microsoft.com/office/word/2024/wordml/sdtformatlock" xmlns:w16se="http://schemas.microsoft.com/office/word/2015/wordml/symex" xmlns:wpg="http://schemas.microsoft.com/office/word/2010/wordprocessingGroup" xmlns:wpi="http://schemas.microsoft.com/office/word/2010/wordprocessingInk" xmlns:wne="http://schemas.microsoft.com/office/word/2006/wordml" xmlns:wps="http://schemas.microsoft.com/office/word/2010/wordprocessingShape" mc:Ignorable="w14 w15 w16se w16cid w16 w16cex w16sdtdh w16sdtfl w16du wp14">
   <w:p>
     <w:pPr>
       <w:pBdr>
@@ -2025,7 +1679,7 @@
 </file>
 
 <file path=word/footnotes.xml><?xml version="1.0" encoding="utf-8"?>
-<w:footnotes xmlns:wpc="http://schemas.microsoft.com/office/word/2010/wordprocessingCanvas" xmlns:cx="http://schemas.microsoft.com/office/drawing/2014/chartex" xmlns:mc="http://schemas.openxmlformats.org/markup-compatibility/2006" xmlns:o="urn:schemas-microsoft-com:office:office" xmlns:r="http://schemas.openxmlformats.org/officeDocument/2006/relationships" xmlns:m="http://schemas.openxmlformats.org/officeDocument/2006/math" xmlns:v="urn:schemas-microsoft-com:vml" xmlns:wp14="http://schemas.microsoft.com/office/word/2010/wordprocessingDrawing" xmlns:wp="http://schemas.openxmlformats.org/drawingml/2006/wordprocessingDrawing" xmlns:w10="urn:schemas-microsoft-com:office:word" xmlns:w="http://schemas.openxmlformats.org/wordprocessingml/2006/main" xmlns:w14="http://schemas.microsoft.com/office/word/2010/wordml" xmlns:w15="http://schemas.microsoft.com/office/word/2012/wordml" xmlns:w16se="http://schemas.microsoft.com/office/word/2015/wordml/symex" xmlns:wpg="http://schemas.microsoft.com/office/word/2010/wordprocessingGroup" xmlns:wpi="http://schemas.microsoft.com/office/word/2010/wordprocessingInk" xmlns:wne="http://schemas.microsoft.com/office/word/2006/wordml" xmlns:wps="http://schemas.microsoft.com/office/word/2010/wordprocessingShape" mc:Ignorable="w14 w15 w16se wp14">
+<w:footnotes xmlns:wpc="http://schemas.microsoft.com/office/word/2010/wordprocessingCanvas" xmlns:cx="http://schemas.microsoft.com/office/drawing/2014/chartex" xmlns:cx1="http://schemas.microsoft.com/office/drawing/2015/9/8/chartex" xmlns:cx2="http://schemas.microsoft.com/office/drawing/2015/10/21/chartex" xmlns:cx3="http://schemas.microsoft.com/office/drawing/2016/5/9/chartex" xmlns:cx4="http://schemas.microsoft.com/office/drawing/2016/5/10/chartex" xmlns:cx5="http://schemas.microsoft.com/office/drawing/2016/5/11/chartex" xmlns:cx6="http://schemas.microsoft.com/office/drawing/2016/5/12/chartex" xmlns:cx7="http://schemas.microsoft.com/office/drawing/2016/5/13/chartex" xmlns:cx8="http://schemas.microsoft.com/office/drawing/2016/5/14/chartex" xmlns:mc="http://schemas.openxmlformats.org/markup-compatibility/2006" xmlns:aink="http://schemas.microsoft.com/office/drawing/2016/ink" xmlns:am3d="http://schemas.microsoft.com/office/drawing/2017/model3d" xmlns:o="urn:schemas-microsoft-com:office:office" xmlns:oel="http://schemas.microsoft.com/office/2019/extlst" xmlns:r="http://schemas.openxmlformats.org/officeDocument/2006/relationships" xmlns:m="http://schemas.openxmlformats.org/officeDocument/2006/math" xmlns:v="urn:schemas-microsoft-com:vml" xmlns:wp14="http://schemas.microsoft.com/office/word/2010/wordprocessingDrawing" xmlns:wp="http://schemas.openxmlformats.org/drawingml/2006/wordprocessingDrawing" xmlns:w10="urn:schemas-microsoft-com:office:word" xmlns:w="http://schemas.openxmlformats.org/wordprocessingml/2006/main" xmlns:w14="http://schemas.microsoft.com/office/word/2010/wordml" xmlns:w15="http://schemas.microsoft.com/office/word/2012/wordml" xmlns:w16cex="http://schemas.microsoft.com/office/word/2018/wordml/cex" xmlns:w16cid="http://schemas.microsoft.com/office/word/2016/wordml/cid" xmlns:w16="http://schemas.microsoft.com/office/word/2018/wordml" xmlns:w16du="http://schemas.microsoft.com/office/word/2023/wordml/word16du" xmlns:w16sdtdh="http://schemas.microsoft.com/office/word/2020/wordml/sdtdatahash" xmlns:w16sdtfl="http://schemas.microsoft.com/office/word/2024/wordml/sdtformatlock" xmlns:w16se="http://schemas.microsoft.com/office/word/2015/wordml/symex" xmlns:wpg="http://schemas.microsoft.com/office/word/2010/wordprocessingGroup" xmlns:wpi="http://schemas.microsoft.com/office/word/2010/wordprocessingInk" xmlns:wne="http://schemas.microsoft.com/office/word/2006/wordml" xmlns:wps="http://schemas.microsoft.com/office/word/2010/wordprocessingShape" mc:Ignorable="w14 w15 w16se w16cid w16 w16cex w16sdtdh w16sdtfl w16du wp14">
   <w:footnote w:type="separator" w:id="-1">
     <w:p>
       <w:pPr>
@@ -2050,7 +1704,7 @@
 </file>
 
 <file path=word/header1.xml><?xml version="1.0" encoding="utf-8"?>
-<w:hdr xmlns:wpc="http://schemas.microsoft.com/office/word/2010/wordprocessingCanvas" xmlns:cx="http://schemas.microsoft.com/office/drawing/2014/chartex" xmlns:mc="http://schemas.openxmlformats.org/markup-compatibility/2006" xmlns:o="urn:schemas-microsoft-com:office:office" xmlns:r="http://schemas.openxmlformats.org/officeDocument/2006/relationships" xmlns:m="http://schemas.openxmlformats.org/officeDocument/2006/math" xmlns:v="urn:schemas-microsoft-com:vml" xmlns:wp14="http://schemas.microsoft.com/office/word/2010/wordprocessingDrawing" xmlns:wp="http://schemas.openxmlformats.org/drawingml/2006/wordprocessingDrawing" xmlns:w10="urn:schemas-microsoft-com:office:word" xmlns:w="http://schemas.openxmlformats.org/wordprocessingml/2006/main" xmlns:w14="http://schemas.microsoft.com/office/word/2010/wordml" xmlns:w15="http://schemas.microsoft.com/office/word/2012/wordml" xmlns:w16se="http://schemas.microsoft.com/office/word/2015/wordml/symex" xmlns:wpg="http://schemas.microsoft.com/office/word/2010/wordprocessingGroup" xmlns:wpi="http://schemas.microsoft.com/office/word/2010/wordprocessingInk" xmlns:wne="http://schemas.microsoft.com/office/word/2006/wordml" xmlns:wps="http://schemas.microsoft.com/office/word/2010/wordprocessingShape" mc:Ignorable="w14 w15 w16se wp14">
+<w:hdr xmlns:wpc="http://schemas.microsoft.com/office/word/2010/wordprocessingCanvas" xmlns:cx="http://schemas.microsoft.com/office/drawing/2014/chartex" xmlns:cx1="http://schemas.microsoft.com/office/drawing/2015/9/8/chartex" xmlns:cx2="http://schemas.microsoft.com/office/drawing/2015/10/21/chartex" xmlns:cx3="http://schemas.microsoft.com/office/drawing/2016/5/9/chartex" xmlns:cx4="http://schemas.microsoft.com/office/drawing/2016/5/10/chartex" xmlns:cx5="http://schemas.microsoft.com/office/drawing/2016/5/11/chartex" xmlns:cx6="http://schemas.microsoft.com/office/drawing/2016/5/12/chartex" xmlns:cx7="http://schemas.microsoft.com/office/drawing/2016/5/13/chartex" xmlns:cx8="http://schemas.microsoft.com/office/drawing/2016/5/14/chartex" xmlns:mc="http://schemas.openxmlformats.org/markup-compatibility/2006" xmlns:aink="http://schemas.microsoft.com/office/drawing/2016/ink" xmlns:am3d="http://schemas.microsoft.com/office/drawing/2017/model3d" xmlns:o="urn:schemas-microsoft-com:office:office" xmlns:oel="http://schemas.microsoft.com/office/2019/extlst" xmlns:r="http://schemas.openxmlformats.org/officeDocument/2006/relationships" xmlns:m="http://schemas.openxmlformats.org/officeDocument/2006/math" xmlns:v="urn:schemas-microsoft-com:vml" xmlns:wp14="http://schemas.microsoft.com/office/word/2010/wordprocessingDrawing" xmlns:wp="http://schemas.openxmlformats.org/drawingml/2006/wordprocessingDrawing" xmlns:w10="urn:schemas-microsoft-com:office:word" xmlns:w="http://schemas.openxmlformats.org/wordprocessingml/2006/main" xmlns:w14="http://schemas.microsoft.com/office/word/2010/wordml" xmlns:w15="http://schemas.microsoft.com/office/word/2012/wordml" xmlns:w16cex="http://schemas.microsoft.com/office/word/2018/wordml/cex" xmlns:w16cid="http://schemas.microsoft.com/office/word/2016/wordml/cid" xmlns:w16="http://schemas.microsoft.com/office/word/2018/wordml" xmlns:w16du="http://schemas.microsoft.com/office/word/2023/wordml/word16du" xmlns:w16sdtdh="http://schemas.microsoft.com/office/word/2020/wordml/sdtdatahash" xmlns:w16sdtfl="http://schemas.microsoft.com/office/word/2024/wordml/sdtformatlock" xmlns:w16se="http://schemas.microsoft.com/office/word/2015/wordml/symex" xmlns:wpg="http://schemas.microsoft.com/office/word/2010/wordprocessingGroup" xmlns:wpi="http://schemas.microsoft.com/office/word/2010/wordprocessingInk" xmlns:wne="http://schemas.microsoft.com/office/word/2006/wordml" xmlns:wps="http://schemas.microsoft.com/office/word/2010/wordprocessingShape" mc:Ignorable="w14 w15 w16se w16cid w16 w16cex w16sdtdh w16sdtfl w16du wp14">
   <w:p>
     <w:pPr>
       <w:pBdr>
@@ -2074,7 +1728,7 @@
 </file>
 
 <file path=word/header2.xml><?xml version="1.0" encoding="utf-8"?>
-<w:hdr xmlns:wpc="http://schemas.microsoft.com/office/word/2010/wordprocessingCanvas" xmlns:cx="http://schemas.microsoft.com/office/drawing/2014/chartex" xmlns:mc="http://schemas.openxmlformats.org/markup-compatibility/2006" xmlns:o="urn:schemas-microsoft-com:office:office" xmlns:r="http://schemas.openxmlformats.org/officeDocument/2006/relationships" xmlns:m="http://schemas.openxmlformats.org/officeDocument/2006/math" xmlns:v="urn:schemas-microsoft-com:vml" xmlns:wp14="http://schemas.microsoft.com/office/word/2010/wordprocessingDrawing" xmlns:wp="http://schemas.openxmlformats.org/drawingml/2006/wordprocessingDrawing" xmlns:w10="urn:schemas-microsoft-com:office:word" xmlns:w="http://schemas.openxmlformats.org/wordprocessingml/2006/main" xmlns:w14="http://schemas.microsoft.com/office/word/2010/wordml" xmlns:w15="http://schemas.microsoft.com/office/word/2012/wordml" xmlns:w16se="http://schemas.microsoft.com/office/word/2015/wordml/symex" xmlns:wpg="http://schemas.microsoft.com/office/word/2010/wordprocessingGroup" xmlns:wpi="http://schemas.microsoft.com/office/word/2010/wordprocessingInk" xmlns:wne="http://schemas.microsoft.com/office/word/2006/wordml" xmlns:wps="http://schemas.microsoft.com/office/word/2010/wordprocessingShape" mc:Ignorable="w14 w15 w16se wp14">
+<w:hdr xmlns:wpc="http://schemas.microsoft.com/office/word/2010/wordprocessingCanvas" xmlns:cx="http://schemas.microsoft.com/office/drawing/2014/chartex" xmlns:cx1="http://schemas.microsoft.com/office/drawing/2015/9/8/chartex" xmlns:cx2="http://schemas.microsoft.com/office/drawing/2015/10/21/chartex" xmlns:cx3="http://schemas.microsoft.com/office/drawing/2016/5/9/chartex" xmlns:cx4="http://schemas.microsoft.com/office/drawing/2016/5/10/chartex" xmlns:cx5="http://schemas.microsoft.com/office/drawing/2016/5/11/chartex" xmlns:cx6="http://schemas.microsoft.com/office/drawing/2016/5/12/chartex" xmlns:cx7="http://schemas.microsoft.com/office/drawing/2016/5/13/chartex" xmlns:cx8="http://schemas.microsoft.com/office/drawing/2016/5/14/chartex" xmlns:mc="http://schemas.openxmlformats.org/markup-compatibility/2006" xmlns:aink="http://schemas.microsoft.com/office/drawing/2016/ink" xmlns:am3d="http://schemas.microsoft.com/office/drawing/2017/model3d" xmlns:o="urn:schemas-microsoft-com:office:office" xmlns:oel="http://schemas.microsoft.com/office/2019/extlst" xmlns:r="http://schemas.openxmlformats.org/officeDocument/2006/relationships" xmlns:m="http://schemas.openxmlformats.org/officeDocument/2006/math" xmlns:v="urn:schemas-microsoft-com:vml" xmlns:wp14="http://schemas.microsoft.com/office/word/2010/wordprocessingDrawing" xmlns:wp="http://schemas.openxmlformats.org/drawingml/2006/wordprocessingDrawing" xmlns:w10="urn:schemas-microsoft-com:office:word" xmlns:w="http://schemas.openxmlformats.org/wordprocessingml/2006/main" xmlns:w14="http://schemas.microsoft.com/office/word/2010/wordml" xmlns:w15="http://schemas.microsoft.com/office/word/2012/wordml" xmlns:w16cex="http://schemas.microsoft.com/office/word/2018/wordml/cex" xmlns:w16cid="http://schemas.microsoft.com/office/word/2016/wordml/cid" xmlns:w16="http://schemas.microsoft.com/office/word/2018/wordml" xmlns:w16du="http://schemas.microsoft.com/office/word/2023/wordml/word16du" xmlns:w16sdtdh="http://schemas.microsoft.com/office/word/2020/wordml/sdtdatahash" xmlns:w16sdtfl="http://schemas.microsoft.com/office/word/2024/wordml/sdtformatlock" xmlns:w16se="http://schemas.microsoft.com/office/word/2015/wordml/symex" xmlns:wpg="http://schemas.microsoft.com/office/word/2010/wordprocessingGroup" xmlns:wpi="http://schemas.microsoft.com/office/word/2010/wordprocessingInk" xmlns:wne="http://schemas.microsoft.com/office/word/2006/wordml" xmlns:wps="http://schemas.microsoft.com/office/word/2010/wordprocessingShape" mc:Ignorable="w14 w15 w16se w16cid w16 w16cex w16sdtdh w16sdtfl w16du wp14">
   <w:p>
     <w:pPr>
       <w:pBdr>
@@ -2106,7 +1760,7 @@
         <w:noProof/>
       </w:rPr>
       <w:drawing>
-        <wp:inline distT="114300" distB="114300" distL="114300" distR="114300">
+        <wp:inline distT="114300" distB="114300" distL="114300" distR="114300" wp14:anchorId="18D76C0A" wp14:editId="1B586FB6">
           <wp:extent cx="1735610" cy="1701355"/>
           <wp:effectExtent l="0" t="0" r="0" b="0"/>
           <wp:docPr id="8" name="image1.png"/>
@@ -2146,7 +1800,7 @@
 </file>
 
 <file path=word/header3.xml><?xml version="1.0" encoding="utf-8"?>
-<w:hdr xmlns:wpc="http://schemas.microsoft.com/office/word/2010/wordprocessingCanvas" xmlns:cx="http://schemas.microsoft.com/office/drawing/2014/chartex" xmlns:mc="http://schemas.openxmlformats.org/markup-compatibility/2006" xmlns:o="urn:schemas-microsoft-com:office:office" xmlns:r="http://schemas.openxmlformats.org/officeDocument/2006/relationships" xmlns:m="http://schemas.openxmlformats.org/officeDocument/2006/math" xmlns:v="urn:schemas-microsoft-com:vml" xmlns:wp14="http://schemas.microsoft.com/office/word/2010/wordprocessingDrawing" xmlns:wp="http://schemas.openxmlformats.org/drawingml/2006/wordprocessingDrawing" xmlns:w10="urn:schemas-microsoft-com:office:word" xmlns:w="http://schemas.openxmlformats.org/wordprocessingml/2006/main" xmlns:w14="http://schemas.microsoft.com/office/word/2010/wordml" xmlns:w15="http://schemas.microsoft.com/office/word/2012/wordml" xmlns:w16se="http://schemas.microsoft.com/office/word/2015/wordml/symex" xmlns:wpg="http://schemas.microsoft.com/office/word/2010/wordprocessingGroup" xmlns:wpi="http://schemas.microsoft.com/office/word/2010/wordprocessingInk" xmlns:wne="http://schemas.microsoft.com/office/word/2006/wordml" xmlns:wps="http://schemas.microsoft.com/office/word/2010/wordprocessingShape" mc:Ignorable="w14 w15 w16se wp14">
+<w:hdr xmlns:wpc="http://schemas.microsoft.com/office/word/2010/wordprocessingCanvas" xmlns:cx="http://schemas.microsoft.com/office/drawing/2014/chartex" xmlns:cx1="http://schemas.microsoft.com/office/drawing/2015/9/8/chartex" xmlns:cx2="http://schemas.microsoft.com/office/drawing/2015/10/21/chartex" xmlns:cx3="http://schemas.microsoft.com/office/drawing/2016/5/9/chartex" xmlns:cx4="http://schemas.microsoft.com/office/drawing/2016/5/10/chartex" xmlns:cx5="http://schemas.microsoft.com/office/drawing/2016/5/11/chartex" xmlns:cx6="http://schemas.microsoft.com/office/drawing/2016/5/12/chartex" xmlns:cx7="http://schemas.microsoft.com/office/drawing/2016/5/13/chartex" xmlns:cx8="http://schemas.microsoft.com/office/drawing/2016/5/14/chartex" xmlns:mc="http://schemas.openxmlformats.org/markup-compatibility/2006" xmlns:aink="http://schemas.microsoft.com/office/drawing/2016/ink" xmlns:am3d="http://schemas.microsoft.com/office/drawing/2017/model3d" xmlns:o="urn:schemas-microsoft-com:office:office" xmlns:oel="http://schemas.microsoft.com/office/2019/extlst" xmlns:r="http://schemas.openxmlformats.org/officeDocument/2006/relationships" xmlns:m="http://schemas.openxmlformats.org/officeDocument/2006/math" xmlns:v="urn:schemas-microsoft-com:vml" xmlns:wp14="http://schemas.microsoft.com/office/word/2010/wordprocessingDrawing" xmlns:wp="http://schemas.openxmlformats.org/drawingml/2006/wordprocessingDrawing" xmlns:w10="urn:schemas-microsoft-com:office:word" xmlns:w="http://schemas.openxmlformats.org/wordprocessingml/2006/main" xmlns:w14="http://schemas.microsoft.com/office/word/2010/wordml" xmlns:w15="http://schemas.microsoft.com/office/word/2012/wordml" xmlns:w16cex="http://schemas.microsoft.com/office/word/2018/wordml/cex" xmlns:w16cid="http://schemas.microsoft.com/office/word/2016/wordml/cid" xmlns:w16="http://schemas.microsoft.com/office/word/2018/wordml" xmlns:w16du="http://schemas.microsoft.com/office/word/2023/wordml/word16du" xmlns:w16sdtdh="http://schemas.microsoft.com/office/word/2020/wordml/sdtdatahash" xmlns:w16sdtfl="http://schemas.microsoft.com/office/word/2024/wordml/sdtformatlock" xmlns:w16se="http://schemas.microsoft.com/office/word/2015/wordml/symex" xmlns:wpg="http://schemas.microsoft.com/office/word/2010/wordprocessingGroup" xmlns:wpi="http://schemas.microsoft.com/office/word/2010/wordprocessingInk" xmlns:wne="http://schemas.microsoft.com/office/word/2006/wordml" xmlns:wps="http://schemas.microsoft.com/office/word/2010/wordprocessingShape" mc:Ignorable="w14 w15 w16se w16cid w16 w16cex w16sdtdh w16sdtfl w16du wp14">
   <w:p>
     <w:pPr>
       <w:pBdr>
@@ -2170,7 +1824,7 @@
 </file>
 
 <file path=word/styles.xml><?xml version="1.0" encoding="utf-8"?>
-<w:styles xmlns:mc="http://schemas.openxmlformats.org/markup-compatibility/2006" xmlns:r="http://schemas.openxmlformats.org/officeDocument/2006/relationships" xmlns:w="http://schemas.openxmlformats.org/wordprocessingml/2006/main" xmlns:w14="http://schemas.microsoft.com/office/word/2010/wordml" xmlns:w15="http://schemas.microsoft.com/office/word/2012/wordml" xmlns:w16se="http://schemas.microsoft.com/office/word/2015/wordml/symex" mc:Ignorable="w14 w15 w16se">
+<w:styles xmlns:mc="http://schemas.openxmlformats.org/markup-compatibility/2006" xmlns:r="http://schemas.openxmlformats.org/officeDocument/2006/relationships" xmlns:w="http://schemas.openxmlformats.org/wordprocessingml/2006/main" xmlns:w14="http://schemas.microsoft.com/office/word/2010/wordml" xmlns:w15="http://schemas.microsoft.com/office/word/2012/wordml" xmlns:w16cex="http://schemas.microsoft.com/office/word/2018/wordml/cex" xmlns:w16cid="http://schemas.microsoft.com/office/word/2016/wordml/cid" xmlns:w16="http://schemas.microsoft.com/office/word/2018/wordml" xmlns:w16du="http://schemas.microsoft.com/office/word/2023/wordml/word16du" xmlns:w16sdtdh="http://schemas.microsoft.com/office/word/2020/wordml/sdtdatahash" xmlns:w16sdtfl="http://schemas.microsoft.com/office/word/2024/wordml/sdtformatlock" xmlns:w16se="http://schemas.microsoft.com/office/word/2015/wordml/symex" mc:Ignorable="w14 w15 w16se w16cid w16 w16cex w16sdtdh w16sdtfl w16du">
   <w:docDefaults>
     <w:rPrDefault>
       <w:rPr>
@@ -2186,7 +1840,7 @@
       </w:pPr>
     </w:pPrDefault>
   </w:docDefaults>
-  <w:latentStyles w:defLockedState="0" w:defUIPriority="99" w:defSemiHidden="0" w:defUnhideWhenUsed="0" w:defQFormat="0" w:count="371">
+  <w:latentStyles w:defLockedState="0" w:defUIPriority="99" w:defSemiHidden="0" w:defUnhideWhenUsed="0" w:defQFormat="0" w:count="376">
     <w:lsdException w:name="Normal" w:uiPriority="0" w:qFormat="1"/>
     <w:lsdException w:name="heading 1" w:uiPriority="9" w:qFormat="1"/>
     <w:lsdException w:name="heading 2" w:semiHidden="1" w:uiPriority="9" w:unhideWhenUsed="1" w:qFormat="1"/>
@@ -2558,6 +2212,11 @@
     <w:lsdException w:name="List Table 5 Dark Accent 6" w:uiPriority="50"/>
     <w:lsdException w:name="List Table 6 Colorful Accent 6" w:uiPriority="51"/>
     <w:lsdException w:name="List Table 7 Colorful Accent 6" w:uiPriority="52"/>
+    <w:lsdException w:name="Mention" w:semiHidden="1" w:unhideWhenUsed="1"/>
+    <w:lsdException w:name="Smart Hyperlink" w:semiHidden="1" w:unhideWhenUsed="1"/>
+    <w:lsdException w:name="Hashtag" w:semiHidden="1" w:unhideWhenUsed="1"/>
+    <w:lsdException w:name="Unresolved Mention" w:semiHidden="1" w:unhideWhenUsed="1"/>
+    <w:lsdException w:name="Smart Link" w:semiHidden="1" w:unhideWhenUsed="1"/>
   </w:latentStyles>
   <w:style w:type="paragraph" w:default="1" w:styleId="Normal">
     <w:name w:val="Normal"/>

--- a/modelos/contratos_honorarios.docx
+++ b/modelos/contratos_honorarios.docx
@@ -118,14 +118,25 @@
           <w:sz w:val="20"/>
           <w:szCs w:val="20"/>
         </w:rPr>
-        <w:t>{{estado_civil}}</w:t>
-      </w:r>
-      <w:r>
-        <w:rPr>
-          <w:sz w:val="20"/>
-          <w:szCs w:val="20"/>
-        </w:rPr>
-        <w:t>(a)</w:t>
+        <w:t>{{</w:t>
+      </w:r>
+      <w:proofErr w:type="spellStart"/>
+      <w:r>
+        <w:rPr>
+          <w:color w:val="FF0000"/>
+          <w:sz w:val="20"/>
+          <w:szCs w:val="20"/>
+        </w:rPr>
+        <w:t>estado_civil</w:t>
+      </w:r>
+      <w:proofErr w:type="spellEnd"/>
+      <w:r>
+        <w:rPr>
+          <w:color w:val="FF0000"/>
+          <w:sz w:val="20"/>
+          <w:szCs w:val="20"/>
+        </w:rPr>
+        <w:t>}}</w:t>
       </w:r>
       <w:r>
         <w:rPr>
@@ -149,14 +160,14 @@
           <w:sz w:val="20"/>
           <w:szCs w:val="20"/>
         </w:rPr>
-        <w:t xml:space="preserve">, residente e domiciliado(a) na </w:t>
-      </w:r>
-      <w:r>
-        <w:rPr>
-          <w:sz w:val="20"/>
-          <w:szCs w:val="20"/>
-        </w:rPr>
-        <w:t xml:space="preserve">a </w:t>
+        <w:t>, residente e domiciliado(a) na</w:t>
+      </w:r>
+      <w:r>
+        <w:rPr>
+          <w:sz w:val="20"/>
+          <w:szCs w:val="20"/>
+        </w:rPr>
+        <w:t xml:space="preserve"> </w:t>
       </w:r>
       <w:r>
         <w:rPr>
@@ -201,1101 +212,1112 @@
           <w:sz w:val="20"/>
           <w:szCs w:val="20"/>
         </w:rPr>
+        <w:t xml:space="preserve">, </w:t>
+      </w:r>
+      <w:r>
+        <w:rPr>
+          <w:sz w:val="20"/>
+          <w:szCs w:val="20"/>
+        </w:rPr>
+        <w:t xml:space="preserve">bairro </w:t>
+      </w:r>
+      <w:r>
+        <w:rPr>
+          <w:color w:val="FF0000"/>
+          <w:sz w:val="20"/>
+          <w:szCs w:val="20"/>
+        </w:rPr>
+        <w:t>{{bairro}}</w:t>
+      </w:r>
+      <w:r>
+        <w:rPr>
+          <w:sz w:val="20"/>
+          <w:szCs w:val="20"/>
+        </w:rPr>
+        <w:t xml:space="preserve">, na cidade </w:t>
+      </w:r>
+      <w:r>
+        <w:rPr>
+          <w:color w:val="FF0000"/>
+          <w:sz w:val="20"/>
+          <w:szCs w:val="20"/>
+        </w:rPr>
+        <w:t>{{cidade}}</w:t>
+      </w:r>
+      <w:r>
+        <w:rPr>
+          <w:sz w:val="20"/>
+          <w:szCs w:val="20"/>
+        </w:rPr>
+        <w:t>/</w:t>
+      </w:r>
+      <w:r>
+        <w:rPr>
+          <w:color w:val="FF0000"/>
+          <w:sz w:val="20"/>
+          <w:szCs w:val="20"/>
+        </w:rPr>
+        <w:t>{{estado}}</w:t>
+      </w:r>
+      <w:r>
+        <w:rPr>
+          <w:sz w:val="20"/>
+          <w:szCs w:val="20"/>
+        </w:rPr>
+        <w:t xml:space="preserve">, CEP </w:t>
+      </w:r>
+      <w:r>
+        <w:rPr>
+          <w:color w:val="FF0000"/>
+          <w:sz w:val="20"/>
+          <w:szCs w:val="20"/>
+        </w:rPr>
+        <w:t>{{CEP}}</w:t>
+      </w:r>
+      <w:r>
+        <w:rPr>
+          <w:sz w:val="20"/>
+          <w:szCs w:val="20"/>
+        </w:rPr>
+        <w:t xml:space="preserve">, com endereço eletrônico </w:t>
+      </w:r>
+      <w:r>
+        <w:rPr>
+          <w:color w:val="FF0000"/>
+          <w:sz w:val="20"/>
+          <w:szCs w:val="20"/>
+        </w:rPr>
+        <w:t>{{</w:t>
+      </w:r>
+      <w:proofErr w:type="spellStart"/>
+      <w:r>
+        <w:rPr>
+          <w:color w:val="FF0000"/>
+          <w:sz w:val="20"/>
+          <w:szCs w:val="20"/>
+        </w:rPr>
+        <w:t>email</w:t>
+      </w:r>
+      <w:proofErr w:type="spellEnd"/>
+      <w:r>
+        <w:rPr>
+          <w:color w:val="FF0000"/>
+          <w:sz w:val="20"/>
+          <w:szCs w:val="20"/>
+        </w:rPr>
+        <w:t>}}</w:t>
+      </w:r>
+      <w:r>
+        <w:rPr>
+          <w:color w:val="222222"/>
+          <w:sz w:val="20"/>
+          <w:szCs w:val="20"/>
+        </w:rPr>
+        <w:t>.</w:t>
+      </w:r>
+    </w:p>
+    <w:p>
+      <w:pPr>
+        <w:spacing w:after="0" w:line="276" w:lineRule="auto"/>
+        <w:ind w:left="-993" w:right="-1085"/>
+        <w:jc w:val="both"/>
+        <w:rPr>
+          <w:sz w:val="20"/>
+          <w:szCs w:val="20"/>
+        </w:rPr>
+      </w:pPr>
+    </w:p>
+    <w:p>
+      <w:pPr>
+        <w:spacing w:after="0" w:line="276" w:lineRule="auto"/>
+        <w:ind w:left="-993" w:right="-1085"/>
+        <w:jc w:val="both"/>
+        <w:rPr>
+          <w:b/>
+          <w:color w:val="222222"/>
+          <w:sz w:val="20"/>
+          <w:szCs w:val="20"/>
+        </w:rPr>
+      </w:pPr>
+      <w:r>
+        <w:rPr>
+          <w:b/>
+          <w:color w:val="000000"/>
+          <w:sz w:val="20"/>
+          <w:szCs w:val="20"/>
+        </w:rPr>
+        <w:t>CONTRATADO:</w:t>
+      </w:r>
+      <w:r>
+        <w:rPr>
+          <w:color w:val="000000"/>
+          <w:sz w:val="20"/>
+          <w:szCs w:val="20"/>
+        </w:rPr>
         <w:t xml:space="preserve"> </w:t>
       </w:r>
       <w:r>
         <w:rPr>
+          <w:b/>
+          <w:color w:val="222222"/>
+          <w:sz w:val="20"/>
+          <w:szCs w:val="20"/>
+        </w:rPr>
+        <w:t xml:space="preserve">GUILHERME ESTEVES DOS SANTOS MORAES, </w:t>
+      </w:r>
+      <w:r>
+        <w:rPr>
+          <w:color w:val="222222"/>
+          <w:sz w:val="20"/>
+          <w:szCs w:val="20"/>
+        </w:rPr>
+        <w:t>brasileiro, solteiro, advogado, portador de CPF n°457.270.018-46,  inscrito na Ordem dos Advogados do Brasil, secção do estado de São Paulo sob o № 487.943, e na seccional do estado de Minas Gerais sob o Nº 238.241, com endereço eletrônico guilhermeesmoraesadv@gmail.com e</w:t>
+      </w:r>
+      <w:r>
+        <w:rPr>
+          <w:b/>
+          <w:color w:val="222222"/>
+          <w:sz w:val="20"/>
+          <w:szCs w:val="20"/>
+        </w:rPr>
+        <w:t xml:space="preserve"> CÍCERO VOGELAAR GIRARDI, </w:t>
+      </w:r>
+      <w:r>
+        <w:rPr>
+          <w:color w:val="222222"/>
+          <w:sz w:val="20"/>
+          <w:szCs w:val="20"/>
+        </w:rPr>
+        <w:t xml:space="preserve">brasileiro, solteiro, advogado, portador do CPF n° 421.333.878-97, inscrito na Ordem dos Advogados do Brasil, secção de São Paulo, sob o N°476.857, ambos do escritório </w:t>
+      </w:r>
+      <w:r>
+        <w:rPr>
+          <w:b/>
+          <w:color w:val="222222"/>
+          <w:sz w:val="20"/>
+          <w:szCs w:val="20"/>
+        </w:rPr>
+        <w:t>GIRARDI &amp; MORAES ADVOGADOS</w:t>
+      </w:r>
+      <w:r>
+        <w:rPr>
+          <w:color w:val="222222"/>
+          <w:sz w:val="20"/>
+          <w:szCs w:val="20"/>
+        </w:rPr>
+        <w:t>, sociedade de advogados inscrita sob o CNPJ n° 55.164.457/0001-23,  localizada à Rua José Martins de Barros, n° 636, Bairro Santa Cruz, na cidade de Batatais/SP, CEP 14.305-026.</w:t>
+      </w:r>
+    </w:p>
+    <w:p>
+      <w:pPr>
+        <w:spacing w:after="0" w:line="276" w:lineRule="auto"/>
+        <w:ind w:left="-993" w:right="-1085"/>
+        <w:jc w:val="both"/>
+        <w:rPr>
+          <w:sz w:val="20"/>
+          <w:szCs w:val="20"/>
+        </w:rPr>
+      </w:pPr>
+    </w:p>
+    <w:p>
+      <w:pPr>
+        <w:spacing w:after="0" w:line="276" w:lineRule="auto"/>
+        <w:ind w:left="-993" w:right="-1085"/>
+        <w:jc w:val="both"/>
+        <w:rPr>
+          <w:b/>
+          <w:color w:val="000000"/>
+          <w:sz w:val="20"/>
+          <w:szCs w:val="20"/>
+        </w:rPr>
+      </w:pPr>
+      <w:r>
+        <w:rPr>
+          <w:b/>
+          <w:color w:val="000000"/>
+          <w:sz w:val="20"/>
+          <w:szCs w:val="20"/>
+        </w:rPr>
+        <w:t>CLÁUSULA 1ª - DO OBJETO DO CONTRATO</w:t>
+      </w:r>
+    </w:p>
+    <w:p>
+      <w:pPr>
+        <w:spacing w:after="0" w:line="276" w:lineRule="auto"/>
+        <w:ind w:left="-993" w:right="-1085"/>
+        <w:jc w:val="both"/>
+        <w:rPr>
+          <w:sz w:val="20"/>
+          <w:szCs w:val="20"/>
+        </w:rPr>
+      </w:pPr>
+    </w:p>
+    <w:p>
+      <w:pPr>
+        <w:spacing w:after="0" w:line="276" w:lineRule="auto"/>
+        <w:ind w:left="-993" w:right="-1085"/>
+        <w:jc w:val="both"/>
+        <w:rPr>
+          <w:sz w:val="20"/>
+          <w:szCs w:val="20"/>
+        </w:rPr>
+      </w:pPr>
+      <w:r>
+        <w:rPr>
+          <w:color w:val="000000"/>
+          <w:sz w:val="20"/>
+          <w:szCs w:val="20"/>
+        </w:rPr>
+        <w:t xml:space="preserve">O presente contrato tem por objeto a prestação de serviços advocatícios </w:t>
+      </w:r>
+      <w:r>
+        <w:rPr>
+          <w:b/>
+          <w:color w:val="000000"/>
+          <w:sz w:val="20"/>
+          <w:szCs w:val="20"/>
+        </w:rPr>
+        <w:t xml:space="preserve">exclusivamente para o ajuizamento e acompanhamento de ação revisional de contrato de empréstimo pessoal não consignado, em face do Banco </w:t>
+      </w:r>
+      <w:r>
+        <w:rPr>
+          <w:b/>
           <w:color w:val="FF0000"/>
           <w:sz w:val="20"/>
           <w:szCs w:val="20"/>
         </w:rPr>
-        <w:t>{{complemento2}}</w:t>
-      </w:r>
-      <w:r>
-        <w:rPr>
-          <w:sz w:val="20"/>
-          <w:szCs w:val="20"/>
-        </w:rPr>
-        <w:t xml:space="preserve"> bairro </w:t>
-      </w:r>
-      <w:r>
-        <w:rPr>
+        <w:t>{{banco}}</w:t>
+      </w:r>
+      <w:r>
+        <w:rPr>
+          <w:b/>
+          <w:color w:val="000000"/>
+          <w:sz w:val="20"/>
+          <w:szCs w:val="20"/>
+        </w:rPr>
+        <w:t xml:space="preserve">, inscrito no CNPJ sob o nº </w:t>
+      </w:r>
+      <w:r>
+        <w:rPr>
+          <w:b/>
           <w:color w:val="FF0000"/>
           <w:sz w:val="20"/>
           <w:szCs w:val="20"/>
         </w:rPr>
-        <w:t>{{bairro}}</w:t>
-      </w:r>
-      <w:r>
-        <w:rPr>
-          <w:sz w:val="20"/>
-          <w:szCs w:val="20"/>
-        </w:rPr>
-        <w:t xml:space="preserve">, na cidade </w:t>
-      </w:r>
-      <w:r>
-        <w:rPr>
+        <w:t>{{</w:t>
+      </w:r>
+      <w:proofErr w:type="spellStart"/>
+      <w:r>
+        <w:rPr>
+          <w:b/>
           <w:color w:val="FF0000"/>
           <w:sz w:val="20"/>
           <w:szCs w:val="20"/>
         </w:rPr>
-        <w:t>{{cidade}}</w:t>
-      </w:r>
-      <w:r>
-        <w:rPr>
-          <w:sz w:val="20"/>
-          <w:szCs w:val="20"/>
-        </w:rPr>
-        <w:t>/</w:t>
-      </w:r>
-      <w:r>
-        <w:rPr>
+        <w:t>cnpj_banco</w:t>
+      </w:r>
+      <w:proofErr w:type="spellEnd"/>
+      <w:r>
+        <w:rPr>
+          <w:b/>
           <w:color w:val="FF0000"/>
           <w:sz w:val="20"/>
           <w:szCs w:val="20"/>
         </w:rPr>
-        <w:t>{{estado}}</w:t>
-      </w:r>
-      <w:r>
-        <w:rPr>
-          <w:sz w:val="20"/>
-          <w:szCs w:val="20"/>
-        </w:rPr>
-        <w:t xml:space="preserve">, CEP </w:t>
-      </w:r>
-      <w:r>
-        <w:rPr>
-          <w:color w:val="FF0000"/>
-          <w:sz w:val="20"/>
-          <w:szCs w:val="20"/>
-        </w:rPr>
-        <w:t>{{CEP}}</w:t>
-      </w:r>
-      <w:r>
-        <w:rPr>
-          <w:sz w:val="20"/>
-          <w:szCs w:val="20"/>
-        </w:rPr>
-        <w:t xml:space="preserve">, com endereço eletrônico </w:t>
-      </w:r>
-      <w:r>
-        <w:rPr>
-          <w:color w:val="FF0000"/>
-          <w:sz w:val="20"/>
-          <w:szCs w:val="20"/>
-        </w:rPr>
-        <w:t>{{email}}</w:t>
-      </w:r>
-      <w:r>
-        <w:rPr>
-          <w:color w:val="222222"/>
-          <w:sz w:val="20"/>
-          <w:szCs w:val="20"/>
-        </w:rPr>
-        <w:t>.</w:t>
-      </w:r>
-    </w:p>
-    <w:p>
-      <w:pPr>
-        <w:spacing w:after="0" w:line="276" w:lineRule="auto"/>
-        <w:ind w:left="-993" w:right="-1085"/>
-        <w:jc w:val="both"/>
-        <w:rPr>
-          <w:sz w:val="20"/>
-          <w:szCs w:val="20"/>
-        </w:rPr>
-      </w:pPr>
-    </w:p>
-    <w:p>
-      <w:pPr>
-        <w:spacing w:after="0" w:line="276" w:lineRule="auto"/>
-        <w:ind w:left="-993" w:right="-1085"/>
-        <w:jc w:val="both"/>
-        <w:rPr>
-          <w:b/>
-          <w:color w:val="222222"/>
-          <w:sz w:val="20"/>
-          <w:szCs w:val="20"/>
-        </w:rPr>
-      </w:pPr>
-      <w:r>
-        <w:rPr>
-          <w:b/>
-          <w:color w:val="000000"/>
-          <w:sz w:val="20"/>
-          <w:szCs w:val="20"/>
-        </w:rPr>
-        <w:t>CONTRATADO:</w:t>
-      </w:r>
-      <w:r>
-        <w:rPr>
+        <w:t>}}</w:t>
+      </w:r>
+      <w:r>
+        <w:rPr>
+          <w:color w:val="000000"/>
+          <w:sz w:val="20"/>
+          <w:szCs w:val="20"/>
+        </w:rPr>
+        <w:t xml:space="preserve">, visando à análise e eventual </w:t>
+      </w:r>
+      <w:r>
+        <w:rPr>
+          <w:b/>
+          <w:color w:val="000000"/>
+          <w:sz w:val="20"/>
+          <w:szCs w:val="20"/>
+        </w:rPr>
+        <w:t>revisão judicial da taxa de juros aplicadas aos contratos de empréstimo não consignados entabulados pelas partes</w:t>
+      </w:r>
+      <w:r>
+        <w:rPr>
+          <w:color w:val="000000"/>
+          <w:sz w:val="20"/>
+          <w:szCs w:val="20"/>
+        </w:rPr>
+        <w:t>, com atuação em todas as instâncias necessárias, tanto no âmbito judicial quanto, se cabível, no extrajudicial, visando a realização de tentativa prévia de resolução.</w:t>
+      </w:r>
+    </w:p>
+    <w:p>
+      <w:pPr>
+        <w:spacing w:after="0" w:line="276" w:lineRule="auto"/>
+        <w:ind w:left="-993" w:right="-1085"/>
+        <w:jc w:val="both"/>
+        <w:rPr>
+          <w:b/>
+          <w:color w:val="000000"/>
+          <w:sz w:val="20"/>
+          <w:szCs w:val="20"/>
+        </w:rPr>
+      </w:pPr>
+      <w:r>
+        <w:rPr>
+          <w:color w:val="000000"/>
+          <w:sz w:val="20"/>
+          <w:szCs w:val="20"/>
+        </w:rPr>
+        <w:br/>
+      </w:r>
+      <w:r>
+        <w:rPr>
+          <w:b/>
+          <w:color w:val="000000"/>
+          <w:sz w:val="20"/>
+          <w:szCs w:val="20"/>
+        </w:rPr>
+        <w:t>CLÁUSULA 2ª - DO ATENDIMENTO EFETUADO</w:t>
+      </w:r>
+    </w:p>
+    <w:p>
+      <w:pPr>
+        <w:spacing w:after="0" w:line="276" w:lineRule="auto"/>
+        <w:ind w:left="-993" w:right="-1085"/>
+        <w:jc w:val="both"/>
+        <w:rPr>
+          <w:sz w:val="20"/>
+          <w:szCs w:val="20"/>
+        </w:rPr>
+      </w:pPr>
+    </w:p>
+    <w:p>
+      <w:pPr>
+        <w:spacing w:after="0" w:line="276" w:lineRule="auto"/>
+        <w:ind w:left="-993" w:right="-1085"/>
+        <w:jc w:val="both"/>
+        <w:rPr>
+          <w:color w:val="000000"/>
+          <w:sz w:val="20"/>
+          <w:szCs w:val="20"/>
+        </w:rPr>
+      </w:pPr>
+      <w:r>
+        <w:rPr>
+          <w:color w:val="000000"/>
+          <w:sz w:val="20"/>
+          <w:szCs w:val="20"/>
+        </w:rPr>
+        <w:t>O(A) CONTRATANTE declara, sob as penas da lei, que efetuou contato espontâneo com o CONTRATADO após ter acesso a conteúdo de natureza informativa veiculado em conformidade com o Provimento nº 205/2021 da Ordem dos Advogados do Brasil, oportunidade em que foi atendido(a) de forma personalizada, por meio remoto e/ou digital, conforme sua conveniência.</w:t>
+      </w:r>
+    </w:p>
+    <w:p>
+      <w:pPr>
+        <w:spacing w:after="0" w:line="276" w:lineRule="auto"/>
+        <w:ind w:left="-993" w:right="-1085"/>
+        <w:jc w:val="both"/>
+        <w:rPr>
+          <w:color w:val="000000"/>
+          <w:sz w:val="20"/>
+          <w:szCs w:val="20"/>
+        </w:rPr>
+      </w:pPr>
+    </w:p>
+    <w:p>
+      <w:pPr>
+        <w:spacing w:after="0" w:line="276" w:lineRule="auto"/>
+        <w:ind w:left="-993" w:right="-1085"/>
+        <w:jc w:val="both"/>
+        <w:rPr>
+          <w:color w:val="000000"/>
+          <w:sz w:val="20"/>
+          <w:szCs w:val="20"/>
+        </w:rPr>
+      </w:pPr>
+      <w:r>
+        <w:rPr>
+          <w:color w:val="000000"/>
+          <w:sz w:val="20"/>
+          <w:szCs w:val="20"/>
+        </w:rPr>
+        <w:t>Durante o atendimento, o(a) CONTRATANTE foi devidamente orientado(a) sobre a possibilidade jurídica da revisão da taxa de juros praticada em contratos de empréstimo pessoal não consignado, especialmente quando tais encargos se apresentam em patamar significativamente superior à média de mercado divulgada pelo Banco Central do Brasil.</w:t>
+      </w:r>
+    </w:p>
+    <w:p>
+      <w:pPr>
+        <w:spacing w:after="0" w:line="276" w:lineRule="auto"/>
+        <w:ind w:left="-993" w:right="-1085"/>
+        <w:jc w:val="both"/>
+        <w:rPr>
+          <w:color w:val="000000"/>
+          <w:sz w:val="20"/>
+          <w:szCs w:val="20"/>
+        </w:rPr>
+      </w:pPr>
+    </w:p>
+    <w:p>
+      <w:pPr>
+        <w:spacing w:after="0" w:line="276" w:lineRule="auto"/>
+        <w:ind w:left="-993" w:right="-1085"/>
+        <w:jc w:val="both"/>
+        <w:rPr>
+          <w:color w:val="000000"/>
+          <w:sz w:val="20"/>
+          <w:szCs w:val="20"/>
+        </w:rPr>
+      </w:pPr>
+      <w:r>
+        <w:rPr>
+          <w:color w:val="000000"/>
+          <w:sz w:val="20"/>
+          <w:szCs w:val="20"/>
+        </w:rPr>
+        <w:t>Em continuidade ao atendimento, o(a) CONTRATANTE forneceu documentos bancários e pessoais relacionados ao contrato objeto da presente demanda, os quais foram analisados previamente pelo CONTRATADO, que avaliou a viabilidade da ação com base em elementos objetivos (taxa de juros aplicada em comparação para a taxa média para a mesma época e natureza).</w:t>
+      </w:r>
+    </w:p>
+    <w:p>
+      <w:pPr>
+        <w:spacing w:after="0" w:line="276" w:lineRule="auto"/>
+        <w:ind w:left="-993" w:right="-1085"/>
+        <w:jc w:val="both"/>
+        <w:rPr>
+          <w:b/>
+          <w:color w:val="000000"/>
+          <w:sz w:val="20"/>
+          <w:szCs w:val="20"/>
+        </w:rPr>
+      </w:pPr>
+      <w:r>
+        <w:rPr>
+          <w:color w:val="000000"/>
+          <w:sz w:val="20"/>
+          <w:szCs w:val="20"/>
+        </w:rPr>
+        <w:t>    </w:t>
+      </w:r>
+      <w:r>
+        <w:rPr>
+          <w:color w:val="000000"/>
+          <w:sz w:val="20"/>
+          <w:szCs w:val="20"/>
+        </w:rPr>
+        <w:br/>
+      </w:r>
+      <w:r>
+        <w:rPr>
+          <w:b/>
+          <w:color w:val="000000"/>
+          <w:sz w:val="20"/>
+          <w:szCs w:val="20"/>
+        </w:rPr>
+        <w:t>CLÁUSULA 3ª - DA BOA-FÉ, FINALIDADE LEGÍTIMA E RESPONSABILIDADE ÉTICA</w:t>
+      </w:r>
+    </w:p>
+    <w:p>
+      <w:pPr>
+        <w:spacing w:after="0" w:line="276" w:lineRule="auto"/>
+        <w:ind w:left="-993" w:right="-1085"/>
+        <w:jc w:val="both"/>
+        <w:rPr>
+          <w:color w:val="000000"/>
+          <w:sz w:val="20"/>
+          <w:szCs w:val="20"/>
+        </w:rPr>
+      </w:pPr>
+    </w:p>
+    <w:p>
+      <w:pPr>
+        <w:spacing w:after="0" w:line="276" w:lineRule="auto"/>
+        <w:ind w:left="-993" w:right="-1085"/>
+        <w:jc w:val="both"/>
+        <w:rPr>
+          <w:sz w:val="20"/>
+          <w:szCs w:val="20"/>
+        </w:rPr>
+      </w:pPr>
+      <w:r>
+        <w:rPr>
+          <w:sz w:val="20"/>
+          <w:szCs w:val="20"/>
+        </w:rPr>
+        <w:t>As partes firmam o presente contrato com base na boa-fé objetiva, comprometendo-se a atuar com responsabilidade, ética e respeito ao ordenamento jurídico.</w:t>
+      </w:r>
+    </w:p>
+    <w:p>
+      <w:pPr>
+        <w:spacing w:after="0" w:line="276" w:lineRule="auto"/>
+        <w:ind w:left="-993" w:right="-1085"/>
+        <w:jc w:val="both"/>
+        <w:rPr>
+          <w:sz w:val="20"/>
+          <w:szCs w:val="20"/>
+        </w:rPr>
+      </w:pPr>
+    </w:p>
+    <w:p>
+      <w:pPr>
+        <w:spacing w:after="0" w:line="276" w:lineRule="auto"/>
+        <w:ind w:left="-993" w:right="-1085"/>
+        <w:jc w:val="both"/>
+        <w:rPr>
+          <w:sz w:val="20"/>
+          <w:szCs w:val="20"/>
+        </w:rPr>
+      </w:pPr>
+      <w:r>
+        <w:rPr>
+          <w:sz w:val="20"/>
+          <w:szCs w:val="20"/>
+        </w:rPr>
+        <w:t>O(A) CONTRATANTE declara que busca a tutela jurisdicional com fundamento em sua situação concreta, após receber a devida orientação jurídica, não havendo qualquer intuito de obtenção indevida de vantagem, tampouco de sobrecarregar o Poder Judiciário.</w:t>
+      </w:r>
+    </w:p>
+    <w:p>
+      <w:pPr>
+        <w:spacing w:after="0" w:line="276" w:lineRule="auto"/>
+        <w:ind w:left="-993" w:right="-1085"/>
+        <w:jc w:val="both"/>
+        <w:rPr>
+          <w:sz w:val="20"/>
+          <w:szCs w:val="20"/>
+        </w:rPr>
+      </w:pPr>
+    </w:p>
+    <w:p>
+      <w:pPr>
+        <w:spacing w:after="0" w:line="276" w:lineRule="auto"/>
+        <w:ind w:left="-993" w:right="-1085"/>
+        <w:jc w:val="both"/>
+        <w:rPr>
+          <w:b/>
+          <w:color w:val="000000"/>
+          <w:sz w:val="20"/>
+          <w:szCs w:val="20"/>
+        </w:rPr>
+      </w:pPr>
+      <w:r>
+        <w:rPr>
+          <w:sz w:val="20"/>
+          <w:szCs w:val="20"/>
+        </w:rPr>
+        <w:t>O CONTRATADO, por sua vez, compromete-se a atuar de forma diligente e responsável, promovendo o ajuizamento da demanda somente diante da existência de elementos jurídicos e fáticos mínimos que justifiquem e possibilitem a ação revisional.</w:t>
+      </w:r>
+      <w:r>
+        <w:rPr>
+          <w:b/>
           <w:color w:val="000000"/>
           <w:sz w:val="20"/>
           <w:szCs w:val="20"/>
         </w:rPr>
         <w:t xml:space="preserve"> </w:t>
       </w:r>
-      <w:r>
-        <w:rPr>
-          <w:b/>
-          <w:color w:val="222222"/>
-          <w:sz w:val="20"/>
-          <w:szCs w:val="20"/>
-        </w:rPr>
-        <w:t xml:space="preserve">GUILHERME ESTEVES DOS SANTOS MORAES, </w:t>
-      </w:r>
-      <w:r>
-        <w:rPr>
-          <w:color w:val="222222"/>
-          <w:sz w:val="20"/>
-          <w:szCs w:val="20"/>
-        </w:rPr>
-        <w:t>brasileiro, solteiro, advogado, portador de CPF n°457.270.018-46,  inscrito na Ordem dos Advogados do Brasil, secção do estado de São Paulo sob o № 487.943, e na seccional do estado de Minas Gerais sob o Nº 238.241, com endereço eletrônico guilhermeesmoraesadv@gmail.com e</w:t>
-      </w:r>
-      <w:r>
-        <w:rPr>
-          <w:b/>
-          <w:color w:val="222222"/>
-          <w:sz w:val="20"/>
-          <w:szCs w:val="20"/>
-        </w:rPr>
-        <w:t xml:space="preserve"> CÍCERO VOGELAAR GIRARDI, </w:t>
-      </w:r>
-      <w:r>
-        <w:rPr>
-          <w:color w:val="222222"/>
-          <w:sz w:val="20"/>
-          <w:szCs w:val="20"/>
-        </w:rPr>
-        <w:t xml:space="preserve">brasileiro, solteiro, advogado, portador do CPF n° 421.333.878-97, inscrito na Ordem dos Advogados do Brasil, secção de São Paulo, sob o N°476.857, ambos do escritório </w:t>
-      </w:r>
-      <w:r>
-        <w:rPr>
-          <w:b/>
-          <w:color w:val="222222"/>
-          <w:sz w:val="20"/>
-          <w:szCs w:val="20"/>
-        </w:rPr>
-        <w:t>GIRARDI &amp; MORAES ADVOGADOS</w:t>
-      </w:r>
-      <w:r>
-        <w:rPr>
-          <w:color w:val="222222"/>
-          <w:sz w:val="20"/>
-          <w:szCs w:val="20"/>
-        </w:rPr>
-        <w:t>, sociedade de advogados inscrita sob o CNPJ n° 55.164.457/0001-23,  localizada à Rua José Martins de Barros, n° 636, Bairro Santa Cruz, na cidade de Batatais/SP, CEP 14.305-026.</w:t>
-      </w:r>
-    </w:p>
-    <w:p>
-      <w:pPr>
-        <w:spacing w:after="0" w:line="276" w:lineRule="auto"/>
-        <w:ind w:left="-993" w:right="-1085"/>
-        <w:jc w:val="both"/>
-        <w:rPr>
-          <w:sz w:val="20"/>
-          <w:szCs w:val="20"/>
-        </w:rPr>
-      </w:pPr>
-    </w:p>
-    <w:p>
-      <w:pPr>
-        <w:spacing w:after="0" w:line="276" w:lineRule="auto"/>
-        <w:ind w:left="-993" w:right="-1085"/>
-        <w:jc w:val="both"/>
-        <w:rPr>
-          <w:b/>
-          <w:color w:val="000000"/>
-          <w:sz w:val="20"/>
-          <w:szCs w:val="20"/>
-        </w:rPr>
-      </w:pPr>
-      <w:r>
-        <w:rPr>
-          <w:b/>
-          <w:color w:val="000000"/>
-          <w:sz w:val="20"/>
-          <w:szCs w:val="20"/>
-        </w:rPr>
-        <w:t>CLÁUSULA 1ª - DO OBJETO DO CONTRATO</w:t>
-      </w:r>
-    </w:p>
-    <w:p>
-      <w:pPr>
-        <w:spacing w:after="0" w:line="276" w:lineRule="auto"/>
-        <w:ind w:left="-993" w:right="-1085"/>
-        <w:jc w:val="both"/>
-        <w:rPr>
-          <w:sz w:val="20"/>
-          <w:szCs w:val="20"/>
-        </w:rPr>
-      </w:pPr>
-    </w:p>
-    <w:p>
-      <w:pPr>
-        <w:spacing w:after="0" w:line="276" w:lineRule="auto"/>
-        <w:ind w:left="-993" w:right="-1085"/>
-        <w:jc w:val="both"/>
-        <w:rPr>
-          <w:sz w:val="20"/>
-          <w:szCs w:val="20"/>
-        </w:rPr>
-      </w:pPr>
-      <w:r>
-        <w:rPr>
-          <w:color w:val="000000"/>
-          <w:sz w:val="20"/>
-          <w:szCs w:val="20"/>
-        </w:rPr>
-        <w:t xml:space="preserve">O presente contrato tem por objeto a prestação de serviços advocatícios </w:t>
-      </w:r>
-      <w:r>
-        <w:rPr>
-          <w:b/>
-          <w:color w:val="000000"/>
-          <w:sz w:val="20"/>
-          <w:szCs w:val="20"/>
-        </w:rPr>
-        <w:t xml:space="preserve">exclusivamente para o ajuizamento e acompanhamento de ação revisional de contrato de empréstimo pessoal não consignado, em face do Banco </w:t>
-      </w:r>
-      <w:r>
-        <w:rPr>
-          <w:b/>
-          <w:color w:val="FF0000"/>
-          <w:sz w:val="20"/>
-          <w:szCs w:val="20"/>
-        </w:rPr>
-        <w:t>{{banco}}</w:t>
-      </w:r>
-      <w:r>
-        <w:rPr>
-          <w:b/>
-          <w:color w:val="000000"/>
-          <w:sz w:val="20"/>
-          <w:szCs w:val="20"/>
-        </w:rPr>
-        <w:t xml:space="preserve">, inscrito no CNPJ sob o nº </w:t>
-      </w:r>
-      <w:r>
-        <w:rPr>
-          <w:b/>
-          <w:color w:val="FF0000"/>
-          <w:sz w:val="20"/>
-          <w:szCs w:val="20"/>
-        </w:rPr>
-        <w:t>{{</w:t>
-      </w:r>
-      <w:r>
-        <w:rPr>
-          <w:b/>
-          <w:color w:val="FF0000"/>
-          <w:sz w:val="20"/>
-          <w:szCs w:val="20"/>
-        </w:rPr>
-        <w:t>cnpj_banco</w:t>
-      </w:r>
-      <w:r>
-        <w:rPr>
-          <w:b/>
-          <w:color w:val="FF0000"/>
-          <w:sz w:val="20"/>
-          <w:szCs w:val="20"/>
-        </w:rPr>
-        <w:t>}}</w:t>
-      </w:r>
-      <w:r>
-        <w:rPr>
-          <w:color w:val="000000"/>
-          <w:sz w:val="20"/>
-          <w:szCs w:val="20"/>
-        </w:rPr>
-        <w:t xml:space="preserve">, visando à análise e eventual </w:t>
-      </w:r>
-      <w:r>
-        <w:rPr>
-          <w:b/>
-          <w:color w:val="000000"/>
-          <w:sz w:val="20"/>
-          <w:szCs w:val="20"/>
-        </w:rPr>
-        <w:t>revisão judicial da taxa de juros aplicadas aos contratos de empréstimo não consignados entabulados pelas partes</w:t>
-      </w:r>
-      <w:r>
-        <w:rPr>
-          <w:color w:val="000000"/>
-          <w:sz w:val="20"/>
-          <w:szCs w:val="20"/>
-        </w:rPr>
-        <w:t>, com atuação em todas as instâncias necessárias, tanto no âmbito judicial quanto, se cabível, no extrajudicial, visando a realização de tentativa prévia de resolução.</w:t>
-      </w:r>
-    </w:p>
-    <w:p>
-      <w:pPr>
-        <w:spacing w:after="0" w:line="276" w:lineRule="auto"/>
-        <w:ind w:left="-993" w:right="-1085"/>
-        <w:jc w:val="both"/>
-        <w:rPr>
-          <w:b/>
-          <w:color w:val="000000"/>
-          <w:sz w:val="20"/>
-          <w:szCs w:val="20"/>
-        </w:rPr>
-      </w:pPr>
-      <w:r>
-        <w:rPr>
-          <w:color w:val="000000"/>
-          <w:sz w:val="20"/>
-          <w:szCs w:val="20"/>
-        </w:rPr>
-        <w:br/>
-      </w:r>
-      <w:r>
-        <w:rPr>
-          <w:b/>
-          <w:color w:val="000000"/>
-          <w:sz w:val="20"/>
-          <w:szCs w:val="20"/>
-        </w:rPr>
-        <w:t>CLÁUSULA 2ª - DO ATENDIMENTO EFETUADO</w:t>
-      </w:r>
-    </w:p>
-    <w:p>
-      <w:pPr>
-        <w:spacing w:after="0" w:line="276" w:lineRule="auto"/>
-        <w:ind w:left="-993" w:right="-1085"/>
-        <w:jc w:val="both"/>
-        <w:rPr>
-          <w:sz w:val="20"/>
-          <w:szCs w:val="20"/>
-        </w:rPr>
-      </w:pPr>
-    </w:p>
-    <w:p>
-      <w:pPr>
-        <w:spacing w:after="0" w:line="276" w:lineRule="auto"/>
-        <w:ind w:left="-993" w:right="-1085"/>
-        <w:jc w:val="both"/>
-        <w:rPr>
-          <w:color w:val="000000"/>
-          <w:sz w:val="20"/>
-          <w:szCs w:val="20"/>
-        </w:rPr>
-      </w:pPr>
-      <w:r>
-        <w:rPr>
-          <w:color w:val="000000"/>
-          <w:sz w:val="20"/>
-          <w:szCs w:val="20"/>
-        </w:rPr>
-        <w:t>O(A) CONTRATANTE declara, sob as penas da lei, que efetuou contato espontâneo com o CONTRATADO após ter acesso a conteúdo de natureza informativa veiculado em conformidade com o Provimento nº 205/2021 da Ordem dos Advogados do Brasil, oportunidade em que foi atendido(a) de forma personalizada, por meio remoto e/ou digital, conforme sua conveniência.</w:t>
-      </w:r>
-    </w:p>
-    <w:p>
-      <w:pPr>
-        <w:spacing w:after="0" w:line="276" w:lineRule="auto"/>
-        <w:ind w:left="-993" w:right="-1085"/>
-        <w:jc w:val="both"/>
-        <w:rPr>
-          <w:color w:val="000000"/>
-          <w:sz w:val="20"/>
-          <w:szCs w:val="20"/>
-        </w:rPr>
-      </w:pPr>
-    </w:p>
-    <w:p>
-      <w:pPr>
-        <w:spacing w:after="0" w:line="276" w:lineRule="auto"/>
-        <w:ind w:left="-993" w:right="-1085"/>
-        <w:jc w:val="both"/>
-        <w:rPr>
-          <w:color w:val="000000"/>
-          <w:sz w:val="20"/>
-          <w:szCs w:val="20"/>
-        </w:rPr>
-      </w:pPr>
-      <w:r>
-        <w:rPr>
-          <w:color w:val="000000"/>
-          <w:sz w:val="20"/>
-          <w:szCs w:val="20"/>
-        </w:rPr>
-        <w:t>Durante o atendimento, o(a) CONTRATANTE foi devidamente orientado(a) sobre a possibilidade jurídica da revisão da taxa de juros praticada em contratos de empréstimo pessoal não consignado, especialmente quando tais encargos se apresentam em patamar significativamente superior à média de mercado divulgada pelo Banco Central do Brasil.</w:t>
-      </w:r>
-    </w:p>
-    <w:p>
-      <w:pPr>
-        <w:spacing w:after="0" w:line="276" w:lineRule="auto"/>
-        <w:ind w:left="-993" w:right="-1085"/>
-        <w:jc w:val="both"/>
-        <w:rPr>
-          <w:color w:val="000000"/>
-          <w:sz w:val="20"/>
-          <w:szCs w:val="20"/>
-        </w:rPr>
-      </w:pPr>
-    </w:p>
-    <w:p>
-      <w:pPr>
-        <w:spacing w:after="0" w:line="276" w:lineRule="auto"/>
-        <w:ind w:left="-993" w:right="-1085"/>
-        <w:jc w:val="both"/>
-        <w:rPr>
-          <w:color w:val="000000"/>
-          <w:sz w:val="20"/>
-          <w:szCs w:val="20"/>
-        </w:rPr>
-      </w:pPr>
-      <w:r>
-        <w:rPr>
-          <w:color w:val="000000"/>
-          <w:sz w:val="20"/>
-          <w:szCs w:val="20"/>
-        </w:rPr>
-        <w:t>Em continuidade ao atendimento, o(a) CONTRATANTE forneceu documentos bancários e pessoais relacionados ao contrato objeto da presente demanda, os quais foram analisados previamente pelo CONTRATADO, que avaliou a viabilidade da ação com base em elementos objetivos (taxa de juros aplicada em comparação para a taxa média para a mesma época e natureza).</w:t>
-      </w:r>
-    </w:p>
-    <w:p>
-      <w:pPr>
-        <w:spacing w:after="0" w:line="276" w:lineRule="auto"/>
-        <w:ind w:left="-993" w:right="-1085"/>
-        <w:jc w:val="both"/>
-        <w:rPr>
-          <w:b/>
-          <w:color w:val="000000"/>
-          <w:sz w:val="20"/>
-          <w:szCs w:val="20"/>
-        </w:rPr>
-      </w:pPr>
-      <w:r>
-        <w:rPr>
-          <w:color w:val="000000"/>
-          <w:sz w:val="20"/>
-          <w:szCs w:val="20"/>
-        </w:rPr>
-        <w:t>    </w:t>
-      </w:r>
-      <w:r>
-        <w:rPr>
-          <w:color w:val="000000"/>
-          <w:sz w:val="20"/>
-          <w:szCs w:val="20"/>
-        </w:rPr>
-        <w:br/>
-      </w:r>
-      <w:r>
-        <w:rPr>
-          <w:b/>
-          <w:color w:val="000000"/>
-          <w:sz w:val="20"/>
-          <w:szCs w:val="20"/>
-        </w:rPr>
-        <w:t>CLÁUSULA 3ª - DA BOA-FÉ, FINALIDADE LEGÍTIMA E RESPONSABILIDADE ÉTICA</w:t>
-      </w:r>
-    </w:p>
-    <w:p>
-      <w:pPr>
-        <w:spacing w:after="0" w:line="276" w:lineRule="auto"/>
-        <w:ind w:left="-993" w:right="-1085"/>
-        <w:jc w:val="both"/>
-        <w:rPr>
-          <w:color w:val="000000"/>
-          <w:sz w:val="20"/>
-          <w:szCs w:val="20"/>
-        </w:rPr>
-      </w:pPr>
-    </w:p>
-    <w:p>
-      <w:pPr>
-        <w:spacing w:after="0" w:line="276" w:lineRule="auto"/>
-        <w:ind w:left="-993" w:right="-1085"/>
-        <w:jc w:val="both"/>
-        <w:rPr>
-          <w:sz w:val="20"/>
-          <w:szCs w:val="20"/>
-        </w:rPr>
-      </w:pPr>
-      <w:r>
-        <w:rPr>
-          <w:sz w:val="20"/>
-          <w:szCs w:val="20"/>
-        </w:rPr>
-        <w:t>As partes firmam o presente contrato com base na boa-fé objetiva, comprometendo-se a atuar com responsabilidade, ética e respeito ao ordenamento jurídico.</w:t>
-      </w:r>
-    </w:p>
-    <w:p>
-      <w:pPr>
-        <w:spacing w:after="0" w:line="276" w:lineRule="auto"/>
-        <w:ind w:left="-993" w:right="-1085"/>
-        <w:jc w:val="both"/>
-        <w:rPr>
-          <w:sz w:val="20"/>
-          <w:szCs w:val="20"/>
-        </w:rPr>
-      </w:pPr>
-    </w:p>
-    <w:p>
-      <w:pPr>
-        <w:spacing w:after="0" w:line="276" w:lineRule="auto"/>
-        <w:ind w:left="-993" w:right="-1085"/>
-        <w:jc w:val="both"/>
-        <w:rPr>
-          <w:sz w:val="20"/>
-          <w:szCs w:val="20"/>
-        </w:rPr>
-      </w:pPr>
-      <w:r>
-        <w:rPr>
+    </w:p>
+    <w:p>
+      <w:pPr>
+        <w:spacing w:after="0" w:line="276" w:lineRule="auto"/>
+        <w:ind w:left="-993" w:right="-1085"/>
+        <w:jc w:val="both"/>
+        <w:rPr>
+          <w:b/>
+          <w:color w:val="000000"/>
+          <w:sz w:val="20"/>
+          <w:szCs w:val="20"/>
+        </w:rPr>
+      </w:pPr>
+    </w:p>
+    <w:p>
+      <w:pPr>
+        <w:spacing w:after="0" w:line="276" w:lineRule="auto"/>
+        <w:ind w:left="-993" w:right="-1085"/>
+        <w:jc w:val="both"/>
+        <w:rPr>
+          <w:b/>
+          <w:color w:val="000000"/>
+          <w:sz w:val="20"/>
+          <w:szCs w:val="20"/>
+        </w:rPr>
+      </w:pPr>
+      <w:r>
+        <w:rPr>
+          <w:b/>
+          <w:color w:val="000000"/>
+          <w:sz w:val="20"/>
+          <w:szCs w:val="20"/>
+        </w:rPr>
+        <w:t>CLÁUSULA 4ª - DOS HONORÁRIOS ADVOCATÍCIOS CONTRATUAIS</w:t>
+      </w:r>
+    </w:p>
+    <w:p>
+      <w:pPr>
+        <w:spacing w:after="0" w:line="276" w:lineRule="auto"/>
+        <w:ind w:left="-993" w:right="-1085"/>
+        <w:jc w:val="both"/>
+        <w:rPr>
+          <w:sz w:val="20"/>
+          <w:szCs w:val="20"/>
+        </w:rPr>
+      </w:pPr>
+    </w:p>
+    <w:p>
+      <w:pPr>
+        <w:spacing w:after="0" w:line="276" w:lineRule="auto"/>
+        <w:ind w:left="-993" w:right="-1085"/>
+        <w:jc w:val="both"/>
+        <w:rPr>
+          <w:sz w:val="20"/>
+          <w:szCs w:val="20"/>
+        </w:rPr>
+      </w:pPr>
+      <w:r>
+        <w:rPr>
+          <w:b/>
+          <w:color w:val="000000"/>
+          <w:sz w:val="20"/>
+          <w:szCs w:val="20"/>
+        </w:rPr>
+        <w:t xml:space="preserve"> </w:t>
+      </w:r>
+      <w:r>
+        <w:rPr>
+          <w:color w:val="000000"/>
+          <w:sz w:val="20"/>
+          <w:szCs w:val="20"/>
+        </w:rPr>
+        <w:t>A título de honorários contratuais, fica ajustado entre as partes que o CONTRATADO fará jus ao recebimento de 30% (trinta por cento) sobre o proveito econômico obtido na ação, compreendendo-se como tal:</w:t>
+      </w:r>
+    </w:p>
+    <w:p>
+      <w:pPr>
+        <w:spacing w:after="0" w:line="276" w:lineRule="auto"/>
+        <w:ind w:left="-993" w:right="-1085"/>
+        <w:jc w:val="both"/>
+        <w:rPr>
+          <w:color w:val="000000"/>
+          <w:sz w:val="20"/>
+          <w:szCs w:val="20"/>
+        </w:rPr>
+      </w:pPr>
+      <w:r>
+        <w:rPr>
+          <w:color w:val="000000"/>
+          <w:sz w:val="20"/>
+          <w:szCs w:val="20"/>
+        </w:rPr>
+        <w:t>a) qualquer valor restituído ao(à) CONTRATANTE em decorrência de sentença, acordo judicial ou extrajudicial;</w:t>
+      </w:r>
+    </w:p>
+    <w:p>
+      <w:pPr>
+        <w:spacing w:after="0" w:line="276" w:lineRule="auto"/>
+        <w:ind w:left="-993" w:right="-1085"/>
+        <w:jc w:val="both"/>
+        <w:rPr>
+          <w:color w:val="000000"/>
+          <w:sz w:val="20"/>
+          <w:szCs w:val="20"/>
+        </w:rPr>
+      </w:pPr>
+      <w:r>
+        <w:rPr>
+          <w:color w:val="000000"/>
+          <w:sz w:val="20"/>
+          <w:szCs w:val="20"/>
+        </w:rPr>
+        <w:t>b) o valor correspondente à redução do débito inicialmente exigido no contrato objeto da ação; ou</w:t>
+      </w:r>
+    </w:p>
+    <w:p>
+      <w:pPr>
+        <w:spacing w:after="0" w:line="276" w:lineRule="auto"/>
+        <w:ind w:left="-993" w:right="-1085"/>
+        <w:jc w:val="both"/>
+        <w:rPr>
+          <w:color w:val="000000"/>
+          <w:sz w:val="20"/>
+          <w:szCs w:val="20"/>
+        </w:rPr>
+      </w:pPr>
+      <w:r>
+        <w:rPr>
+          <w:color w:val="000000"/>
+          <w:sz w:val="20"/>
+          <w:szCs w:val="20"/>
+        </w:rPr>
+        <w:t>c) qualquer forma de compensação econômica direta ou indireta decorrente do ajuizamento da demanda.</w:t>
+      </w:r>
+    </w:p>
+    <w:p>
+      <w:pPr>
+        <w:spacing w:after="0" w:line="276" w:lineRule="auto"/>
+        <w:ind w:left="-993" w:right="-1085"/>
+        <w:jc w:val="both"/>
+        <w:rPr>
+          <w:color w:val="000000"/>
+          <w:sz w:val="20"/>
+          <w:szCs w:val="20"/>
+        </w:rPr>
+      </w:pPr>
+    </w:p>
+    <w:p>
+      <w:pPr>
+        <w:spacing w:after="0" w:line="276" w:lineRule="auto"/>
+        <w:ind w:left="-993" w:right="-1085"/>
+        <w:jc w:val="both"/>
+        <w:rPr>
+          <w:color w:val="000000"/>
+          <w:sz w:val="20"/>
+          <w:szCs w:val="20"/>
+        </w:rPr>
+      </w:pPr>
+      <w:r>
+        <w:rPr>
+          <w:color w:val="000000"/>
+          <w:sz w:val="20"/>
+          <w:szCs w:val="20"/>
+        </w:rPr>
+        <w:t>O percentual contratado incidirá inclusive sobre valores bloqueados ou compensados judicialmente, bem como sobre acordos que venham a ser firmados com a parte ré, independentemente da forma de pagamento.</w:t>
+      </w:r>
+    </w:p>
+    <w:p>
+      <w:pPr>
+        <w:spacing w:after="0" w:line="276" w:lineRule="auto"/>
+        <w:ind w:left="-993" w:right="-1085"/>
+        <w:jc w:val="both"/>
+        <w:rPr>
+          <w:color w:val="000000"/>
+          <w:sz w:val="20"/>
+          <w:szCs w:val="20"/>
+        </w:rPr>
+      </w:pPr>
+    </w:p>
+    <w:p>
+      <w:pPr>
+        <w:spacing w:after="0" w:line="276" w:lineRule="auto"/>
+        <w:ind w:left="-993" w:right="-1085"/>
+        <w:jc w:val="both"/>
+        <w:rPr>
+          <w:b/>
+          <w:color w:val="000000"/>
+          <w:sz w:val="20"/>
+          <w:szCs w:val="20"/>
+        </w:rPr>
+      </w:pPr>
+      <w:r>
+        <w:rPr>
+          <w:b/>
+          <w:color w:val="000000"/>
+          <w:sz w:val="20"/>
+          <w:szCs w:val="20"/>
+        </w:rPr>
+        <w:t>O(A) CONTRATANTE declara ter ciência de que não realizou qualquer pagamento prévio de honorários advocatícios para a propositura da ação (honorários iniciais), estando o pagamento integralmente condicionado ao êxito da demanda. Tal forma de contratação visa não onerar a parte autora, considerando sua situação de vulnerabilidade financeira.</w:t>
+      </w:r>
+    </w:p>
+    <w:p>
+      <w:pPr>
+        <w:spacing w:after="0" w:line="276" w:lineRule="auto"/>
+        <w:ind w:left="-993" w:right="-1085"/>
+        <w:jc w:val="both"/>
+        <w:rPr>
+          <w:b/>
+          <w:color w:val="000000"/>
+          <w:sz w:val="20"/>
+          <w:szCs w:val="20"/>
+        </w:rPr>
+      </w:pPr>
+    </w:p>
+    <w:p>
+      <w:pPr>
+        <w:spacing w:after="0" w:line="276" w:lineRule="auto"/>
+        <w:ind w:left="-993" w:right="-1085"/>
+        <w:jc w:val="both"/>
+        <w:rPr>
+          <w:b/>
+          <w:color w:val="000000"/>
+          <w:sz w:val="20"/>
+          <w:szCs w:val="20"/>
+        </w:rPr>
+      </w:pPr>
+      <w:r>
+        <w:rPr>
+          <w:b/>
+          <w:color w:val="000000"/>
+          <w:sz w:val="20"/>
+          <w:szCs w:val="20"/>
+        </w:rPr>
+        <w:t>CLÁUSULA 5ª - DO DEVER DE COMUNICAÇÃO E ATUALIZAÇÃO DE DADOS</w:t>
+      </w:r>
+    </w:p>
+    <w:p>
+      <w:pPr>
+        <w:spacing w:after="0" w:line="276" w:lineRule="auto"/>
+        <w:ind w:left="-993" w:right="-1085"/>
+        <w:jc w:val="both"/>
+        <w:rPr>
+          <w:color w:val="000000"/>
+          <w:sz w:val="20"/>
+          <w:szCs w:val="20"/>
+        </w:rPr>
+      </w:pPr>
+      <w:r>
+        <w:rPr>
+          <w:color w:val="000000"/>
+          <w:sz w:val="20"/>
+          <w:szCs w:val="20"/>
+        </w:rPr>
+        <w:t>O(A) CONTRATANTE se compromete a manter seus dados de contato atualizados junto ao CONTRATADO, inclusive número de telefone, e-mail e endereço residencial.</w:t>
+      </w:r>
+    </w:p>
+    <w:p>
+      <w:pPr>
+        <w:spacing w:after="0" w:line="276" w:lineRule="auto"/>
+        <w:ind w:left="-993" w:right="-1085"/>
+        <w:jc w:val="both"/>
+        <w:rPr>
+          <w:color w:val="000000"/>
+          <w:sz w:val="20"/>
+          <w:szCs w:val="20"/>
+        </w:rPr>
+      </w:pPr>
+    </w:p>
+    <w:p>
+      <w:pPr>
+        <w:spacing w:after="0" w:line="276" w:lineRule="auto"/>
+        <w:ind w:left="-993" w:right="-1085"/>
+        <w:jc w:val="both"/>
+        <w:rPr>
+          <w:color w:val="000000"/>
+          <w:sz w:val="20"/>
+          <w:szCs w:val="20"/>
+        </w:rPr>
+      </w:pPr>
+      <w:r>
+        <w:rPr>
+          <w:color w:val="000000"/>
+          <w:sz w:val="20"/>
+          <w:szCs w:val="20"/>
+        </w:rPr>
+        <w:t>Eventual prejuízo decorrente da ausência de comunicação de mudança de endereço ou de outro meio de contato será de exclusiva responsabilidade do(a) CONTRATANTE, não podendo o CONTRATADO ser responsabilizado por perda de prazos, ausências em audiências ou qualquer outro ônus decorrente da impossibilidade de comunicação.</w:t>
+      </w:r>
+    </w:p>
+    <w:p>
+      <w:pPr>
+        <w:spacing w:after="0" w:line="276" w:lineRule="auto"/>
+        <w:ind w:left="-993" w:right="-1085"/>
+        <w:jc w:val="both"/>
+        <w:rPr>
+          <w:color w:val="000000"/>
+          <w:sz w:val="20"/>
+          <w:szCs w:val="20"/>
+        </w:rPr>
+      </w:pPr>
+    </w:p>
+    <w:p>
+      <w:pPr>
+        <w:spacing w:after="0" w:line="276" w:lineRule="auto"/>
+        <w:ind w:left="-993" w:right="-1085"/>
+        <w:jc w:val="both"/>
+        <w:rPr>
+          <w:b/>
+          <w:color w:val="000000"/>
+          <w:sz w:val="20"/>
+          <w:szCs w:val="20"/>
+        </w:rPr>
+      </w:pPr>
+      <w:r>
+        <w:rPr>
+          <w:b/>
+          <w:color w:val="000000"/>
+          <w:sz w:val="20"/>
+          <w:szCs w:val="20"/>
+        </w:rPr>
+        <w:t>CLÁUSULA 6ª - DA RESCISÃO CONTRATUAL</w:t>
+      </w:r>
+    </w:p>
+    <w:p>
+      <w:pPr>
+        <w:spacing w:after="0" w:line="276" w:lineRule="auto"/>
+        <w:ind w:left="-993" w:right="-1085"/>
+        <w:jc w:val="both"/>
+        <w:rPr>
+          <w:b/>
+          <w:color w:val="000000"/>
+          <w:sz w:val="20"/>
+          <w:szCs w:val="20"/>
+        </w:rPr>
+      </w:pPr>
+    </w:p>
+    <w:p>
+      <w:pPr>
+        <w:spacing w:after="0" w:line="276" w:lineRule="auto"/>
+        <w:ind w:left="-993" w:right="-1085"/>
+        <w:jc w:val="both"/>
+        <w:rPr>
+          <w:b/>
+          <w:color w:val="000000"/>
+          <w:sz w:val="20"/>
+          <w:szCs w:val="20"/>
+        </w:rPr>
+      </w:pPr>
+      <w:r>
+        <w:rPr>
+          <w:color w:val="000000"/>
+          <w:sz w:val="20"/>
+          <w:szCs w:val="20"/>
+        </w:rPr>
+        <w:t>O presente contrato poderá ser rescindido a qualquer tempo, por qualquer das partes, mediante comunicação expressa por escrito.</w:t>
+      </w:r>
+    </w:p>
+    <w:p>
+      <w:pPr>
+        <w:spacing w:after="0" w:line="276" w:lineRule="auto"/>
+        <w:ind w:left="-993" w:right="-1085"/>
+        <w:jc w:val="both"/>
+        <w:rPr>
+          <w:color w:val="000000"/>
+          <w:sz w:val="20"/>
+          <w:szCs w:val="20"/>
+        </w:rPr>
+      </w:pPr>
+      <w:r>
+        <w:rPr>
+          <w:color w:val="000000"/>
+          <w:sz w:val="20"/>
+          <w:szCs w:val="20"/>
+        </w:rPr>
+        <w:t>Na hipótese de o(a) CONTRATANTE constituir novo advogado(a) para atuar no mesmo feito, sem que haja justa causa imputável ao CONTRATADO, este fará jus ao recebimento dos honorários previstos na Cláusula 5ª, considerando-se como devidos pela integralidade do trabalho contratado, independentemente do estágio em que se encontre a demanda.</w:t>
+      </w:r>
+    </w:p>
+    <w:p>
+      <w:pPr>
+        <w:spacing w:after="0" w:line="276" w:lineRule="auto"/>
+        <w:ind w:left="-993" w:right="-1085"/>
+        <w:jc w:val="both"/>
+        <w:rPr>
+          <w:color w:val="000000"/>
+          <w:sz w:val="20"/>
+          <w:szCs w:val="20"/>
+        </w:rPr>
+      </w:pPr>
+    </w:p>
+    <w:p>
+      <w:pPr>
+        <w:spacing w:after="0" w:line="276" w:lineRule="auto"/>
+        <w:ind w:left="-993" w:right="-1085"/>
+        <w:jc w:val="both"/>
+        <w:rPr>
+          <w:color w:val="000000"/>
+          <w:sz w:val="20"/>
+          <w:szCs w:val="20"/>
+        </w:rPr>
+      </w:pPr>
+      <w:r>
+        <w:rPr>
+          <w:color w:val="000000"/>
+          <w:sz w:val="20"/>
+          <w:szCs w:val="20"/>
+        </w:rPr>
+        <w:t>Caso a rescisão ocorra por iniciativa do CONTRATADO, este deverá apresentar justificativa ética ou técnica, comprometendo-se a prestar as informações e documentos necessários à continuidade da demanda por outro profissional.</w:t>
+      </w:r>
+    </w:p>
+    <w:p>
+      <w:pPr>
+        <w:spacing w:after="0" w:line="276" w:lineRule="auto"/>
+        <w:ind w:left="-993" w:right="-1085"/>
+        <w:jc w:val="both"/>
+        <w:rPr>
+          <w:color w:val="000000"/>
+          <w:sz w:val="20"/>
+          <w:szCs w:val="20"/>
+        </w:rPr>
+      </w:pPr>
+    </w:p>
+    <w:p>
+      <w:pPr>
+        <w:spacing w:after="0" w:line="276" w:lineRule="auto"/>
+        <w:ind w:left="-993" w:right="-1085"/>
+        <w:jc w:val="both"/>
+        <w:rPr>
+          <w:b/>
+          <w:color w:val="000000"/>
+          <w:sz w:val="20"/>
+          <w:szCs w:val="20"/>
+        </w:rPr>
+      </w:pPr>
+      <w:r>
+        <w:rPr>
+          <w:b/>
+          <w:color w:val="000000"/>
+          <w:sz w:val="20"/>
+          <w:szCs w:val="20"/>
+        </w:rPr>
+        <w:t>CLÁUSULA 7ª - DO FORO E DA FORMA DE ASSINATURA</w:t>
+      </w:r>
+    </w:p>
+    <w:p>
+      <w:pPr>
+        <w:spacing w:after="0" w:line="276" w:lineRule="auto"/>
+        <w:ind w:left="-993" w:right="-1085"/>
+        <w:jc w:val="both"/>
+        <w:rPr>
+          <w:b/>
+          <w:color w:val="000000"/>
+          <w:sz w:val="20"/>
+          <w:szCs w:val="20"/>
+        </w:rPr>
+      </w:pPr>
+    </w:p>
+    <w:p>
+      <w:pPr>
+        <w:spacing w:after="0" w:line="276" w:lineRule="auto"/>
+        <w:ind w:left="-993" w:right="-1085"/>
+        <w:jc w:val="both"/>
+        <w:rPr>
+          <w:color w:val="000000"/>
+          <w:sz w:val="20"/>
+          <w:szCs w:val="20"/>
+        </w:rPr>
+      </w:pPr>
+      <w:r>
+        <w:rPr>
+          <w:color w:val="000000"/>
+          <w:sz w:val="20"/>
+          <w:szCs w:val="20"/>
+        </w:rPr>
+        <w:t xml:space="preserve">Para dirimir quaisquer controvérsias oriundas do presente contrato, as partes elegem o foro da Comarca de Batatais/SP, com renúncia a qualquer outro, por mais privilegiado que seja. </w:t>
+      </w:r>
+    </w:p>
+    <w:p>
+      <w:pPr>
+        <w:spacing w:after="0" w:line="276" w:lineRule="auto"/>
+        <w:ind w:left="-993" w:right="-1085"/>
+        <w:jc w:val="both"/>
+        <w:rPr>
+          <w:color w:val="000000"/>
+          <w:sz w:val="20"/>
+          <w:szCs w:val="20"/>
+        </w:rPr>
+      </w:pPr>
+    </w:p>
+    <w:p>
+      <w:pPr>
+        <w:spacing w:after="0" w:line="276" w:lineRule="auto"/>
+        <w:ind w:left="-993" w:right="-1085"/>
+        <w:jc w:val="both"/>
+        <w:rPr>
+          <w:color w:val="000000"/>
+          <w:sz w:val="20"/>
+          <w:szCs w:val="20"/>
+        </w:rPr>
+      </w:pPr>
+      <w:r>
+        <w:rPr>
+          <w:color w:val="000000"/>
           <w:sz w:val="20"/>
           <w:szCs w:val="20"/>
         </w:rPr>
         <w:lastRenderedPageBreak/>
-        <w:t>O(A) CONTRATANTE declara que busca a tutela jurisdicional com fundamento em sua situação concreta, após receber a devida orientação jurídica, não havendo qualquer intuito de obtenção indevida de vantagem, tampouco de sobrecarregar o Poder Judiciário.</w:t>
-      </w:r>
-    </w:p>
-    <w:p>
-      <w:pPr>
-        <w:spacing w:after="0" w:line="276" w:lineRule="auto"/>
-        <w:ind w:left="-993" w:right="-1085"/>
-        <w:jc w:val="both"/>
-        <w:rPr>
-          <w:sz w:val="20"/>
-          <w:szCs w:val="20"/>
-        </w:rPr>
-      </w:pPr>
-    </w:p>
-    <w:p>
-      <w:pPr>
-        <w:spacing w:after="0" w:line="276" w:lineRule="auto"/>
-        <w:ind w:left="-993" w:right="-1085"/>
-        <w:jc w:val="both"/>
-        <w:rPr>
-          <w:b/>
-          <w:color w:val="000000"/>
-          <w:sz w:val="20"/>
-          <w:szCs w:val="20"/>
-        </w:rPr>
-      </w:pPr>
-      <w:r>
-        <w:rPr>
-          <w:sz w:val="20"/>
-          <w:szCs w:val="20"/>
-        </w:rPr>
-        <w:t>O CONTRATADO, por sua vez, compromete-se a atuar de forma diligente e responsável, promovendo o ajuizamento da demanda somente diante da existência de elementos jurídicos e fáticos mínimos que justifiquem e possibilitem a ação revisional.</w:t>
-      </w:r>
-      <w:r>
-        <w:rPr>
-          <w:b/>
-          <w:color w:val="000000"/>
-          <w:sz w:val="20"/>
-          <w:szCs w:val="20"/>
-        </w:rPr>
-        <w:t xml:space="preserve"> </w:t>
-      </w:r>
-    </w:p>
-    <w:p>
-      <w:pPr>
-        <w:spacing w:after="0" w:line="276" w:lineRule="auto"/>
-        <w:ind w:left="-993" w:right="-1085"/>
-        <w:jc w:val="both"/>
-        <w:rPr>
-          <w:b/>
-          <w:color w:val="000000"/>
-          <w:sz w:val="20"/>
-          <w:szCs w:val="20"/>
-        </w:rPr>
-      </w:pPr>
-    </w:p>
-    <w:p>
-      <w:pPr>
-        <w:spacing w:after="0" w:line="276" w:lineRule="auto"/>
-        <w:ind w:left="-993" w:right="-1085"/>
-        <w:jc w:val="both"/>
-        <w:rPr>
-          <w:b/>
-          <w:color w:val="000000"/>
-          <w:sz w:val="20"/>
-          <w:szCs w:val="20"/>
-        </w:rPr>
-      </w:pPr>
-      <w:r>
-        <w:rPr>
-          <w:b/>
-          <w:color w:val="000000"/>
-          <w:sz w:val="20"/>
-          <w:szCs w:val="20"/>
-        </w:rPr>
-        <w:t>CLÁUSULA 4ª - DOS HONORÁRIOS ADVOCATÍCIOS CONTRATUAIS</w:t>
-      </w:r>
-    </w:p>
-    <w:p>
-      <w:pPr>
-        <w:spacing w:after="0" w:line="276" w:lineRule="auto"/>
-        <w:ind w:left="-993" w:right="-1085"/>
-        <w:jc w:val="both"/>
-        <w:rPr>
-          <w:sz w:val="20"/>
-          <w:szCs w:val="20"/>
-        </w:rPr>
-      </w:pPr>
-    </w:p>
-    <w:p>
-      <w:pPr>
-        <w:spacing w:after="0" w:line="276" w:lineRule="auto"/>
-        <w:ind w:left="-993" w:right="-1085"/>
-        <w:jc w:val="both"/>
-        <w:rPr>
-          <w:sz w:val="20"/>
-          <w:szCs w:val="20"/>
-        </w:rPr>
-      </w:pPr>
-      <w:r>
-        <w:rPr>
-          <w:b/>
-          <w:color w:val="000000"/>
-          <w:sz w:val="20"/>
-          <w:szCs w:val="20"/>
-        </w:rPr>
-        <w:t xml:space="preserve"> </w:t>
-      </w:r>
-      <w:r>
-        <w:rPr>
-          <w:color w:val="000000"/>
-          <w:sz w:val="20"/>
-          <w:szCs w:val="20"/>
-        </w:rPr>
-        <w:t>A título de honorários contratuais, fica ajustado entre as partes que o CONTRATADO fará jus ao recebimento de 30% (trinta por cento) sobre o proveito econômico obtido na ação, compreendendo-se como tal:</w:t>
-      </w:r>
-    </w:p>
-    <w:p>
-      <w:pPr>
-        <w:spacing w:after="0" w:line="276" w:lineRule="auto"/>
-        <w:ind w:left="-993" w:right="-1085"/>
-        <w:jc w:val="both"/>
-        <w:rPr>
-          <w:color w:val="000000"/>
-          <w:sz w:val="20"/>
-          <w:szCs w:val="20"/>
-        </w:rPr>
-      </w:pPr>
-      <w:r>
-        <w:rPr>
-          <w:color w:val="000000"/>
-          <w:sz w:val="20"/>
-          <w:szCs w:val="20"/>
-        </w:rPr>
-        <w:t>a) qualquer valor restituído ao(à) CONTRATANTE em decorrência de sentença, acordo judicial ou extrajudicial;</w:t>
-      </w:r>
-    </w:p>
-    <w:p>
-      <w:pPr>
-        <w:spacing w:after="0" w:line="276" w:lineRule="auto"/>
-        <w:ind w:left="-993" w:right="-1085"/>
-        <w:jc w:val="both"/>
-        <w:rPr>
-          <w:color w:val="000000"/>
-          <w:sz w:val="20"/>
-          <w:szCs w:val="20"/>
-        </w:rPr>
-      </w:pPr>
-      <w:r>
-        <w:rPr>
-          <w:color w:val="000000"/>
-          <w:sz w:val="20"/>
-          <w:szCs w:val="20"/>
-        </w:rPr>
-        <w:t>b) o valor correspondente à redução do débito inicialmente exigido no contrato objeto da ação; ou</w:t>
-      </w:r>
-    </w:p>
-    <w:p>
-      <w:pPr>
-        <w:spacing w:after="0" w:line="276" w:lineRule="auto"/>
-        <w:ind w:left="-993" w:right="-1085"/>
-        <w:jc w:val="both"/>
-        <w:rPr>
-          <w:color w:val="000000"/>
-          <w:sz w:val="20"/>
-          <w:szCs w:val="20"/>
-        </w:rPr>
-      </w:pPr>
-      <w:r>
-        <w:rPr>
-          <w:color w:val="000000"/>
-          <w:sz w:val="20"/>
-          <w:szCs w:val="20"/>
-        </w:rPr>
-        <w:t>c) qualquer forma de compensação econômica direta ou indireta decorrente do ajuizamento da demanda.</w:t>
-      </w:r>
-    </w:p>
-    <w:p>
-      <w:pPr>
-        <w:spacing w:after="0" w:line="276" w:lineRule="auto"/>
-        <w:ind w:left="-993" w:right="-1085"/>
-        <w:jc w:val="both"/>
-        <w:rPr>
-          <w:color w:val="000000"/>
-          <w:sz w:val="20"/>
-          <w:szCs w:val="20"/>
-        </w:rPr>
-      </w:pPr>
-    </w:p>
-    <w:p>
-      <w:pPr>
-        <w:spacing w:after="0" w:line="276" w:lineRule="auto"/>
-        <w:ind w:left="-993" w:right="-1085"/>
-        <w:jc w:val="both"/>
-        <w:rPr>
-          <w:color w:val="000000"/>
-          <w:sz w:val="20"/>
-          <w:szCs w:val="20"/>
-        </w:rPr>
-      </w:pPr>
-      <w:r>
-        <w:rPr>
-          <w:color w:val="000000"/>
-          <w:sz w:val="20"/>
-          <w:szCs w:val="20"/>
-        </w:rPr>
-        <w:t>O percentual contratado incidirá inclusive sobre valores bloqueados ou compensados judicialmente, bem como sobre acordos que venham a ser firmados com a parte ré, independentemente da forma de pagamento.</w:t>
-      </w:r>
-    </w:p>
-    <w:p>
-      <w:pPr>
-        <w:spacing w:after="0" w:line="276" w:lineRule="auto"/>
-        <w:ind w:left="-993" w:right="-1085"/>
-        <w:jc w:val="both"/>
-        <w:rPr>
-          <w:color w:val="000000"/>
-          <w:sz w:val="20"/>
-          <w:szCs w:val="20"/>
-        </w:rPr>
-      </w:pPr>
-    </w:p>
-    <w:p>
-      <w:pPr>
-        <w:spacing w:after="0" w:line="276" w:lineRule="auto"/>
-        <w:ind w:left="-993" w:right="-1085"/>
-        <w:jc w:val="both"/>
-        <w:rPr>
-          <w:b/>
-          <w:color w:val="000000"/>
-          <w:sz w:val="20"/>
-          <w:szCs w:val="20"/>
-        </w:rPr>
-      </w:pPr>
-      <w:r>
-        <w:rPr>
-          <w:b/>
-          <w:color w:val="000000"/>
-          <w:sz w:val="20"/>
-          <w:szCs w:val="20"/>
-        </w:rPr>
-        <w:t>O(A) CONTRATANTE declara ter ciência de que não realizou qualquer pagamento prévio de honorários advocatícios para a propositura da ação (honorários iniciais), estando o pagamento integralmente condicionado ao êxito da demanda. Tal forma de contratação visa não onerar a parte autora, considerando sua situação de vulnerabilidade financeira.</w:t>
-      </w:r>
-    </w:p>
-    <w:p>
-      <w:pPr>
-        <w:spacing w:after="0" w:line="276" w:lineRule="auto"/>
-        <w:ind w:left="-993" w:right="-1085"/>
-        <w:jc w:val="both"/>
-        <w:rPr>
-          <w:b/>
-          <w:color w:val="000000"/>
-          <w:sz w:val="20"/>
-          <w:szCs w:val="20"/>
-        </w:rPr>
-      </w:pPr>
-    </w:p>
-    <w:p>
-      <w:pPr>
-        <w:spacing w:after="0" w:line="276" w:lineRule="auto"/>
-        <w:ind w:left="-993" w:right="-1085"/>
-        <w:jc w:val="both"/>
-        <w:rPr>
-          <w:b/>
-          <w:color w:val="000000"/>
-          <w:sz w:val="20"/>
-          <w:szCs w:val="20"/>
-        </w:rPr>
-      </w:pPr>
-      <w:r>
-        <w:rPr>
-          <w:b/>
-          <w:color w:val="000000"/>
-          <w:sz w:val="20"/>
-          <w:szCs w:val="20"/>
-        </w:rPr>
-        <w:t>CLÁUSULA 5ª - DO DEVER DE COMUNICAÇÃO E ATUALIZAÇÃO DE DADOS</w:t>
-      </w:r>
-    </w:p>
-    <w:p>
-      <w:pPr>
-        <w:spacing w:after="0" w:line="276" w:lineRule="auto"/>
-        <w:ind w:left="-993" w:right="-1085"/>
-        <w:jc w:val="both"/>
-        <w:rPr>
-          <w:color w:val="000000"/>
-          <w:sz w:val="20"/>
-          <w:szCs w:val="20"/>
-        </w:rPr>
-      </w:pPr>
-      <w:r>
-        <w:rPr>
-          <w:color w:val="000000"/>
-          <w:sz w:val="20"/>
-          <w:szCs w:val="20"/>
-        </w:rPr>
-        <w:t>O(A) CONTRATANTE se compromete a manter seus dados de contato atualizados junto ao CONTRATADO, inclusive número de telefone, e-mail e endereço residencial.</w:t>
-      </w:r>
-    </w:p>
-    <w:p>
-      <w:pPr>
-        <w:spacing w:after="0" w:line="276" w:lineRule="auto"/>
-        <w:ind w:left="-993" w:right="-1085"/>
-        <w:jc w:val="both"/>
-        <w:rPr>
-          <w:color w:val="000000"/>
-          <w:sz w:val="20"/>
-          <w:szCs w:val="20"/>
-        </w:rPr>
-      </w:pPr>
-    </w:p>
-    <w:p>
-      <w:pPr>
-        <w:spacing w:after="0" w:line="276" w:lineRule="auto"/>
-        <w:ind w:left="-993" w:right="-1085"/>
-        <w:jc w:val="both"/>
-        <w:rPr>
-          <w:color w:val="000000"/>
-          <w:sz w:val="20"/>
-          <w:szCs w:val="20"/>
-        </w:rPr>
-      </w:pPr>
-      <w:r>
-        <w:rPr>
-          <w:color w:val="000000"/>
-          <w:sz w:val="20"/>
-          <w:szCs w:val="20"/>
-        </w:rPr>
-        <w:t>Eventual prejuízo decorrente da ausência de comunicação de mudança de endereço ou de outro meio de contato será de exclusiva responsabilidade do(a) CONTRATANTE, não podendo o CONTRATADO ser responsabilizado por perda de prazos, ausências em audiências ou qualquer outro ônus decorrente da impossibilidade de comunicação.</w:t>
-      </w:r>
-    </w:p>
-    <w:p>
-      <w:pPr>
-        <w:spacing w:after="0" w:line="276" w:lineRule="auto"/>
-        <w:ind w:left="-993" w:right="-1085"/>
-        <w:jc w:val="both"/>
-        <w:rPr>
-          <w:color w:val="000000"/>
-          <w:sz w:val="20"/>
-          <w:szCs w:val="20"/>
-        </w:rPr>
-      </w:pPr>
-    </w:p>
-    <w:p>
-      <w:pPr>
-        <w:spacing w:after="0" w:line="276" w:lineRule="auto"/>
-        <w:ind w:left="-993" w:right="-1085"/>
-        <w:jc w:val="both"/>
-        <w:rPr>
-          <w:b/>
-          <w:color w:val="000000"/>
-          <w:sz w:val="20"/>
-          <w:szCs w:val="20"/>
-        </w:rPr>
-      </w:pPr>
-      <w:r>
-        <w:rPr>
-          <w:b/>
-          <w:color w:val="000000"/>
-          <w:sz w:val="20"/>
-          <w:szCs w:val="20"/>
-        </w:rPr>
-        <w:t>CLÁUSULA 6ª - DA RESCISÃO CONTRATUAL</w:t>
-      </w:r>
-    </w:p>
-    <w:p>
-      <w:pPr>
-        <w:spacing w:after="0" w:line="276" w:lineRule="auto"/>
-        <w:ind w:left="-993" w:right="-1085"/>
-        <w:jc w:val="both"/>
-        <w:rPr>
-          <w:b/>
-          <w:color w:val="000000"/>
-          <w:sz w:val="20"/>
-          <w:szCs w:val="20"/>
-        </w:rPr>
-      </w:pPr>
-    </w:p>
-    <w:p>
-      <w:pPr>
-        <w:spacing w:after="0" w:line="276" w:lineRule="auto"/>
-        <w:ind w:left="-993" w:right="-1085"/>
-        <w:jc w:val="both"/>
-        <w:rPr>
-          <w:b/>
-          <w:color w:val="000000"/>
-          <w:sz w:val="20"/>
-          <w:szCs w:val="20"/>
-        </w:rPr>
-      </w:pPr>
-      <w:r>
-        <w:rPr>
-          <w:color w:val="000000"/>
-          <w:sz w:val="20"/>
-          <w:szCs w:val="20"/>
-        </w:rPr>
-        <w:t>O presente contrato poderá ser rescindido a qualquer tempo, por qualquer das partes, mediante comunicação expressa por escrito.</w:t>
-      </w:r>
-    </w:p>
-    <w:p>
-      <w:pPr>
-        <w:spacing w:after="0" w:line="276" w:lineRule="auto"/>
-        <w:ind w:left="-993" w:right="-1085"/>
-        <w:jc w:val="both"/>
-        <w:rPr>
-          <w:color w:val="000000"/>
-          <w:sz w:val="20"/>
-          <w:szCs w:val="20"/>
-        </w:rPr>
-      </w:pPr>
-      <w:r>
-        <w:rPr>
-          <w:color w:val="000000"/>
-          <w:sz w:val="20"/>
-          <w:szCs w:val="20"/>
-        </w:rPr>
-        <w:t>Na hipótese de o(a) CONTRATANTE constituir novo advogado(a) para atuar no mesmo feito, sem que haja justa causa imputável ao CONTRATADO, este fará jus ao recebimento dos honorários previstos na Cláusula 5ª, considerando-se como devidos pela integralidade do trabalho contratado, independentemente do estágio em que se encontre a demanda.</w:t>
-      </w:r>
-    </w:p>
-    <w:p>
-      <w:pPr>
-        <w:spacing w:after="0" w:line="276" w:lineRule="auto"/>
-        <w:ind w:left="-993" w:right="-1085"/>
-        <w:jc w:val="both"/>
-        <w:rPr>
-          <w:color w:val="000000"/>
-          <w:sz w:val="20"/>
-          <w:szCs w:val="20"/>
-        </w:rPr>
-      </w:pPr>
-    </w:p>
-    <w:p>
-      <w:pPr>
-        <w:spacing w:after="0" w:line="276" w:lineRule="auto"/>
-        <w:ind w:left="-993" w:right="-1085"/>
-        <w:jc w:val="both"/>
-        <w:rPr>
-          <w:color w:val="000000"/>
-          <w:sz w:val="20"/>
-          <w:szCs w:val="20"/>
-        </w:rPr>
-      </w:pPr>
-      <w:r>
-        <w:rPr>
-          <w:color w:val="000000"/>
-          <w:sz w:val="20"/>
-          <w:szCs w:val="20"/>
-        </w:rPr>
-        <w:t>Caso a rescisão ocorra por iniciativa do CONTRATADO, este deverá apresentar justificativa ética ou técnica, comprometendo-se a prestar as informações e documentos necessários à continuidade da demanda por outro profissional.</w:t>
-      </w:r>
-    </w:p>
-    <w:p>
-      <w:pPr>
-        <w:spacing w:after="0" w:line="276" w:lineRule="auto"/>
-        <w:ind w:left="-993" w:right="-1085"/>
-        <w:jc w:val="both"/>
-        <w:rPr>
-          <w:color w:val="000000"/>
-          <w:sz w:val="20"/>
-          <w:szCs w:val="20"/>
-        </w:rPr>
-      </w:pPr>
-    </w:p>
-    <w:p>
-      <w:pPr>
-        <w:spacing w:after="0" w:line="276" w:lineRule="auto"/>
-        <w:ind w:left="-993" w:right="-1085"/>
-        <w:jc w:val="both"/>
-        <w:rPr>
-          <w:b/>
-          <w:color w:val="000000"/>
-          <w:sz w:val="20"/>
-          <w:szCs w:val="20"/>
-        </w:rPr>
-      </w:pPr>
-      <w:r>
-        <w:rPr>
-          <w:b/>
-          <w:color w:val="000000"/>
-          <w:sz w:val="20"/>
-          <w:szCs w:val="20"/>
-        </w:rPr>
-        <w:t>CLÁUSULA 7ª - DO FORO E DA FORMA DE ASSINATURA</w:t>
-      </w:r>
-    </w:p>
-    <w:p>
-      <w:pPr>
-        <w:spacing w:after="0" w:line="276" w:lineRule="auto"/>
-        <w:ind w:left="-993" w:right="-1085"/>
-        <w:jc w:val="both"/>
-        <w:rPr>
-          <w:b/>
-          <w:color w:val="000000"/>
-          <w:sz w:val="20"/>
-          <w:szCs w:val="20"/>
-        </w:rPr>
-      </w:pPr>
-    </w:p>
-    <w:p>
-      <w:pPr>
-        <w:spacing w:after="0" w:line="276" w:lineRule="auto"/>
-        <w:ind w:left="-993" w:right="-1085"/>
-        <w:jc w:val="both"/>
-        <w:rPr>
-          <w:color w:val="000000"/>
-          <w:sz w:val="20"/>
-          <w:szCs w:val="20"/>
-        </w:rPr>
-      </w:pPr>
-      <w:r>
-        <w:rPr>
-          <w:color w:val="000000"/>
-          <w:sz w:val="20"/>
-          <w:szCs w:val="20"/>
-        </w:rPr>
-        <w:lastRenderedPageBreak/>
-        <w:t xml:space="preserve">Para dirimir quaisquer controvérsias oriundas do presente contrato, as partes elegem o foro da Comarca de Batatais/SP, com renúncia a qualquer outro, por mais privilegiado que seja. </w:t>
-      </w:r>
-    </w:p>
-    <w:p>
-      <w:pPr>
-        <w:spacing w:after="0" w:line="276" w:lineRule="auto"/>
-        <w:ind w:left="-993" w:right="-1085"/>
-        <w:jc w:val="both"/>
-        <w:rPr>
-          <w:color w:val="000000"/>
-          <w:sz w:val="20"/>
-          <w:szCs w:val="20"/>
-        </w:rPr>
-      </w:pPr>
-    </w:p>
-    <w:p>
-      <w:pPr>
-        <w:spacing w:after="0" w:line="276" w:lineRule="auto"/>
-        <w:ind w:left="-993" w:right="-1085"/>
-        <w:jc w:val="both"/>
-        <w:rPr>
-          <w:color w:val="000000"/>
-          <w:sz w:val="20"/>
-          <w:szCs w:val="20"/>
-        </w:rPr>
-      </w:pPr>
-      <w:r>
-        <w:rPr>
-          <w:color w:val="000000"/>
-          <w:sz w:val="20"/>
-          <w:szCs w:val="20"/>
-        </w:rPr>
         <w:t>Por fim, partes reconhecem como válidas as assinaturas apostas por meio eletrônico, digital ou plataforma de aceite com registro de IP, bem como por escrito.</w:t>
       </w:r>
     </w:p>
@@ -1386,7 +1408,6 @@
           <w:color w:val="FF0000"/>
           <w:sz w:val="20"/>
           <w:szCs w:val="20"/>
-          <w:lang w:val="en-US"/>
         </w:rPr>
       </w:pPr>
       <w:r>
@@ -1404,7 +1425,6 @@
           <w:color w:val="FF0000"/>
           <w:sz w:val="20"/>
           <w:szCs w:val="20"/>
-          <w:lang w:val="en-US"/>
         </w:rPr>
         <w:t>}}</w:t>
       </w:r>

--- a/modelos/contratos_honorarios.docx
+++ b/modelos/contratos_honorarios.docx
@@ -20,7 +20,7 @@
           <w:sz w:val="20"/>
           <w:szCs w:val="20"/>
         </w:rPr>
-        <w:t xml:space="preserve">CONTRATO DE HONORÁRIOS POR PRESTAÇÃO DE SERVIÇO PARA O AJUIZAMENTO E ACOMPANHAMENTO DE AÇÃO REVISIONAL DE CONTRATO DE EMPRÉSTIMO PESSOAL NÃO CONSIGNADO, EM FACE DO BANCO </w:t>
+        <w:t xml:space="preserve">CONTRATO DE HONORÁRIOS POR PRESTAÇÃO DE SERVIÇO PARA O AJUIZAMENTO E ACOMPANHAMENTO DE AÇÃO REVISIONAL DE CONTRATO DE EMPRÉSTIMO PESSOAL NÃO CONSIGNADO, EM FACE DO </w:t>
       </w:r>
       <w:r>
         <w:rPr>
@@ -103,33 +103,104 @@
           <w:sz w:val="20"/>
           <w:szCs w:val="20"/>
         </w:rPr>
-        <w:t>{{cidadania}}</w:t>
-      </w:r>
-      <w:r>
-        <w:rPr>
-          <w:sz w:val="20"/>
-          <w:szCs w:val="20"/>
-        </w:rPr>
-        <w:t xml:space="preserve">(a), </w:t>
-      </w:r>
+        <w:t>{{cidadania</w:t>
+      </w:r>
+      <w:proofErr w:type="gramStart"/>
       <w:r>
         <w:rPr>
           <w:color w:val="FF0000"/>
           <w:sz w:val="20"/>
           <w:szCs w:val="20"/>
         </w:rPr>
+        <w:t>}}</w:t>
+      </w:r>
+      <w:r>
+        <w:rPr>
+          <w:sz w:val="20"/>
+          <w:szCs w:val="20"/>
+        </w:rPr>
+        <w:t>(</w:t>
+      </w:r>
+      <w:proofErr w:type="gramEnd"/>
+      <w:r>
+        <w:rPr>
+          <w:sz w:val="20"/>
+          <w:szCs w:val="20"/>
+        </w:rPr>
+        <w:t xml:space="preserve">a), </w:t>
+      </w:r>
+      <w:r>
+        <w:rPr>
+          <w:color w:val="FF0000"/>
+          <w:sz w:val="20"/>
+          <w:szCs w:val="20"/>
+        </w:rPr>
+        <w:t>{{estado_civil}}</w:t>
+      </w:r>
+      <w:r>
+        <w:rPr>
+          <w:color w:val="222222"/>
+          <w:sz w:val="20"/>
+          <w:szCs w:val="20"/>
+        </w:rPr>
+        <w:t xml:space="preserve">, portador(a) do CPF nº </w:t>
+      </w:r>
+      <w:r>
+        <w:rPr>
+          <w:color w:val="FF0000"/>
+          <w:sz w:val="20"/>
+          <w:szCs w:val="20"/>
+        </w:rPr>
+        <w:t>{{CPF}}</w:t>
+      </w:r>
+      <w:r>
+        <w:rPr>
+          <w:color w:val="222222"/>
+          <w:sz w:val="20"/>
+          <w:szCs w:val="20"/>
+        </w:rPr>
+        <w:t>, residente e domiciliado(a) na</w:t>
+      </w:r>
+      <w:r>
+        <w:rPr>
+          <w:sz w:val="20"/>
+          <w:szCs w:val="20"/>
+        </w:rPr>
+        <w:t xml:space="preserve"> </w:t>
+      </w:r>
+      <w:r>
+        <w:rPr>
+          <w:color w:val="FF0000"/>
+          <w:sz w:val="20"/>
+          <w:szCs w:val="20"/>
+        </w:rPr>
+        <w:t>{{rua}}</w:t>
+      </w:r>
+      <w:r>
+        <w:rPr>
+          <w:sz w:val="20"/>
+          <w:szCs w:val="20"/>
+        </w:rPr>
+        <w:t xml:space="preserve">, </w:t>
+      </w:r>
+      <w:r>
+        <w:rPr>
+          <w:color w:val="FF0000"/>
+          <w:sz w:val="20"/>
+          <w:szCs w:val="20"/>
+        </w:rPr>
         <w:t>{{</w:t>
       </w:r>
-      <w:proofErr w:type="spellStart"/>
+      <w:proofErr w:type="gramStart"/>
       <w:r>
         <w:rPr>
           <w:color w:val="FF0000"/>
           <w:sz w:val="20"/>
           <w:szCs w:val="20"/>
         </w:rPr>
-        <w:t>estado_civil</w:t>
-      </w:r>
-      <w:proofErr w:type="spellEnd"/>
+        <w:t>numero</w:t>
+      </w:r>
+      <w:proofErr w:type="gramEnd"/>
       <w:r>
         <w:rPr>
           <w:color w:val="FF0000"/>
@@ -140,383 +211,319 @@
       </w:r>
       <w:r>
         <w:rPr>
+          <w:sz w:val="20"/>
+          <w:szCs w:val="20"/>
+        </w:rPr>
+        <w:t xml:space="preserve">, </w:t>
+      </w:r>
+      <w:r>
+        <w:rPr>
+          <w:color w:val="FF0000"/>
+          <w:sz w:val="20"/>
+          <w:szCs w:val="20"/>
+        </w:rPr>
+        <w:t>{{complemento1}}</w:t>
+      </w:r>
+      <w:r>
+        <w:rPr>
+          <w:sz w:val="20"/>
+          <w:szCs w:val="20"/>
+        </w:rPr>
+        <w:t xml:space="preserve">, </w:t>
+      </w:r>
+      <w:r>
+        <w:rPr>
+          <w:sz w:val="20"/>
+          <w:szCs w:val="20"/>
+        </w:rPr>
+        <w:t xml:space="preserve">bairro </w:t>
+      </w:r>
+      <w:r>
+        <w:rPr>
+          <w:color w:val="FF0000"/>
+          <w:sz w:val="20"/>
+          <w:szCs w:val="20"/>
+        </w:rPr>
+        <w:t>{{bairro}}</w:t>
+      </w:r>
+      <w:r>
+        <w:rPr>
+          <w:sz w:val="20"/>
+          <w:szCs w:val="20"/>
+        </w:rPr>
+        <w:t xml:space="preserve">, na cidade </w:t>
+      </w:r>
+      <w:r>
+        <w:rPr>
+          <w:color w:val="FF0000"/>
+          <w:sz w:val="20"/>
+          <w:szCs w:val="20"/>
+        </w:rPr>
+        <w:t>{{cidade</w:t>
+      </w:r>
+      <w:proofErr w:type="gramStart"/>
+      <w:r>
+        <w:rPr>
+          <w:color w:val="FF0000"/>
+          <w:sz w:val="20"/>
+          <w:szCs w:val="20"/>
+        </w:rPr>
+        <w:t>}}</w:t>
+      </w:r>
+      <w:r>
+        <w:rPr>
+          <w:sz w:val="20"/>
+          <w:szCs w:val="20"/>
+        </w:rPr>
+        <w:t>/</w:t>
+      </w:r>
+      <w:proofErr w:type="gramEnd"/>
+      <w:r>
+        <w:rPr>
+          <w:color w:val="FF0000"/>
+          <w:sz w:val="20"/>
+          <w:szCs w:val="20"/>
+        </w:rPr>
+        <w:t>{{estado}}</w:t>
+      </w:r>
+      <w:r>
+        <w:rPr>
+          <w:sz w:val="20"/>
+          <w:szCs w:val="20"/>
+        </w:rPr>
+        <w:t xml:space="preserve">, CEP </w:t>
+      </w:r>
+      <w:r>
+        <w:rPr>
+          <w:color w:val="FF0000"/>
+          <w:sz w:val="20"/>
+          <w:szCs w:val="20"/>
+        </w:rPr>
+        <w:t>{{CEP}}</w:t>
+      </w:r>
+      <w:r>
+        <w:rPr>
+          <w:sz w:val="20"/>
+          <w:szCs w:val="20"/>
+        </w:rPr>
+        <w:t xml:space="preserve">, </w:t>
+      </w:r>
+      <w:r>
+        <w:rPr>
+          <w:color w:val="FF0000"/>
+          <w:sz w:val="20"/>
+          <w:szCs w:val="20"/>
+        </w:rPr>
+        <w:t>{{email}}</w:t>
+      </w:r>
+      <w:r>
+        <w:rPr>
           <w:color w:val="222222"/>
           <w:sz w:val="20"/>
           <w:szCs w:val="20"/>
         </w:rPr>
-        <w:t xml:space="preserve">, portador(a) do CPF nº </w:t>
-      </w:r>
-      <w:r>
-        <w:rPr>
+        <w:t>.</w:t>
+      </w:r>
+    </w:p>
+    <w:p>
+      <w:pPr>
+        <w:spacing w:after="0" w:line="276" w:lineRule="auto"/>
+        <w:ind w:left="-993" w:right="-1085"/>
+        <w:jc w:val="both"/>
+        <w:rPr>
+          <w:sz w:val="20"/>
+          <w:szCs w:val="20"/>
+        </w:rPr>
+      </w:pPr>
+    </w:p>
+    <w:p>
+      <w:pPr>
+        <w:spacing w:after="0" w:line="276" w:lineRule="auto"/>
+        <w:ind w:left="-993" w:right="-1085"/>
+        <w:jc w:val="both"/>
+        <w:rPr>
+          <w:b/>
+          <w:color w:val="222222"/>
+          <w:sz w:val="20"/>
+          <w:szCs w:val="20"/>
+        </w:rPr>
+      </w:pPr>
+      <w:r>
+        <w:rPr>
+          <w:b/>
+          <w:color w:val="000000"/>
+          <w:sz w:val="20"/>
+          <w:szCs w:val="20"/>
+        </w:rPr>
+        <w:t>CONTRATADO:</w:t>
+      </w:r>
+      <w:r>
+        <w:rPr>
+          <w:color w:val="000000"/>
+          <w:sz w:val="20"/>
+          <w:szCs w:val="20"/>
+        </w:rPr>
+        <w:t xml:space="preserve"> </w:t>
+      </w:r>
+      <w:r>
+        <w:rPr>
+          <w:b/>
+          <w:color w:val="222222"/>
+          <w:sz w:val="20"/>
+          <w:szCs w:val="20"/>
+        </w:rPr>
+        <w:t xml:space="preserve">GUILHERME ESTEVES DOS SANTOS MORAES, </w:t>
+      </w:r>
+      <w:r>
+        <w:rPr>
+          <w:color w:val="222222"/>
+          <w:sz w:val="20"/>
+          <w:szCs w:val="20"/>
+        </w:rPr>
+        <w:t>brasileiro, solteiro, advogado, portador de CPF n°457.270.018-46,  inscrito na Ordem dos Advogados do Brasil, secção do estado de São Paulo sob o № 487.943, e na seccional do estado de Minas Gerais sob o Nº 238.241, com endereço eletrônico guilhermeesmoraesadv@gmail.com e</w:t>
+      </w:r>
+      <w:r>
+        <w:rPr>
+          <w:b/>
+          <w:color w:val="222222"/>
+          <w:sz w:val="20"/>
+          <w:szCs w:val="20"/>
+        </w:rPr>
+        <w:t xml:space="preserve"> CÍCERO VOGELAAR GIRARDI, </w:t>
+      </w:r>
+      <w:r>
+        <w:rPr>
+          <w:color w:val="222222"/>
+          <w:sz w:val="20"/>
+          <w:szCs w:val="20"/>
+        </w:rPr>
+        <w:t xml:space="preserve">brasileiro, solteiro, advogado, portador do CPF n° 421.333.878-97, inscrito na Ordem dos Advogados do Brasil, secção de São Paulo, sob o N°476.857, ambos do escritório </w:t>
+      </w:r>
+      <w:r>
+        <w:rPr>
+          <w:b/>
+          <w:color w:val="222222"/>
+          <w:sz w:val="20"/>
+          <w:szCs w:val="20"/>
+        </w:rPr>
+        <w:t>GIRARDI &amp; MORAES ADVOGADOS</w:t>
+      </w:r>
+      <w:r>
+        <w:rPr>
+          <w:color w:val="222222"/>
+          <w:sz w:val="20"/>
+          <w:szCs w:val="20"/>
+        </w:rPr>
+        <w:t>, sociedade de advogados inscrita sob o CNPJ n° 55.164.457/0001-23,  localizada à Rua José Martins de Barros, n° 636, Bairro Santa Cruz, na cidade de Batatais/SP, CEP 14.305-026.</w:t>
+      </w:r>
+    </w:p>
+    <w:p>
+      <w:pPr>
+        <w:spacing w:after="0" w:line="276" w:lineRule="auto"/>
+        <w:ind w:left="-993" w:right="-1085"/>
+        <w:jc w:val="both"/>
+        <w:rPr>
+          <w:sz w:val="20"/>
+          <w:szCs w:val="20"/>
+        </w:rPr>
+      </w:pPr>
+    </w:p>
+    <w:p>
+      <w:pPr>
+        <w:spacing w:after="0" w:line="276" w:lineRule="auto"/>
+        <w:ind w:left="-993" w:right="-1085"/>
+        <w:jc w:val="both"/>
+        <w:rPr>
+          <w:b/>
+          <w:color w:val="000000"/>
+          <w:sz w:val="20"/>
+          <w:szCs w:val="20"/>
+        </w:rPr>
+      </w:pPr>
+      <w:r>
+        <w:rPr>
+          <w:b/>
+          <w:color w:val="000000"/>
+          <w:sz w:val="20"/>
+          <w:szCs w:val="20"/>
+        </w:rPr>
+        <w:t>CLÁUSULA 1ª - DO OBJETO DO CONTRATO</w:t>
+      </w:r>
+    </w:p>
+    <w:p>
+      <w:pPr>
+        <w:spacing w:after="0" w:line="276" w:lineRule="auto"/>
+        <w:ind w:left="-993" w:right="-1085"/>
+        <w:jc w:val="both"/>
+        <w:rPr>
+          <w:sz w:val="20"/>
+          <w:szCs w:val="20"/>
+        </w:rPr>
+      </w:pPr>
+    </w:p>
+    <w:p>
+      <w:pPr>
+        <w:spacing w:after="0" w:line="276" w:lineRule="auto"/>
+        <w:ind w:left="-993" w:right="-1085"/>
+        <w:jc w:val="both"/>
+        <w:rPr>
+          <w:sz w:val="20"/>
+          <w:szCs w:val="20"/>
+        </w:rPr>
+      </w:pPr>
+      <w:r>
+        <w:rPr>
+          <w:color w:val="000000"/>
+          <w:sz w:val="20"/>
+          <w:szCs w:val="20"/>
+        </w:rPr>
+        <w:t xml:space="preserve">O presente contrato tem por objeto a prestação de serviços advocatícios </w:t>
+      </w:r>
+      <w:r>
+        <w:rPr>
+          <w:b/>
+          <w:color w:val="000000"/>
+          <w:sz w:val="20"/>
+          <w:szCs w:val="20"/>
+        </w:rPr>
+        <w:t xml:space="preserve">exclusivamente para o ajuizamento e acompanhamento de ação revisional de contrato de empréstimo pessoal não consignado, em face do </w:t>
+      </w:r>
+      <w:r>
+        <w:rPr>
+          <w:b/>
           <w:color w:val="FF0000"/>
           <w:sz w:val="20"/>
           <w:szCs w:val="20"/>
         </w:rPr>
-        <w:t>{{CPF}}</w:t>
-      </w:r>
-      <w:r>
-        <w:rPr>
-          <w:color w:val="222222"/>
-          <w:sz w:val="20"/>
-          <w:szCs w:val="20"/>
-        </w:rPr>
-        <w:t>, residente e domiciliado(a) na</w:t>
-      </w:r>
-      <w:r>
-        <w:rPr>
-          <w:sz w:val="20"/>
-          <w:szCs w:val="20"/>
-        </w:rPr>
-        <w:t xml:space="preserve"> </w:t>
-      </w:r>
-      <w:r>
-        <w:rPr>
+        <w:t>{{banco}}</w:t>
+      </w:r>
+      <w:r>
+        <w:rPr>
+          <w:b/>
+          <w:color w:val="000000"/>
+          <w:sz w:val="20"/>
+          <w:szCs w:val="20"/>
+        </w:rPr>
+        <w:t xml:space="preserve">, inscrito no CNPJ sob o nº </w:t>
+      </w:r>
+      <w:r>
+        <w:rPr>
+          <w:b/>
           <w:color w:val="FF0000"/>
           <w:sz w:val="20"/>
           <w:szCs w:val="20"/>
         </w:rPr>
-        <w:t>{{rua}}</w:t>
-      </w:r>
-      <w:r>
-        <w:rPr>
-          <w:sz w:val="20"/>
-          <w:szCs w:val="20"/>
-        </w:rPr>
-        <w:t xml:space="preserve">, </w:t>
-      </w:r>
-      <w:r>
-        <w:rPr>
+        <w:t>{{</w:t>
+      </w:r>
+      <w:r>
+        <w:rPr>
+          <w:b/>
           <w:color w:val="FF0000"/>
           <w:sz w:val="20"/>
           <w:szCs w:val="20"/>
         </w:rPr>
-        <w:t>{{numero}}</w:t>
-      </w:r>
-      <w:r>
-        <w:rPr>
-          <w:sz w:val="20"/>
-          <w:szCs w:val="20"/>
-        </w:rPr>
-        <w:t xml:space="preserve">, </w:t>
-      </w:r>
-      <w:r>
-        <w:rPr>
-          <w:color w:val="FF0000"/>
-          <w:sz w:val="20"/>
-          <w:szCs w:val="20"/>
-        </w:rPr>
-        <w:t>{{complemento1}}</w:t>
-      </w:r>
-      <w:r>
-        <w:rPr>
-          <w:sz w:val="20"/>
-          <w:szCs w:val="20"/>
-        </w:rPr>
-        <w:t xml:space="preserve">, </w:t>
-      </w:r>
-      <w:r>
-        <w:rPr>
-          <w:sz w:val="20"/>
-          <w:szCs w:val="20"/>
-        </w:rPr>
-        <w:t xml:space="preserve">bairro </w:t>
-      </w:r>
-      <w:r>
-        <w:rPr>
-          <w:color w:val="FF0000"/>
-          <w:sz w:val="20"/>
-          <w:szCs w:val="20"/>
-        </w:rPr>
-        <w:t>{{bairro}}</w:t>
-      </w:r>
-      <w:r>
-        <w:rPr>
-          <w:sz w:val="20"/>
-          <w:szCs w:val="20"/>
-        </w:rPr>
-        <w:t xml:space="preserve">, na cidade </w:t>
-      </w:r>
-      <w:r>
-        <w:rPr>
-          <w:color w:val="FF0000"/>
-          <w:sz w:val="20"/>
-          <w:szCs w:val="20"/>
-        </w:rPr>
-        <w:t>{{cidade}}</w:t>
-      </w:r>
-      <w:r>
-        <w:rPr>
-          <w:sz w:val="20"/>
-          <w:szCs w:val="20"/>
-        </w:rPr>
-        <w:t>/</w:t>
-      </w:r>
-      <w:r>
-        <w:rPr>
-          <w:color w:val="FF0000"/>
-          <w:sz w:val="20"/>
-          <w:szCs w:val="20"/>
-        </w:rPr>
-        <w:t>{{estado}}</w:t>
-      </w:r>
-      <w:r>
-        <w:rPr>
-          <w:sz w:val="20"/>
-          <w:szCs w:val="20"/>
-        </w:rPr>
-        <w:t xml:space="preserve">, CEP </w:t>
-      </w:r>
-      <w:r>
-        <w:rPr>
-          <w:color w:val="FF0000"/>
-          <w:sz w:val="20"/>
-          <w:szCs w:val="20"/>
-        </w:rPr>
-        <w:t>{{CEP}}</w:t>
-      </w:r>
-      <w:r>
-        <w:rPr>
-          <w:sz w:val="20"/>
-          <w:szCs w:val="20"/>
-        </w:rPr>
-        <w:t xml:space="preserve">, com endereço eletrônico </w:t>
-      </w:r>
-      <w:r>
-        <w:rPr>
-          <w:color w:val="FF0000"/>
-          <w:sz w:val="20"/>
-          <w:szCs w:val="20"/>
-        </w:rPr>
-        <w:t>{{</w:t>
-      </w:r>
-      <w:proofErr w:type="spellStart"/>
-      <w:r>
-        <w:rPr>
-          <w:color w:val="FF0000"/>
-          <w:sz w:val="20"/>
-          <w:szCs w:val="20"/>
-        </w:rPr>
-        <w:t>email</w:t>
-      </w:r>
-      <w:proofErr w:type="spellEnd"/>
-      <w:r>
-        <w:rPr>
-          <w:color w:val="FF0000"/>
-          <w:sz w:val="20"/>
-          <w:szCs w:val="20"/>
-        </w:rPr>
-        <w:t>}}</w:t>
-      </w:r>
-      <w:r>
-        <w:rPr>
-          <w:color w:val="222222"/>
-          <w:sz w:val="20"/>
-          <w:szCs w:val="20"/>
-        </w:rPr>
-        <w:t>.</w:t>
-      </w:r>
-    </w:p>
-    <w:p>
-      <w:pPr>
-        <w:spacing w:after="0" w:line="276" w:lineRule="auto"/>
-        <w:ind w:left="-993" w:right="-1085"/>
-        <w:jc w:val="both"/>
-        <w:rPr>
-          <w:sz w:val="20"/>
-          <w:szCs w:val="20"/>
-        </w:rPr>
-      </w:pPr>
-    </w:p>
-    <w:p>
-      <w:pPr>
-        <w:spacing w:after="0" w:line="276" w:lineRule="auto"/>
-        <w:ind w:left="-993" w:right="-1085"/>
-        <w:jc w:val="both"/>
-        <w:rPr>
-          <w:b/>
-          <w:color w:val="222222"/>
-          <w:sz w:val="20"/>
-          <w:szCs w:val="20"/>
-        </w:rPr>
-      </w:pPr>
-      <w:r>
-        <w:rPr>
-          <w:b/>
-          <w:color w:val="000000"/>
-          <w:sz w:val="20"/>
-          <w:szCs w:val="20"/>
-        </w:rPr>
-        <w:t>CONTRATADO:</w:t>
-      </w:r>
-      <w:r>
-        <w:rPr>
-          <w:color w:val="000000"/>
-          <w:sz w:val="20"/>
-          <w:szCs w:val="20"/>
-        </w:rPr>
-        <w:t xml:space="preserve"> </w:t>
-      </w:r>
-      <w:r>
-        <w:rPr>
-          <w:b/>
-          <w:color w:val="222222"/>
-          <w:sz w:val="20"/>
-          <w:szCs w:val="20"/>
-        </w:rPr>
-        <w:t xml:space="preserve">GUILHERME ESTEVES DOS SANTOS MORAES, </w:t>
-      </w:r>
-      <w:r>
-        <w:rPr>
-          <w:color w:val="222222"/>
-          <w:sz w:val="20"/>
-          <w:szCs w:val="20"/>
-        </w:rPr>
-        <w:t>brasileiro, solteiro, advogado, portador de CPF n°457.270.018-46,  inscrito na Ordem dos Advogados do Brasil, secção do estado de São Paulo sob o № 487.943, e na seccional do estado de Minas Gerais sob o Nº 238.241, com endereço eletrônico guilhermeesmoraesadv@gmail.com e</w:t>
-      </w:r>
-      <w:r>
-        <w:rPr>
-          <w:b/>
-          <w:color w:val="222222"/>
-          <w:sz w:val="20"/>
-          <w:szCs w:val="20"/>
-        </w:rPr>
-        <w:t xml:space="preserve"> CÍCERO VOGELAAR GIRARDI, </w:t>
-      </w:r>
-      <w:r>
-        <w:rPr>
-          <w:color w:val="222222"/>
-          <w:sz w:val="20"/>
-          <w:szCs w:val="20"/>
-        </w:rPr>
-        <w:t xml:space="preserve">brasileiro, solteiro, advogado, portador do CPF n° 421.333.878-97, inscrito na Ordem dos Advogados do Brasil, secção de São Paulo, sob o N°476.857, ambos do escritório </w:t>
-      </w:r>
-      <w:r>
-        <w:rPr>
-          <w:b/>
-          <w:color w:val="222222"/>
-          <w:sz w:val="20"/>
-          <w:szCs w:val="20"/>
-        </w:rPr>
-        <w:t>GIRARDI &amp; MORAES ADVOGADOS</w:t>
-      </w:r>
-      <w:r>
-        <w:rPr>
-          <w:color w:val="222222"/>
-          <w:sz w:val="20"/>
-          <w:szCs w:val="20"/>
-        </w:rPr>
-        <w:t>, sociedade de advogados inscrita sob o CNPJ n° 55.164.457/0001-23,  localizada à Rua José Martins de Barros, n° 636, Bairro Santa Cruz, na cidade de Batatais/SP, CEP 14.305-026.</w:t>
-      </w:r>
-    </w:p>
-    <w:p>
-      <w:pPr>
-        <w:spacing w:after="0" w:line="276" w:lineRule="auto"/>
-        <w:ind w:left="-993" w:right="-1085"/>
-        <w:jc w:val="both"/>
-        <w:rPr>
-          <w:sz w:val="20"/>
-          <w:szCs w:val="20"/>
-        </w:rPr>
-      </w:pPr>
-    </w:p>
-    <w:p>
-      <w:pPr>
-        <w:spacing w:after="0" w:line="276" w:lineRule="auto"/>
-        <w:ind w:left="-993" w:right="-1085"/>
-        <w:jc w:val="both"/>
-        <w:rPr>
-          <w:b/>
-          <w:color w:val="000000"/>
-          <w:sz w:val="20"/>
-          <w:szCs w:val="20"/>
-        </w:rPr>
-      </w:pPr>
-      <w:r>
-        <w:rPr>
-          <w:b/>
-          <w:color w:val="000000"/>
-          <w:sz w:val="20"/>
-          <w:szCs w:val="20"/>
-        </w:rPr>
-        <w:t>CLÁUSULA 1ª - DO OBJETO DO CONTRATO</w:t>
-      </w:r>
-    </w:p>
-    <w:p>
-      <w:pPr>
-        <w:spacing w:after="0" w:line="276" w:lineRule="auto"/>
-        <w:ind w:left="-993" w:right="-1085"/>
-        <w:jc w:val="both"/>
-        <w:rPr>
-          <w:sz w:val="20"/>
-          <w:szCs w:val="20"/>
-        </w:rPr>
-      </w:pPr>
-    </w:p>
-    <w:p>
-      <w:pPr>
-        <w:spacing w:after="0" w:line="276" w:lineRule="auto"/>
-        <w:ind w:left="-993" w:right="-1085"/>
-        <w:jc w:val="both"/>
-        <w:rPr>
-          <w:sz w:val="20"/>
-          <w:szCs w:val="20"/>
-        </w:rPr>
-      </w:pPr>
-      <w:r>
-        <w:rPr>
-          <w:color w:val="000000"/>
-          <w:sz w:val="20"/>
-          <w:szCs w:val="20"/>
-        </w:rPr>
-        <w:t xml:space="preserve">O presente contrato tem por objeto a prestação de serviços advocatícios </w:t>
-      </w:r>
-      <w:r>
-        <w:rPr>
-          <w:b/>
-          <w:color w:val="000000"/>
-          <w:sz w:val="20"/>
-          <w:szCs w:val="20"/>
-        </w:rPr>
-        <w:t xml:space="preserve">exclusivamente para o ajuizamento e acompanhamento de ação revisional de contrato de empréstimo pessoal não consignado, em face do Banco </w:t>
-      </w:r>
-      <w:r>
-        <w:rPr>
-          <w:b/>
-          <w:color w:val="FF0000"/>
-          <w:sz w:val="20"/>
-          <w:szCs w:val="20"/>
-        </w:rPr>
-        <w:t>{{banco}}</w:t>
-      </w:r>
-      <w:r>
-        <w:rPr>
-          <w:b/>
-          <w:color w:val="000000"/>
-          <w:sz w:val="20"/>
-          <w:szCs w:val="20"/>
-        </w:rPr>
-        <w:t xml:space="preserve">, inscrito no CNPJ sob o nº </w:t>
-      </w:r>
-      <w:r>
-        <w:rPr>
-          <w:b/>
-          <w:color w:val="FF0000"/>
-          <w:sz w:val="20"/>
-          <w:szCs w:val="20"/>
-        </w:rPr>
-        <w:t>{{</w:t>
-      </w:r>
-      <w:proofErr w:type="spellStart"/>
-      <w:r>
-        <w:rPr>
-          <w:b/>
-          <w:color w:val="FF0000"/>
-          <w:sz w:val="20"/>
-          <w:szCs w:val="20"/>
-        </w:rPr>
         <w:t>cnpj_banco</w:t>
       </w:r>
-      <w:proofErr w:type="spellEnd"/>
       <w:r>
         <w:rPr>
           <w:b/>
